--- a/GUIA_ALUMNO.docx
+++ b/GUIA_ALUMNO.docx
@@ -34,46 +34,11 @@
         <w:t xml:space="preserve">Reunión REIE · 26 de junio de 2026</w:t>
       </w:r>
     </w:p>
-    <w:sdt>
-      <w:sdtPr>
-        <w:docPartObj>
-          <w:docPartGallery w:val="Table of Contents"/>
-          <w:docPartUnique/>
-        </w:docPartObj>
-      </w:sdtPr>
-      <w:sdtContent>
-        <w:p>
-          <w:pPr>
-            <w:pStyle w:val="TOCHeading"/>
-          </w:pPr>
-          <w:r>
-            <w:t xml:space="preserve">Table of Contents</w:t>
-          </w:r>
-        </w:p>
-        <w:p>
-          <w:r>
-            <w:fldChar w:fldCharType="begin" w:dirty="true"/>
-            <w:instrText xml:space="preserve">TOC \o "1-2" \h \z \u</w:instrText>
-            <w:fldChar w:fldCharType="separate"/>
-            <w:fldChar w:fldCharType="end"/>
-          </w:r>
-        </w:p>
-      </w:sdtContent>
-    </w:sdt>
     <w:bookmarkStart w:id="9" w:name="presentación-y-objetivos"/>
     <w:p>
       <w:pPr>
         <w:pStyle w:val="Heading1"/>
       </w:pPr>
-      <w:r>
-        <w:rPr>
-          <w:rStyle w:val="SectionNumber"/>
-        </w:rPr>
-        <w:t xml:space="preserve">1</w:t>
-      </w:r>
-      <w:r>
-        <w:tab/>
-      </w:r>
       <w:r>
         <w:t xml:space="preserve">Presentación y objetivos</w:t>
       </w:r>
@@ -341,15 +306,6 @@
       <w:pPr>
         <w:pStyle w:val="Heading1"/>
       </w:pPr>
-      <w:r>
-        <w:rPr>
-          <w:rStyle w:val="SectionNumber"/>
-        </w:rPr>
-        <w:t xml:space="preserve">2</w:t>
-      </w:r>
-      <w:r>
-        <w:tab/>
-      </w:r>
       <w:r>
         <w:t xml:space="preserve">Obtención de los materiales</w:t>
       </w:r>
@@ -408,15 +364,6 @@
         <w:pStyle w:val="Heading2"/>
       </w:pPr>
       <w:r>
-        <w:rPr>
-          <w:rStyle w:val="SectionNumber"/>
-        </w:rPr>
-        <w:t xml:space="preserve">2.1</w:t>
-      </w:r>
-      <w:r>
-        <w:tab/>
-      </w:r>
-      <w:r>
         <w:t xml:space="preserve">Opción A — Descarga directa en formato ZIP (recomendada)</w:t>
       </w:r>
     </w:p>
@@ -611,15 +558,6 @@
         <w:pStyle w:val="Heading2"/>
       </w:pPr>
       <w:r>
-        <w:rPr>
-          <w:rStyle w:val="SectionNumber"/>
-        </w:rPr>
-        <w:t xml:space="preserve">2.2</w:t>
-      </w:r>
-      <w:r>
-        <w:tab/>
-      </w:r>
-      <w:r>
         <w:t xml:space="preserve">Opción B — Clonado con Git</w:t>
       </w:r>
     </w:p>
@@ -679,15 +617,6 @@
         <w:pStyle w:val="Heading1"/>
       </w:pPr>
       <w:r>
-        <w:rPr>
-          <w:rStyle w:val="SectionNumber"/>
-        </w:rPr>
-        <w:t xml:space="preserve">3</w:t>
-      </w:r>
-      <w:r>
-        <w:tab/>
-      </w:r>
-      <w:r>
         <w:t xml:space="preserve">Instalación del entorno</w:t>
       </w:r>
     </w:p>
@@ -716,15 +645,6 @@
       <w:pPr>
         <w:pStyle w:val="Heading2"/>
       </w:pPr>
-      <w:r>
-        <w:rPr>
-          <w:rStyle w:val="SectionNumber"/>
-        </w:rPr>
-        <w:t xml:space="preserve">3.1</w:t>
-      </w:r>
-      <w:r>
-        <w:tab/>
-      </w:r>
       <w:r>
         <w:t xml:space="preserve">Paso 1 — Instalación de R</w:t>
       </w:r>
@@ -877,15 +797,6 @@
         <w:pStyle w:val="Heading2"/>
       </w:pPr>
       <w:r>
-        <w:rPr>
-          <w:rStyle w:val="SectionNumber"/>
-        </w:rPr>
-        <w:t xml:space="preserve">3.2</w:t>
-      </w:r>
-      <w:r>
-        <w:tab/>
-      </w:r>
-      <w:r>
         <w:t xml:space="preserve">Paso 2 — Instalación de RStudio</w:t>
       </w:r>
     </w:p>
@@ -968,15 +879,6 @@
         <w:pStyle w:val="Heading2"/>
       </w:pPr>
       <w:r>
-        <w:rPr>
-          <w:rStyle w:val="SectionNumber"/>
-        </w:rPr>
-        <w:t xml:space="preserve">3.3</w:t>
-      </w:r>
-      <w:r>
-        <w:tab/>
-      </w:r>
-      <w:r>
         <w:t xml:space="preserve">Paso 3 — Primer arranque de RStudio</w:t>
       </w:r>
     </w:p>
@@ -1038,15 +940,6 @@
       <w:pPr>
         <w:pStyle w:val="Heading2"/>
       </w:pPr>
-      <w:r>
-        <w:rPr>
-          <w:rStyle w:val="SectionNumber"/>
-        </w:rPr>
-        <w:t xml:space="preserve">3.4</w:t>
-      </w:r>
-      <w:r>
-        <w:tab/>
-      </w:r>
       <w:r>
         <w:t xml:space="preserve">Paso 4 — Instalación de los paquetes de R</w:t>
       </w:r>
@@ -1479,15 +1372,6 @@
         <w:pStyle w:val="Heading1"/>
       </w:pPr>
       <w:r>
-        <w:rPr>
-          <w:rStyle w:val="SectionNumber"/>
-        </w:rPr>
-        <w:t xml:space="preserve">4</w:t>
-      </w:r>
-      <w:r>
-        <w:tab/>
-      </w:r>
-      <w:r>
         <w:t xml:space="preserve">Puesta en marcha</w:t>
       </w:r>
     </w:p>
@@ -1730,21 +1614,12 @@
       </w:r>
     </w:p>
     <w:bookmarkEnd w:id="21"/>
-    <w:bookmarkStart w:id="25" w:name="procedimiento-ejercicios-guiados"/>
+    <w:bookmarkStart w:id="26" w:name="procedimiento-ejercicios-guiados"/>
     <w:p>
       <w:pPr>
         <w:pStyle w:val="Heading1"/>
       </w:pPr>
       <w:r>
-        <w:rPr>
-          <w:rStyle w:val="SectionNumber"/>
-        </w:rPr>
-        <w:t xml:space="preserve">5</w:t>
-      </w:r>
-      <w:r>
-        <w:tab/>
-      </w:r>
-      <w:r>
         <w:t xml:space="preserve">Procedimiento: ejercicios guiados</w:t>
       </w:r>
     </w:p>
@@ -1773,15 +1648,6 @@
       <w:pPr>
         <w:pStyle w:val="Heading2"/>
       </w:pPr>
-      <w:r>
-        <w:rPr>
-          <w:rStyle w:val="SectionNumber"/>
-        </w:rPr>
-        <w:t xml:space="preserve">5.1</w:t>
-      </w:r>
-      <w:r>
-        <w:tab/>
-      </w:r>
       <w:r>
         <w:t xml:space="preserve">Ejercicio 1. Ejecución del flujo y examen de la tabla resultante</w:t>
       </w:r>
@@ -2124,15 +1990,6 @@
       <w:pPr>
         <w:pStyle w:val="Heading2"/>
       </w:pPr>
-      <w:r>
-        <w:rPr>
-          <w:rStyle w:val="SectionNumber"/>
-        </w:rPr>
-        <w:t xml:space="preserve">5.2</w:t>
-      </w:r>
-      <w:r>
-        <w:tab/>
-      </w:r>
       <w:r>
         <w:t xml:space="preserve">Ejercicio 2. Alteración de la zona horaria y detección de discrepancias</w:t>
       </w:r>
@@ -2485,15 +2342,6 @@
         <w:pStyle w:val="Heading2"/>
       </w:pPr>
       <w:r>
-        <w:rPr>
-          <w:rStyle w:val="SectionNumber"/>
-        </w:rPr>
-        <w:t xml:space="preserve">5.3</w:t>
-      </w:r>
-      <w:r>
-        <w:tab/>
-      </w:r>
-      <w:r>
         <w:t xml:space="preserve">Ejercicio 3. Modificación de un umbral de control de calidad</w:t>
       </w:r>
     </w:p>
@@ -2895,21 +2743,576 @@
       </w:r>
     </w:p>
     <w:bookmarkEnd w:id="24"/>
+    <w:bookmarkStart w:id="25" w:name="Xb696544ac4403e7bdbec7a7c1e5b8e030a07e5f"/>
+    <w:p>
+      <w:pPr>
+        <w:pStyle w:val="Heading2"/>
+      </w:pPr>
+      <w:r>
+        <w:t xml:space="preserve">Ejercicio 4. Un join que infla filas silenciosamente</w:t>
+      </w:r>
+    </w:p>
+    <w:p>
+      <w:pPr>
+        <w:pStyle w:val="FirstParagraph"/>
+      </w:pPr>
+      <w:r>
+        <w:t xml:space="preserve">La unión de la tabla de resultados con el diseño de muestreo es el punto donde</w:t>
+      </w:r>
+      <w:r>
+        <w:t xml:space="preserve"> </w:t>
+      </w:r>
+      <w:r>
+        <w:t xml:space="preserve">con más frecuencia se introducen errores difíciles de detectar. Si la tabla de</w:t>
+      </w:r>
+      <w:r>
+        <w:t xml:space="preserve"> </w:t>
+      </w:r>
+      <w:r>
+        <w:t xml:space="preserve">emplazamientos contiene dos filas para el mismo grabador —por ejemplo, por una</w:t>
+      </w:r>
+      <w:r>
+        <w:t xml:space="preserve"> </w:t>
+      </w:r>
+      <w:r>
+        <w:t xml:space="preserve">doble clasificación de hábitat o una fila duplicada accidental—, cada grabación de</w:t>
+      </w:r>
+      <w:r>
+        <w:t xml:space="preserve"> </w:t>
+      </w:r>
+      <w:r>
+        <w:t xml:space="preserve">ese grabador se multiplica en la tabla final sin ningún mensaje de error explícito</w:t>
+      </w:r>
+      <w:r>
+        <w:t xml:space="preserve"> </w:t>
+      </w:r>
+      <w:r>
+        <w:t xml:space="preserve">de R. El flujo incluye un guardarraíl que detecta este caso concreto.</w:t>
+      </w:r>
+    </w:p>
+    <w:p>
+      <w:pPr>
+        <w:pStyle w:val="BodyText"/>
+      </w:pPr>
+      <w:r>
+        <w:rPr>
+          <w:b/>
+          <w:bCs/>
+        </w:rPr>
+        <w:t xml:space="preserve">Procedimiento.</w:t>
+      </w:r>
+    </w:p>
+    <w:p>
+      <w:pPr>
+        <w:pStyle w:val="Compact"/>
+        <w:numPr>
+          <w:ilvl w:val="0"/>
+          <w:numId w:val="1009"/>
+        </w:numPr>
+      </w:pPr>
+      <w:r>
+        <w:t xml:space="preserve">Ábrase el archivo</w:t>
+      </w:r>
+      <w:r>
+        <w:t xml:space="preserve"> </w:t>
+      </w:r>
+      <w:r>
+        <w:rPr>
+          <w:rStyle w:val="VerbatimChar"/>
+        </w:rPr>
+        <w:t xml:space="preserve">_targets.R</w:t>
+      </w:r>
+      <w:r>
+        <w:t xml:space="preserve"> </w:t>
+      </w:r>
+      <w:r>
+        <w:t xml:space="preserve">y localícese la línea:</w:t>
+      </w:r>
+    </w:p>
+    <w:p>
+      <w:pPr>
+        <w:pStyle w:val="SourceCode"/>
+      </w:pPr>
+      <w:r>
+        <w:rPr>
+          <w:rStyle w:val="FunctionTok"/>
+        </w:rPr>
+        <w:t xml:space="preserve">tar_target</w:t>
+      </w:r>
+      <w:r>
+        <w:rPr>
+          <w:rStyle w:val="NormalTok"/>
+        </w:rPr>
+        <w:t xml:space="preserve">(sites_file, </w:t>
+      </w:r>
+      <w:r>
+        <w:rPr>
+          <w:rStyle w:val="StringTok"/>
+        </w:rPr>
+        <w:t xml:space="preserve">"data/sites.csv"</w:t>
+      </w:r>
+      <w:r>
+        <w:rPr>
+          <w:rStyle w:val="NormalTok"/>
+        </w:rPr>
+        <w:t xml:space="preserve">, </w:t>
+      </w:r>
+      <w:r>
+        <w:rPr>
+          <w:rStyle w:val="AttributeTok"/>
+        </w:rPr>
+        <w:t xml:space="preserve">format =</w:t>
+      </w:r>
+      <w:r>
+        <w:rPr>
+          <w:rStyle w:val="NormalTok"/>
+        </w:rPr>
+        <w:t xml:space="preserve"> </w:t>
+      </w:r>
+      <w:r>
+        <w:rPr>
+          <w:rStyle w:val="StringTok"/>
+        </w:rPr>
+        <w:t xml:space="preserve">"file"</w:t>
+      </w:r>
+      <w:r>
+        <w:rPr>
+          <w:rStyle w:val="NormalTok"/>
+        </w:rPr>
+        <w:t xml:space="preserve">),</w:t>
+      </w:r>
+    </w:p>
+    <w:p>
+      <w:pPr>
+        <w:pStyle w:val="Compact"/>
+        <w:numPr>
+          <w:ilvl w:val="0"/>
+          <w:numId w:val="1010"/>
+        </w:numPr>
+      </w:pPr>
+      <w:r>
+        <w:t xml:space="preserve">Sustitúyase</w:t>
+      </w:r>
+      <w:r>
+        <w:t xml:space="preserve"> </w:t>
+      </w:r>
+      <w:r>
+        <w:rPr>
+          <w:rStyle w:val="VerbatimChar"/>
+        </w:rPr>
+        <w:t xml:space="preserve">sites.csv</w:t>
+      </w:r>
+      <w:r>
+        <w:t xml:space="preserve"> </w:t>
+      </w:r>
+      <w:r>
+        <w:t xml:space="preserve">por</w:t>
+      </w:r>
+      <w:r>
+        <w:t xml:space="preserve"> </w:t>
+      </w:r>
+      <w:r>
+        <w:rPr>
+          <w:rStyle w:val="VerbatimChar"/>
+        </w:rPr>
+        <w:t xml:space="preserve">sites_duplicate.csv</w:t>
+      </w:r>
+      <w:r>
+        <w:t xml:space="preserve">:</w:t>
+      </w:r>
+    </w:p>
+    <w:p>
+      <w:pPr>
+        <w:pStyle w:val="SourceCode"/>
+      </w:pPr>
+      <w:r>
+        <w:rPr>
+          <w:rStyle w:val="FunctionTok"/>
+        </w:rPr>
+        <w:t xml:space="preserve">tar_target</w:t>
+      </w:r>
+      <w:r>
+        <w:rPr>
+          <w:rStyle w:val="NormalTok"/>
+        </w:rPr>
+        <w:t xml:space="preserve">(sites_file, </w:t>
+      </w:r>
+      <w:r>
+        <w:rPr>
+          <w:rStyle w:val="StringTok"/>
+        </w:rPr>
+        <w:t xml:space="preserve">"data/sites_duplicate.csv"</w:t>
+      </w:r>
+      <w:r>
+        <w:rPr>
+          <w:rStyle w:val="NormalTok"/>
+        </w:rPr>
+        <w:t xml:space="preserve">, </w:t>
+      </w:r>
+      <w:r>
+        <w:rPr>
+          <w:rStyle w:val="AttributeTok"/>
+        </w:rPr>
+        <w:t xml:space="preserve">format =</w:t>
+      </w:r>
+      <w:r>
+        <w:rPr>
+          <w:rStyle w:val="NormalTok"/>
+        </w:rPr>
+        <w:t xml:space="preserve"> </w:t>
+      </w:r>
+      <w:r>
+        <w:rPr>
+          <w:rStyle w:val="StringTok"/>
+        </w:rPr>
+        <w:t xml:space="preserve">"file"</w:t>
+      </w:r>
+      <w:r>
+        <w:rPr>
+          <w:rStyle w:val="NormalTok"/>
+        </w:rPr>
+        <w:t xml:space="preserve">),</w:t>
+      </w:r>
+    </w:p>
+    <w:p>
+      <w:pPr>
+        <w:pStyle w:val="Compact"/>
+        <w:numPr>
+          <w:ilvl w:val="0"/>
+          <w:numId w:val="1011"/>
+        </w:numPr>
+      </w:pPr>
+      <w:r>
+        <w:t xml:space="preserve">Guárdese el archivo y ejecútese</w:t>
+      </w:r>
+      <w:r>
+        <w:t xml:space="preserve"> </w:t>
+      </w:r>
+      <w:r>
+        <w:rPr>
+          <w:rStyle w:val="VerbatimChar"/>
+        </w:rPr>
+        <w:t xml:space="preserve">targets::tar_make()</w:t>
+      </w:r>
+      <w:r>
+        <w:t xml:space="preserve">.</w:t>
+      </w:r>
+    </w:p>
+    <w:p>
+      <w:pPr>
+        <w:pStyle w:val="FirstParagraph"/>
+      </w:pPr>
+      <w:r>
+        <w:rPr>
+          <w:b/>
+          <w:bCs/>
+        </w:rPr>
+        <w:t xml:space="preserve">Resultados esperados.</w:t>
+      </w:r>
+      <w:r>
+        <w:t xml:space="preserve"> </w:t>
+      </w:r>
+      <w:r>
+        <w:t xml:space="preserve">En la consola aparecen dos avisos. El primero, de</w:t>
+      </w:r>
+      <w:r>
+        <w:t xml:space="preserve"> </w:t>
+      </w:r>
+      <w:r>
+        <w:rPr>
+          <w:rStyle w:val="VerbatimChar"/>
+        </w:rPr>
+        <w:t xml:space="preserve">dplyr</w:t>
+      </w:r>
+      <w:r>
+        <w:t xml:space="preserve">, indica que se ha detectado una relación muchos a muchos entre las tablas</w:t>
+      </w:r>
+      <w:r>
+        <w:t xml:space="preserve"> </w:t>
+      </w:r>
+      <w:r>
+        <w:t xml:space="preserve">(</w:t>
+      </w:r>
+      <w:r>
+        <w:rPr>
+          <w:rStyle w:val="VerbatimChar"/>
+        </w:rPr>
+        <w:t xml:space="preserve">many-to-many relationship</w:t>
+      </w:r>
+      <w:r>
+        <w:t xml:space="preserve">). El segundo, del propio flujo, dice:</w:t>
+      </w:r>
+    </w:p>
+    <w:p>
+      <w:pPr>
+        <w:pStyle w:val="SourceCode"/>
+      </w:pPr>
+      <w:r>
+        <w:rPr>
+          <w:rStyle w:val="VerbatimChar"/>
+        </w:rPr>
+        <w:t xml:space="preserve">El join cambió el nº de filas (5 -&gt; 7). Revisa claves duplicadas en 'sites' o 'meta'.</w:t>
+      </w:r>
+    </w:p>
+    <w:p>
+      <w:pPr>
+        <w:pStyle w:val="FirstParagraph"/>
+      </w:pPr>
+      <w:r>
+        <w:t xml:space="preserve">La tabla resultante tiene siete filas en lugar de cinco: las dos grabaciones del</w:t>
+      </w:r>
+      <w:r>
+        <w:t xml:space="preserve"> </w:t>
+      </w:r>
+      <w:r>
+        <w:t xml:space="preserve">grabador AM02 aparecen duplicadas, cada una con un hábitat distinto (</w:t>
+      </w:r>
+      <w:r>
+        <w:rPr>
+          <w:rStyle w:val="VerbatimChar"/>
+        </w:rPr>
+        <w:t xml:space="preserve">matorral</w:t>
+      </w:r>
+      <w:r>
+        <w:t xml:space="preserve"> </w:t>
+      </w:r>
+      <w:r>
+        <w:t xml:space="preserve">y</w:t>
+      </w:r>
+      <w:r>
+        <w:t xml:space="preserve"> </w:t>
+      </w:r>
+      <w:r>
+        <w:rPr>
+          <w:rStyle w:val="VerbatimChar"/>
+        </w:rPr>
+        <w:t xml:space="preserve">pastizal</w:t>
+      </w:r>
+      <w:r>
+        <w:t xml:space="preserve">). El error es difícil de detectar a simple vista porque los índices</w:t>
+      </w:r>
+      <w:r>
+        <w:t xml:space="preserve"> </w:t>
+      </w:r>
+      <w:r>
+        <w:t xml:space="preserve">acústicos y las fechas son correctos; solo el número de filas delata el problema.</w:t>
+      </w:r>
+    </w:p>
+    <w:p>
+      <w:pPr>
+        <w:pStyle w:val="BodyText"/>
+      </w:pPr>
+      <w:r>
+        <w:t xml:space="preserve">Para confirmar, examínese la tabla:</w:t>
+      </w:r>
+    </w:p>
+    <w:p>
+      <w:pPr>
+        <w:pStyle w:val="SourceCode"/>
+      </w:pPr>
+      <w:r>
+        <w:rPr>
+          <w:rStyle w:val="NormalTok"/>
+        </w:rPr>
+        <w:t xml:space="preserve">tabla </w:t>
+      </w:r>
+      <w:r>
+        <w:rPr>
+          <w:rStyle w:val="OtherTok"/>
+        </w:rPr>
+        <w:t xml:space="preserve">&lt;-</w:t>
+      </w:r>
+      <w:r>
+        <w:rPr>
+          <w:rStyle w:val="NormalTok"/>
+        </w:rPr>
+        <w:t xml:space="preserve"> </w:t>
+      </w:r>
+      <w:r>
+        <w:rPr>
+          <w:rStyle w:val="FunctionTok"/>
+        </w:rPr>
+        <w:t xml:space="preserve">read.csv</w:t>
+      </w:r>
+      <w:r>
+        <w:rPr>
+          <w:rStyle w:val="NormalTok"/>
+        </w:rPr>
+        <w:t xml:space="preserve">(</w:t>
+      </w:r>
+      <w:r>
+        <w:rPr>
+          <w:rStyle w:val="StringTok"/>
+        </w:rPr>
+        <w:t xml:space="preserve">"output/tabla_analisis.csv"</w:t>
+      </w:r>
+      <w:r>
+        <w:rPr>
+          <w:rStyle w:val="NormalTok"/>
+        </w:rPr>
+        <w:t xml:space="preserve">)</w:t>
+      </w:r>
+      <w:r>
+        <w:br/>
+      </w:r>
+      <w:r>
+        <w:rPr>
+          <w:rStyle w:val="FunctionTok"/>
+        </w:rPr>
+        <w:t xml:space="preserve">View</w:t>
+      </w:r>
+      <w:r>
+        <w:rPr>
+          <w:rStyle w:val="NormalTok"/>
+        </w:rPr>
+        <w:t xml:space="preserve">(tabla)</w:t>
+      </w:r>
+      <w:r>
+        <w:br/>
+      </w:r>
+      <w:r>
+        <w:rPr>
+          <w:rStyle w:val="FunctionTok"/>
+        </w:rPr>
+        <w:t xml:space="preserve">nrow</w:t>
+      </w:r>
+      <w:r>
+        <w:rPr>
+          <w:rStyle w:val="NormalTok"/>
+        </w:rPr>
+        <w:t xml:space="preserve">(tabla)   </w:t>
+      </w:r>
+      <w:r>
+        <w:rPr>
+          <w:rStyle w:val="CommentTok"/>
+        </w:rPr>
+        <w:t xml:space="preserve"># debe devolver 7, no 5</w:t>
+      </w:r>
+    </w:p>
+    <w:p>
+      <w:pPr>
+        <w:pStyle w:val="FirstParagraph"/>
+      </w:pPr>
+      <w:r>
+        <w:rPr>
+          <w:b/>
+          <w:bCs/>
+        </w:rPr>
+        <w:t xml:space="preserve">Discusión.</w:t>
+      </w:r>
+      <w:r>
+        <w:t xml:space="preserve"> </w:t>
+      </w:r>
+      <w:r>
+        <w:t xml:space="preserve">Este tipo de error es habitual cuando el diseño de muestreo se</w:t>
+      </w:r>
+      <w:r>
+        <w:t xml:space="preserve"> </w:t>
+      </w:r>
+      <w:r>
+        <w:t xml:space="preserve">construye a partir de varias fuentes o cuando dos personas rellenan la misma</w:t>
+      </w:r>
+      <w:r>
+        <w:t xml:space="preserve"> </w:t>
+      </w:r>
+      <w:r>
+        <w:t xml:space="preserve">hoja por separado. La multiplicación de filas infla el tamaño aparente del</w:t>
+      </w:r>
+      <w:r>
+        <w:t xml:space="preserve"> </w:t>
+      </w:r>
+      <w:r>
+        <w:t xml:space="preserve">conjunto de datos y, dependiendo del análisis posterior, puede sesgar los</w:t>
+      </w:r>
+      <w:r>
+        <w:t xml:space="preserve"> </w:t>
+      </w:r>
+      <w:r>
+        <w:t xml:space="preserve">resultados sin producir ningún error explícito. El guardarraíl de</w:t>
+      </w:r>
+      <w:r>
+        <w:t xml:space="preserve"> </w:t>
+      </w:r>
+      <w:r>
+        <w:rPr>
+          <w:rStyle w:val="VerbatimChar"/>
+        </w:rPr>
+        <w:t xml:space="preserve">consolidate()</w:t>
+      </w:r>
+      <w:r>
+        <w:t xml:space="preserve"> </w:t>
+      </w:r>
+      <w:r>
+        <w:t xml:space="preserve">detiene el problema antes de que llegue al análisis; la solución es identificar</w:t>
+      </w:r>
+      <w:r>
+        <w:t xml:space="preserve"> </w:t>
+      </w:r>
+      <w:r>
+        <w:t xml:space="preserve">y eliminar la fila duplicada en</w:t>
+      </w:r>
+      <w:r>
+        <w:t xml:space="preserve"> </w:t>
+      </w:r>
+      <w:r>
+        <w:rPr>
+          <w:rStyle w:val="VerbatimChar"/>
+        </w:rPr>
+        <w:t xml:space="preserve">data/sites_duplicate.csv</w:t>
+      </w:r>
+      <w:r>
+        <w:t xml:space="preserve">.</w:t>
+      </w:r>
+    </w:p>
+    <w:p>
+      <w:pPr>
+        <w:pStyle w:val="BodyText"/>
+      </w:pPr>
+      <w:r>
+        <w:rPr>
+          <w:i/>
+          <w:iCs/>
+        </w:rPr>
+        <w:t xml:space="preserve">Restauración.</w:t>
+      </w:r>
+      <w:r>
+        <w:t xml:space="preserve"> </w:t>
+      </w:r>
+      <w:r>
+        <w:t xml:space="preserve">Devuélvase</w:t>
+      </w:r>
+      <w:r>
+        <w:t xml:space="preserve"> </w:t>
+      </w:r>
+      <w:r>
+        <w:rPr>
+          <w:rStyle w:val="VerbatimChar"/>
+        </w:rPr>
+        <w:t xml:space="preserve">"data/sites.csv"</w:t>
+      </w:r>
+      <w:r>
+        <w:t xml:space="preserve">, guárdese y ejecútese</w:t>
+      </w:r>
+      <w:r>
+        <w:t xml:space="preserve"> </w:t>
+      </w:r>
+      <w:r>
+        <w:rPr>
+          <w:rStyle w:val="VerbatimChar"/>
+        </w:rPr>
+        <w:t xml:space="preserve">targets::tar_make()</w:t>
+      </w:r>
+      <w:r>
+        <w:t xml:space="preserve">; la tabla debe volver a cinco filas.</w:t>
+      </w:r>
+    </w:p>
     <w:bookmarkEnd w:id="25"/>
-    <w:bookmarkStart w:id="26" w:name="resolución-de-problemas-frecuentes"/>
+    <w:bookmarkEnd w:id="26"/>
+    <w:bookmarkStart w:id="27" w:name="resolución-de-problemas-frecuentes"/>
     <w:p>
       <w:pPr>
         <w:pStyle w:val="Heading1"/>
       </w:pPr>
-      <w:r>
-        <w:rPr>
-          <w:rStyle w:val="SectionNumber"/>
-        </w:rPr>
-        <w:t xml:space="preserve">6</w:t>
-      </w:r>
-      <w:r>
-        <w:tab/>
-      </w:r>
       <w:r>
         <w:t xml:space="preserve">Resolución de problemas frecuentes</w:t>
       </w:r>
@@ -3243,22 +3646,7 @@
               <w:pStyle w:val="Compact"/>
             </w:pPr>
             <w:r>
-              <w:t xml:space="preserve">Error de</w:t>
-            </w:r>
-            <w:r>
-              <w:t xml:space="preserve"> </w:t>
-            </w:r>
-            <w:r>
-              <w:rPr>
-                <w:rStyle w:val="VerbatimChar"/>
-              </w:rPr>
-              <w:t xml:space="preserve">callr</w:t>
-            </w:r>
-            <w:r>
-              <w:t xml:space="preserve"> </w:t>
-            </w:r>
-            <w:r>
-              <w:t xml:space="preserve">o «nombre de archivo demasiado largo» (Windows con OneDrive)</w:t>
+              <w:t xml:space="preserve">La tabla tiene más filas de las esperadas</w:t>
             </w:r>
           </w:p>
         </w:tc>
@@ -3269,7 +3657,16 @@
               <w:pStyle w:val="Compact"/>
             </w:pPr>
             <w:r>
-              <w:t xml:space="preserve">Ruta de usuario con caracteres especiales</w:t>
+              <w:t xml:space="preserve">Clave duplicada en</w:t>
+            </w:r>
+            <w:r>
+              <w:t xml:space="preserve"> </w:t>
+            </w:r>
+            <w:r>
+              <w:rPr>
+                <w:rStyle w:val="VerbatimChar"/>
+              </w:rPr>
+              <w:t xml:space="preserve">sites.csv</w:t>
             </w:r>
           </w:p>
         </w:tc>
@@ -3280,6 +3677,71 @@
               <w:pStyle w:val="Compact"/>
             </w:pPr>
             <w:r>
+              <w:t xml:space="preserve">Identificar la fila duplicada con</w:t>
+            </w:r>
+            <w:r>
+              <w:t xml:space="preserve"> </w:t>
+            </w:r>
+            <w:r>
+              <w:rPr>
+                <w:rStyle w:val="VerbatimChar"/>
+              </w:rPr>
+              <w:t xml:space="preserve">sites[duplicated(sites$recorder_id), ]</w:t>
+            </w:r>
+            <w:r>
+              <w:t xml:space="preserve"> </w:t>
+            </w:r>
+            <w:r>
+              <w:t xml:space="preserve">y eliminarla</w:t>
+            </w:r>
+          </w:p>
+        </w:tc>
+      </w:tr>
+      <w:tr>
+        <w:tc>
+          <w:tcPr/>
+          <w:p>
+            <w:pPr>
+              <w:pStyle w:val="Compact"/>
+            </w:pPr>
+            <w:r>
+              <w:t xml:space="preserve">Error de</w:t>
+            </w:r>
+            <w:r>
+              <w:t xml:space="preserve"> </w:t>
+            </w:r>
+            <w:r>
+              <w:rPr>
+                <w:rStyle w:val="VerbatimChar"/>
+              </w:rPr>
+              <w:t xml:space="preserve">callr</w:t>
+            </w:r>
+            <w:r>
+              <w:t xml:space="preserve"> </w:t>
+            </w:r>
+            <w:r>
+              <w:t xml:space="preserve">o «nombre de archivo demasiado largo» (Windows con OneDrive)</w:t>
+            </w:r>
+          </w:p>
+        </w:tc>
+        <w:tc>
+          <w:tcPr/>
+          <w:p>
+            <w:pPr>
+              <w:pStyle w:val="Compact"/>
+            </w:pPr>
+            <w:r>
+              <w:t xml:space="preserve">Ruta de usuario con caracteres especiales</w:t>
+            </w:r>
+          </w:p>
+        </w:tc>
+        <w:tc>
+          <w:tcPr/>
+          <w:p>
+            <w:pPr>
+              <w:pStyle w:val="Compact"/>
+            </w:pPr>
+            <w:r>
               <w:t xml:space="preserve">Ejecutar</w:t>
             </w:r>
             <w:r>
@@ -3310,21 +3772,12 @@
         </w:tc>
       </w:tr>
     </w:tbl>
-    <w:bookmarkEnd w:id="26"/>
-    <w:bookmarkStart w:id="27" w:name="recursos-y-para-saber-más"/>
+    <w:bookmarkEnd w:id="27"/>
+    <w:bookmarkStart w:id="28" w:name="recursos-y-para-saber-más"/>
     <w:p>
       <w:pPr>
         <w:pStyle w:val="Heading1"/>
       </w:pPr>
-      <w:r>
-        <w:rPr>
-          <w:rStyle w:val="SectionNumber"/>
-        </w:rPr>
-        <w:t xml:space="preserve">7</w:t>
-      </w:r>
-      <w:r>
-        <w:tab/>
-      </w:r>
       <w:r>
         <w:t xml:space="preserve">Recursos y para saber más</w:t>
       </w:r>
@@ -3348,7 +3801,7 @@
         <w:pStyle w:val="Compact"/>
         <w:numPr>
           <w:ilvl w:val="0"/>
-          <w:numId w:val="1009"/>
+          <w:numId w:val="1012"/>
         </w:numPr>
       </w:pPr>
       <w:r>
@@ -3402,7 +3855,7 @@
         <w:pStyle w:val="Compact"/>
         <w:numPr>
           <w:ilvl w:val="0"/>
-          <w:numId w:val="1009"/>
+          <w:numId w:val="1012"/>
         </w:numPr>
       </w:pPr>
       <w:r>
@@ -3421,7 +3874,7 @@
         <w:pStyle w:val="Compact"/>
         <w:numPr>
           <w:ilvl w:val="0"/>
-          <w:numId w:val="1009"/>
+          <w:numId w:val="1012"/>
         </w:numPr>
       </w:pPr>
       <w:r>
@@ -3440,7 +3893,7 @@
         <w:pStyle w:val="Compact"/>
         <w:numPr>
           <w:ilvl w:val="0"/>
-          <w:numId w:val="1009"/>
+          <w:numId w:val="1012"/>
         </w:numPr>
       </w:pPr>
       <w:r>
@@ -3478,7 +3931,7 @@
         <w:pStyle w:val="Compact"/>
         <w:numPr>
           <w:ilvl w:val="0"/>
-          <w:numId w:val="1009"/>
+          <w:numId w:val="1012"/>
         </w:numPr>
       </w:pPr>
       <w:r>
@@ -3508,22 +3961,13 @@
         <w:t xml:space="preserve">: orquestación y fijación de versiones para la reproducibilidad.</w:t>
       </w:r>
     </w:p>
-    <w:bookmarkEnd w:id="27"/>
-    <w:bookmarkStart w:id="28" w:name="idea-principal"/>
+    <w:bookmarkEnd w:id="28"/>
+    <w:bookmarkStart w:id="29" w:name="idea-principal"/>
     <w:p>
       <w:pPr>
         <w:pStyle w:val="Heading1"/>
       </w:pPr>
       <w:r>
-        <w:rPr>
-          <w:rStyle w:val="SectionNumber"/>
-        </w:rPr>
-        <w:t xml:space="preserve">8</w:t>
-      </w:r>
-      <w:r>
-        <w:tab/>
-      </w:r>
-      <w:r>
         <w:t xml:space="preserve">Idea principal</w:t>
       </w:r>
     </w:p>
@@ -3571,14 +4015,11 @@
         <w:t xml:space="preserve">el objeto de esta práctica.</w:t>
       </w:r>
     </w:p>
-    <w:bookmarkEnd w:id="28"/>
+    <w:bookmarkEnd w:id="29"/>
     <w:sectPr>
-      <w:footerReference w:type="default" r:id="rIdGuiaFooter"/>
       <w:footnotePr>
         <w:numRestart w:val="eachSect"/>
       </w:footnotePr>
-      <w:pgSz w:w="11906" w:h="16838"/>
-      <w:pgMar w:top="1418" w:right="1418" w:bottom="1418" w:left="1418" w:header="709" w:footer="709" w:gutter="0"/>
     </w:sectPr>
   </w:body>
 </w:document>
@@ -3586,25 +4027,6 @@
 
 <file path=word/comments.xml><?xml version="1.0" encoding="utf-8"?>
 <w:comments xmlns:w="http://schemas.openxmlformats.org/wordprocessingml/2006/main" xmlns:m="http://schemas.openxmlformats.org/officeDocument/2006/math" xmlns:r="http://schemas.openxmlformats.org/officeDocument/2006/relationships" xmlns:o="urn:schemas-microsoft-com:office:office" xmlns:v="urn:schemas-microsoft-com:vml" xmlns:w10="urn:schemas-microsoft-com:office:word" xmlns:a="http://schemas.openxmlformats.org/drawingml/2006/main" xmlns:pic="http://schemas.openxmlformats.org/drawingml/2006/picture" xmlns:wp="http://schemas.openxmlformats.org/drawingml/2006/wordprocessingDrawing"/>
-</file>
-
-<file path=word/footer1.xml><?xml version="1.0" encoding="utf-8"?>
-<w:ftr xmlns:w="http://schemas.openxmlformats.org/wordprocessingml/2006/main">
-  <w:p>
-    <w:pPr>
-      <w:jc w:val="center"/>
-    </w:pPr>
-    <w:r>
-      <w:fldChar w:fldCharType="begin"/>
-    </w:r>
-    <w:r>
-      <w:instrText xml:space="preserve"> PAGE </w:instrText>
-    </w:r>
-    <w:r>
-      <w:fldChar w:fldCharType="end"/>
-    </w:r>
-  </w:p>
-</w:ftr>
 </file>
 
 <file path=word/footnotes.xml><?xml version="1.0" encoding="utf-8"?>
@@ -3977,6 +4399,91 @@
       </w:pPr>
     </w:lvl>
   </w:abstractNum>
+  <w:abstractNum w:abstractNumId="99412">
+    <w:nsid w:val="00A99412"/>
+    <w:multiLevelType w:val="multilevel"/>
+    <w:lvl w:ilvl="0">
+      <w:start w:val="2"/>
+      <w:numFmt w:val="decimal"/>
+      <w:lvlText w:val="%1."/>
+      <w:lvlJc w:val="left"/>
+      <w:pPr>
+        <w:ind w:left="720" w:hanging="360"/>
+      </w:pPr>
+    </w:lvl>
+    <w:lvl w:ilvl="1">
+      <w:start w:val="2"/>
+      <w:numFmt w:val="decimal"/>
+      <w:lvlText w:val="%2."/>
+      <w:lvlJc w:val="left"/>
+      <w:pPr>
+        <w:ind w:left="1440" w:hanging="360"/>
+      </w:pPr>
+    </w:lvl>
+    <w:lvl w:ilvl="2">
+      <w:start w:val="2"/>
+      <w:numFmt w:val="decimal"/>
+      <w:lvlText w:val="%3."/>
+      <w:lvlJc w:val="left"/>
+      <w:pPr>
+        <w:ind w:left="2160" w:hanging="360"/>
+      </w:pPr>
+    </w:lvl>
+    <w:lvl w:ilvl="3">
+      <w:start w:val="2"/>
+      <w:numFmt w:val="decimal"/>
+      <w:lvlText w:val="%4."/>
+      <w:lvlJc w:val="left"/>
+      <w:pPr>
+        <w:ind w:left="2880" w:hanging="360"/>
+      </w:pPr>
+    </w:lvl>
+    <w:lvl w:ilvl="4">
+      <w:start w:val="2"/>
+      <w:numFmt w:val="decimal"/>
+      <w:lvlText w:val="%5."/>
+      <w:lvlJc w:val="left"/>
+      <w:pPr>
+        <w:ind w:left="3600" w:hanging="360"/>
+      </w:pPr>
+    </w:lvl>
+    <w:lvl w:ilvl="5">
+      <w:start w:val="2"/>
+      <w:numFmt w:val="decimal"/>
+      <w:lvlText w:val="%6."/>
+      <w:lvlJc w:val="left"/>
+      <w:pPr>
+        <w:ind w:left="4320" w:hanging="360"/>
+      </w:pPr>
+    </w:lvl>
+    <w:lvl w:ilvl="6">
+      <w:start w:val="2"/>
+      <w:numFmt w:val="decimal"/>
+      <w:lvlText w:val="%7."/>
+      <w:lvlJc w:val="left"/>
+      <w:pPr>
+        <w:ind w:left="5040" w:hanging="360"/>
+      </w:pPr>
+    </w:lvl>
+    <w:lvl w:ilvl="7">
+      <w:start w:val="2"/>
+      <w:numFmt w:val="decimal"/>
+      <w:lvlText w:val="%8."/>
+      <w:lvlJc w:val="left"/>
+      <w:pPr>
+        <w:ind w:left="5760" w:hanging="360"/>
+      </w:pPr>
+    </w:lvl>
+    <w:lvl w:ilvl="8">
+      <w:start w:val="2"/>
+      <w:numFmt w:val="decimal"/>
+      <w:lvlText w:val="%9."/>
+      <w:lvlJc w:val="left"/>
+      <w:pPr>
+        <w:ind w:left="6480" w:hanging="360"/>
+      </w:pPr>
+    </w:lvl>
+  </w:abstractNum>
   <w:num w:numId="1000">
     <w:abstractNumId w:val="990"/>
   </w:num>
@@ -4194,6 +4701,96 @@
     </w:lvlOverride>
   </w:num>
   <w:num w:numId="1009">
+    <w:abstractNumId w:val="99411"/>
+    <w:lvlOverride w:ilvl="0">
+      <w:startOverride w:val="1"/>
+    </w:lvlOverride>
+    <w:lvlOverride w:ilvl="1">
+      <w:startOverride w:val="1"/>
+    </w:lvlOverride>
+    <w:lvlOverride w:ilvl="2">
+      <w:startOverride w:val="1"/>
+    </w:lvlOverride>
+    <w:lvlOverride w:ilvl="3">
+      <w:startOverride w:val="1"/>
+    </w:lvlOverride>
+    <w:lvlOverride w:ilvl="4">
+      <w:startOverride w:val="1"/>
+    </w:lvlOverride>
+    <w:lvlOverride w:ilvl="5">
+      <w:startOverride w:val="1"/>
+    </w:lvlOverride>
+    <w:lvlOverride w:ilvl="6">
+      <w:startOverride w:val="1"/>
+    </w:lvlOverride>
+    <w:lvlOverride w:ilvl="7">
+      <w:startOverride w:val="1"/>
+    </w:lvlOverride>
+    <w:lvlOverride w:ilvl="8">
+      <w:startOverride w:val="1"/>
+    </w:lvlOverride>
+  </w:num>
+  <w:num w:numId="1010">
+    <w:abstractNumId w:val="99412"/>
+    <w:lvlOverride w:ilvl="0">
+      <w:startOverride w:val="2"/>
+    </w:lvlOverride>
+    <w:lvlOverride w:ilvl="1">
+      <w:startOverride w:val="2"/>
+    </w:lvlOverride>
+    <w:lvlOverride w:ilvl="2">
+      <w:startOverride w:val="2"/>
+    </w:lvlOverride>
+    <w:lvlOverride w:ilvl="3">
+      <w:startOverride w:val="2"/>
+    </w:lvlOverride>
+    <w:lvlOverride w:ilvl="4">
+      <w:startOverride w:val="2"/>
+    </w:lvlOverride>
+    <w:lvlOverride w:ilvl="5">
+      <w:startOverride w:val="2"/>
+    </w:lvlOverride>
+    <w:lvlOverride w:ilvl="6">
+      <w:startOverride w:val="2"/>
+    </w:lvlOverride>
+    <w:lvlOverride w:ilvl="7">
+      <w:startOverride w:val="2"/>
+    </w:lvlOverride>
+    <w:lvlOverride w:ilvl="8">
+      <w:startOverride w:val="2"/>
+    </w:lvlOverride>
+  </w:num>
+  <w:num w:numId="1011">
+    <w:abstractNumId w:val="99413"/>
+    <w:lvlOverride w:ilvl="0">
+      <w:startOverride w:val="3"/>
+    </w:lvlOverride>
+    <w:lvlOverride w:ilvl="1">
+      <w:startOverride w:val="3"/>
+    </w:lvlOverride>
+    <w:lvlOverride w:ilvl="2">
+      <w:startOverride w:val="3"/>
+    </w:lvlOverride>
+    <w:lvlOverride w:ilvl="3">
+      <w:startOverride w:val="3"/>
+    </w:lvlOverride>
+    <w:lvlOverride w:ilvl="4">
+      <w:startOverride w:val="3"/>
+    </w:lvlOverride>
+    <w:lvlOverride w:ilvl="5">
+      <w:startOverride w:val="3"/>
+    </w:lvlOverride>
+    <w:lvlOverride w:ilvl="6">
+      <w:startOverride w:val="3"/>
+    </w:lvlOverride>
+    <w:lvlOverride w:ilvl="7">
+      <w:startOverride w:val="3"/>
+    </w:lvlOverride>
+    <w:lvlOverride w:ilvl="8">
+      <w:startOverride w:val="3"/>
+    </w:lvlOverride>
+  </w:num>
+  <w:num w:numId="1012">
     <w:abstractNumId w:val="991"/>
   </w:num>
 </w:numbering>
@@ -5135,7 +5732,7 @@
     </a:clrScheme>
     <a:fontScheme name="Office">
       <a:majorFont>
-        <a:latin typeface="Cambria" panose="02110004020202020204"/>
+        <a:latin typeface="Aptos Display" panose="02110004020202020204"/>
         <a:ea typeface=""/>
         <a:cs typeface=""/>
         <a:font script="Jpan" typeface="游ゴシック Light"/>
@@ -5187,7 +5784,7 @@
         <a:font script="Tfng" typeface="Ebrima"/>
       </a:majorFont>
       <a:minorFont>
-        <a:latin typeface="Cambria" panose="02110004020202020204"/>
+        <a:latin typeface="Aptos" panose="02110004020202020204"/>
         <a:ea typeface=""/>
         <a:cs typeface=""/>
         <a:font script="Jpan" typeface="游明朝"/>

--- a/GUIA_ALUMNO.docx
+++ b/GUIA_ALUMNO.docx
@@ -15,7 +15,7 @@
         <w:pStyle w:val="Subtitle"/>
       </w:pPr>
       <w:r>
-        <w:t xml:space="preserve">Guía de prácticas autocontenida — de la tarjeta SD a la tabla de análisis</w:t>
+        <w:t xml:space="preserve">Guía de prácticas — de la tarjeta SD a la tabla de análisis</w:t>
       </w:r>
     </w:p>
     <w:p>
@@ -34,13 +34,13 @@
         <w:t xml:space="preserve">Reunión REIE · 26 de junio de 2026</w:t>
       </w:r>
     </w:p>
-    <w:bookmarkStart w:id="9" w:name="presentación-y-objetivos"/>
+    <w:bookmarkStart w:id="9" w:name="qué-vamos-a-hacer-hoy"/>
     <w:p>
       <w:pPr>
         <w:pStyle w:val="Heading1"/>
       </w:pPr>
       <w:r>
-        <w:t xml:space="preserve">Presentación y objetivos</w:t>
+        <w:t xml:space="preserve">Qué vamos a hacer hoy</w:t>
       </w:r>
     </w:p>
     <w:p>
@@ -48,19 +48,7 @@
         <w:pStyle w:val="FirstParagraph"/>
       </w:pPr>
       <w:r>
-        <w:t xml:space="preserve">Esta guía conduce, paso a paso y sin dar nada por supuesto, la realización de una</w:t>
-      </w:r>
-      <w:r>
-        <w:t xml:space="preserve"> </w:t>
-      </w:r>
-      <w:r>
-        <w:t xml:space="preserve">práctica de tratamiento de datos en ecoacústica con el lenguaje R. Está pensada</w:t>
-      </w:r>
-      <w:r>
-        <w:t xml:space="preserve"> </w:t>
-      </w:r>
-      <w:r>
-        <w:t xml:space="preserve">para personas</w:t>
+        <w:t xml:space="preserve">Esta guía te lleva, paso a paso, por una práctica de procesamiento de datos en ecoacústica con R. Está pensada para gente</w:t>
       </w:r>
       <w:r>
         <w:t xml:space="preserve"> </w:t>
@@ -73,13 +61,7 @@
         <w:t xml:space="preserve">sin experiencia previa en R</w:t>
       </w:r>
       <w:r>
-        <w:t xml:space="preserve">: se explica desde la instalación del</w:t>
-      </w:r>
-      <w:r>
-        <w:t xml:space="preserve"> </w:t>
-      </w:r>
-      <w:r>
-        <w:t xml:space="preserve">programa hasta la ejecución completa del flujo de trabajo.</w:t>
+        <w:t xml:space="preserve">, así que no damos nada por supuesto.</w:t>
       </w:r>
     </w:p>
     <w:p>
@@ -87,13 +69,7 @@
         <w:pStyle w:val="BodyText"/>
       </w:pPr>
       <w:r>
-        <w:t xml:space="preserve">El objetivo de la práctica es transformar unas grabaciones de audio, tal y como se</w:t>
-      </w:r>
-      <w:r>
-        <w:t xml:space="preserve"> </w:t>
-      </w:r>
-      <w:r>
-        <w:t xml:space="preserve">descargan de la tarjeta de memoria de un grabador, en una</w:t>
+        <w:t xml:space="preserve">El objetivo es transformar unas grabaciones de audio —tal y como salen de la tarjeta SD de un grabador de campo— en una</w:t>
       </w:r>
       <w:r>
         <w:t xml:space="preserve"> </w:t>
@@ -103,24 +79,10 @@
           <w:b/>
           <w:bCs/>
         </w:rPr>
-        <w:t xml:space="preserve">tabla de datos ordenada</w:t>
-      </w:r>
-      <w:r>
-        <w:rPr>
-          <w:b/>
-          <w:bCs/>
-        </w:rPr>
-        <w:t xml:space="preserve"> </w:t>
-      </w:r>
-      <w:r>
-        <w:rPr>
-          <w:b/>
-          <w:bCs/>
-        </w:rPr>
-        <w:t xml:space="preserve">y lista para el análisis</w:t>
-      </w:r>
-      <w:r>
-        <w:t xml:space="preserve">, empleando un flujo de trabajo</w:t>
+        <w:t xml:space="preserve">tabla de datos limpia y lista para el análisis</w:t>
+      </w:r>
+      <w:r>
+        <w:t xml:space="preserve">, usando un flujo de trabajo</w:t>
       </w:r>
       <w:r>
         <w:t xml:space="preserve"> </w:t>
@@ -133,13 +95,7 @@
         <w:t xml:space="preserve">reproducible</w:t>
       </w:r>
       <w:r>
-        <w:t xml:space="preserve">: cualquier</w:t>
-      </w:r>
-      <w:r>
-        <w:t xml:space="preserve"> </w:t>
-      </w:r>
-      <w:r>
-        <w:t xml:space="preserve">persona que repita los mismos pasos obtiene exactamente el mismo resultado.</w:t>
+        <w:t xml:space="preserve">: cualquier persona que siga los mismos pasos obtiene exactamente el mismo resultado.</w:t>
       </w:r>
     </w:p>
     <w:p>
@@ -147,7 +103,7 @@
         <w:pStyle w:val="BodyText"/>
       </w:pPr>
       <w:r>
-        <w:t xml:space="preserve">Al finalizar, el estudiante será capaz de:</w:t>
+        <w:t xml:space="preserve">Al final de la sesión serás capaz de:</w:t>
       </w:r>
     </w:p>
     <w:p>
@@ -159,7 +115,7 @@
         </w:numPr>
       </w:pPr>
       <w:r>
-        <w:t xml:space="preserve">Obtener los materiales de la práctica e instalar el entorno de trabajo (R y RStudio).</w:t>
+        <w:t xml:space="preserve">Descargar los materiales e instalar el entorno de trabajo.</w:t>
       </w:r>
     </w:p>
     <w:p>
@@ -171,13 +127,7 @@
         </w:numPr>
       </w:pPr>
       <w:r>
-        <w:t xml:space="preserve">Ejecutar, mediante una única instrucción, un flujo que convierte grabaciones sin</w:t>
-      </w:r>
-      <w:r>
-        <w:t xml:space="preserve"> </w:t>
-      </w:r>
-      <w:r>
-        <w:t xml:space="preserve">procesar en una tabla depurada.</w:t>
+        <w:t xml:space="preserve">Ejecutar un flujo completo con una sola instrucción y entender lo que hace.</w:t>
       </w:r>
     </w:p>
     <w:p>
@@ -189,13 +139,7 @@
         </w:numPr>
       </w:pPr>
       <w:r>
-        <w:t xml:space="preserve">Reconocer las tres fuentes de error más frecuentes en estos proyectos: la</w:t>
-      </w:r>
-      <w:r>
-        <w:t xml:space="preserve"> </w:t>
-      </w:r>
-      <w:r>
-        <w:t xml:space="preserve">nomenclatura de los archivos, la validación de los metadatos y la unión de tablas.</w:t>
+        <w:t xml:space="preserve">Detectar tres tipos de errores muy frecuentes en proyectos de ecoacústica: errores en los metadatos, en el control de calidad y en la unión de tablas.</w:t>
       </w:r>
     </w:p>
     <w:p>
@@ -207,7 +151,7 @@
         </w:numPr>
       </w:pPr>
       <w:r>
-        <w:t xml:space="preserve">Comprender el papel del paquete</w:t>
+        <w:t xml:space="preserve">Entender para qué sirve</w:t>
       </w:r>
       <w:r>
         <w:t xml:space="preserve"> </w:t>
@@ -222,13 +166,7 @@
         <w:t xml:space="preserve"> </w:t>
       </w:r>
       <w:r>
-        <w:t xml:space="preserve">como capa de orquestación y garantía de</w:t>
-      </w:r>
-      <w:r>
-        <w:t xml:space="preserve"> </w:t>
-      </w:r>
-      <w:r>
-        <w:t xml:space="preserve">reproducibilidad.</w:t>
+        <w:t xml:space="preserve">y por qué vale la pena usarlo.</w:t>
       </w:r>
     </w:p>
     <w:p>
@@ -236,56 +174,19 @@
         <w:pStyle w:val="FirstParagraph"/>
       </w:pPr>
       <w:r>
-        <w:t xml:space="preserve">La sección 4 contiene tres ejercicios guiados de tipo</w:t>
-      </w:r>
-      <w:r>
-        <w:t xml:space="preserve"> </w:t>
-      </w:r>
-      <w:r>
-        <w:rPr>
-          <w:i/>
-          <w:iCs/>
-        </w:rPr>
-        <w:t xml:space="preserve">ejecutar y alterar</w:t>
-      </w:r>
-      <w:r>
-        <w:t xml:space="preserve">: primero</w:t>
-      </w:r>
-      <w:r>
-        <w:t xml:space="preserve"> </w:t>
-      </w:r>
-      <w:r>
-        <w:t xml:space="preserve">se comprueba el funcionamiento correcto y, después, se introduce un error</w:t>
-      </w:r>
-      <w:r>
-        <w:t xml:space="preserve"> </w:t>
-      </w:r>
-      <w:r>
-        <w:t xml:space="preserve">controlado para entender la función de cada componente.</w:t>
-      </w:r>
-    </w:p>
-    <w:p>
-      <w:pPr>
-        <w:pStyle w:val="BlockText"/>
-      </w:pPr>
-      <w:r>
-        <w:rPr>
-          <w:b/>
-          <w:bCs/>
-        </w:rPr>
-        <w:t xml:space="preserve">Cómo usar esta guía.</w:t>
-      </w:r>
-      <w:r>
-        <w:t xml:space="preserve"> </w:t>
-      </w:r>
-      <w:r>
-        <w:t xml:space="preserve">Realícense los apartados en orden. Las instrucciones que</w:t>
-      </w:r>
-      <w:r>
-        <w:t xml:space="preserve"> </w:t>
-      </w:r>
-      <w:r>
-        <w:t xml:space="preserve">aparecen en recuadros con tipografía de máquina de escribir, como</w:t>
+        <w:t xml:space="preserve">Sigue los apartados en orden. Las instrucciones de código que aparecen en</w:t>
+      </w:r>
+      <w:r>
+        <w:t xml:space="preserve"> </w:t>
+      </w:r>
+      <w:r>
+        <w:rPr>
+          <w:rStyle w:val="VerbatimChar"/>
+        </w:rPr>
+        <w:t xml:space="preserve">tipografía de máquina</w:t>
+      </w:r>
+      <w:r>
+        <w:t xml:space="preserve">, como</w:t>
       </w:r>
       <w:r>
         <w:t xml:space="preserve"> </w:t>
@@ -297,17 +198,24 @@
         <w:t xml:space="preserve">targets::tar_make()</w:t>
       </w:r>
       <w:r>
-        <w:t xml:space="preserve">, deben escribirse (o copiarse y pegarse) en R tal cual.</w:t>
+        <w:t xml:space="preserve">, se escriben tal cual en R (o se copian y pegan).</w:t>
+      </w:r>
+    </w:p>
+    <w:p>
+      <w:r>
+        <w:pict>
+          <v:rect style="width:0;height:1.5pt" o:hralign="center" o:hrstd="t" o:hr="t"/>
+        </w:pict>
       </w:r>
     </w:p>
     <w:bookmarkEnd w:id="9"/>
-    <w:bookmarkStart w:id="13" w:name="obtención-de-los-materiales"/>
+    <w:bookmarkStart w:id="11" w:name="descarga-de-los-materiales"/>
     <w:p>
       <w:pPr>
         <w:pStyle w:val="Heading1"/>
       </w:pPr>
       <w:r>
-        <w:t xml:space="preserve">Obtención de los materiales</w:t>
+        <w:t xml:space="preserve">Descarga de los materiales</w:t>
       </w:r>
     </w:p>
     <w:p>
@@ -315,7 +223,7 @@
         <w:pStyle w:val="FirstParagraph"/>
       </w:pPr>
       <w:r>
-        <w:t xml:space="preserve">Los materiales de la práctica están alojados en un repositorio público de GitHub:</w:t>
+        <w:t xml:space="preserve">Los materiales de la práctica están en GitHub:</w:t>
       </w:r>
     </w:p>
     <w:p>
@@ -336,35 +244,11 @@
         <w:pStyle w:val="BodyText"/>
       </w:pPr>
       <w:r>
-        <w:t xml:space="preserve">Existen dos formas de descargarlos. Si no se ha trabajado nunca con GitHub,</w:t>
-      </w:r>
-      <w:r>
-        <w:t xml:space="preserve"> </w:t>
-      </w:r>
-      <w:r>
-        <w:t xml:space="preserve">utilícese la</w:t>
-      </w:r>
-      <w:r>
-        <w:t xml:space="preserve"> </w:t>
-      </w:r>
-      <w:r>
         <w:rPr>
           <w:b/>
           <w:bCs/>
         </w:rPr>
-        <w:t xml:space="preserve">Opción A</w:t>
-      </w:r>
-      <w:r>
-        <w:t xml:space="preserve">.</w:t>
-      </w:r>
-    </w:p>
-    <w:bookmarkStart w:id="11" w:name="Xf861fa8ccf8b353c51c3ebccc2c9176dcc059ef"/>
-    <w:p>
-      <w:pPr>
-        <w:pStyle w:val="Heading2"/>
-      </w:pPr>
-      <w:r>
-        <w:t xml:space="preserve">Opción A — Descarga directa en formato ZIP (recomendada)</w:t>
+        <w:t xml:space="preserve">Si no has usado GitHub antes, descarga el ZIP:</w:t>
       </w:r>
     </w:p>
     <w:p>
@@ -376,7 +260,7 @@
         </w:numPr>
       </w:pPr>
       <w:r>
-        <w:t xml:space="preserve">Ábrase la dirección anterior en un navegador.</w:t>
+        <w:t xml:space="preserve">Abre esa dirección en el navegador.</w:t>
       </w:r>
     </w:p>
     <w:p>
@@ -388,7 +272,7 @@
         </w:numPr>
       </w:pPr>
       <w:r>
-        <w:t xml:space="preserve">Púlsese el botón verde</w:t>
+        <w:t xml:space="preserve">Pulsa el botón verde</w:t>
       </w:r>
       <w:r>
         <w:t xml:space="preserve"> </w:t>
@@ -401,13 +285,10 @@
         <w:t xml:space="preserve">«Code»</w:t>
       </w:r>
       <w:r>
-        <w:t xml:space="preserve">, situado en la parte superior derecha del</w:t>
-      </w:r>
-      <w:r>
-        <w:t xml:space="preserve"> </w:t>
-      </w:r>
-      <w:r>
-        <w:t xml:space="preserve">listado de archivos.</w:t>
+        <w:t xml:space="preserve"> </w:t>
+      </w:r>
+      <w:r>
+        <w:t xml:space="preserve">(parte superior derecha de la página).</w:t>
       </w:r>
     </w:p>
     <w:p>
@@ -419,7 +300,7 @@
         </w:numPr>
       </w:pPr>
       <w:r>
-        <w:t xml:space="preserve">En el menú desplegable, elíjase</w:t>
+        <w:t xml:space="preserve">Elige</w:t>
       </w:r>
       <w:r>
         <w:t xml:space="preserve"> </w:t>
@@ -444,35 +325,14 @@
         </w:numPr>
       </w:pPr>
       <w:r>
-        <w:t xml:space="preserve">Guárdese el archivo (por ejemplo, en la carpeta</w:t>
-      </w:r>
-      <w:r>
-        <w:t xml:space="preserve"> </w:t>
-      </w:r>
-      <w:r>
-        <w:rPr>
-          <w:i/>
-          <w:iCs/>
-        </w:rPr>
-        <w:t xml:space="preserve">Descargas</w:t>
-      </w:r>
-      <w:r>
-        <w:t xml:space="preserve">) y descomprímase. Se</w:t>
-      </w:r>
-      <w:r>
-        <w:t xml:space="preserve"> </w:t>
-      </w:r>
-      <w:r>
-        <w:t xml:space="preserve">creará una carpeta llamada</w:t>
-      </w:r>
-      <w:r>
-        <w:t xml:space="preserve"> </w:t>
-      </w:r>
-      <w:r>
-        <w:rPr>
-          <w:rStyle w:val="VerbatimChar"/>
-          <w:b/>
-          <w:bCs/>
+        <w:t xml:space="preserve">Descomprime el archivo. Se crea una carpeta llamada</w:t>
+      </w:r>
+      <w:r>
+        <w:t xml:space="preserve"> </w:t>
+      </w:r>
+      <w:r>
+        <w:rPr>
+          <w:rStyle w:val="VerbatimChar"/>
         </w:rPr>
         <w:t xml:space="preserve">acoustic-workflow-REIE-main</w:t>
       </w:r>
@@ -489,20 +349,7 @@
         </w:numPr>
       </w:pPr>
       <w:r>
-        <w:t xml:space="preserve">Por comodidad, muévase esa carpeta a una ubicación estable, como</w:t>
-      </w:r>
-      <w:r>
-        <w:t xml:space="preserve"> </w:t>
-      </w:r>
-      <w:r>
-        <w:rPr>
-          <w:i/>
-          <w:iCs/>
-        </w:rPr>
-        <w:t xml:space="preserve">Documentos</w:t>
-      </w:r>
-      <w:r>
-        <w:t xml:space="preserve">, y —si se desea— renómbrese a</w:t>
+        <w:t xml:space="preserve">Mueve esa carpeta a un sitio estable (por ejemplo, tus Documentos) y, si quieres, renómbrala a</w:t>
       </w:r>
       <w:r>
         <w:t xml:space="preserve"> </w:t>
@@ -514,22 +361,7 @@
         <w:t xml:space="preserve">acoustic-workflow-REIE</w:t>
       </w:r>
       <w:r>
-        <w:t xml:space="preserve"> </w:t>
-      </w:r>
-      <w:r>
-        <w:t xml:space="preserve">(sin el sufijo</w:t>
-      </w:r>
-      <w:r>
-        <w:t xml:space="preserve"> </w:t>
-      </w:r>
-      <w:r>
-        <w:rPr>
-          <w:rStyle w:val="VerbatimChar"/>
-        </w:rPr>
-        <w:t xml:space="preserve">-main</w:t>
-      </w:r>
-      <w:r>
-        <w:t xml:space="preserve">). Esta carpeta es el</w:t>
+        <w:t xml:space="preserve">. Esta carpeta es el</w:t>
       </w:r>
       <w:r>
         <w:t xml:space="preserve"> </w:t>
@@ -542,111 +374,86 @@
         <w:t xml:space="preserve">directorio del proyecto</w:t>
       </w:r>
       <w:r>
-        <w:t xml:space="preserve">; su nombre y ubicación</w:t>
-      </w:r>
-      <w:r>
-        <w:t xml:space="preserve"> </w:t>
-      </w:r>
-      <w:r>
-        <w:t xml:space="preserve">se necesitarán más adelante.</w:t>
+        <w:t xml:space="preserve">; necesitarás su ubicación más adelante.</w:t>
+      </w:r>
+    </w:p>
+    <w:p>
+      <w:pPr>
+        <w:pStyle w:val="FirstParagraph"/>
+      </w:pPr>
+      <w:r>
+        <w:rPr>
+          <w:b/>
+          <w:bCs/>
+        </w:rPr>
+        <w:t xml:space="preserve">Si tienes Git instalado</w:t>
+      </w:r>
+      <w:r>
+        <w:t xml:space="preserve">, puedes clonarlo directamente desde una terminal:</w:t>
+      </w:r>
+    </w:p>
+    <w:p>
+      <w:pPr>
+        <w:pStyle w:val="SourceCode"/>
+      </w:pPr>
+      <w:r>
+        <w:rPr>
+          <w:rStyle w:val="FunctionTok"/>
+        </w:rPr>
+        <w:t xml:space="preserve">git</w:t>
+      </w:r>
+      <w:r>
+        <w:rPr>
+          <w:rStyle w:val="NormalTok"/>
+        </w:rPr>
+        <w:t xml:space="preserve"> clone https://github.com/guifandos/acoustic-workflow-REIE.git</w:t>
+      </w:r>
+    </w:p>
+    <w:p>
+      <w:r>
+        <w:pict>
+          <v:rect style="width:0;height:1.5pt" o:hralign="center" o:hrstd="t" o:hr="t"/>
+        </w:pict>
       </w:r>
     </w:p>
     <w:bookmarkEnd w:id="11"/>
-    <w:bookmarkStart w:id="12" w:name="opción-b-clonado-con-git"/>
+    <w:bookmarkStart w:id="18" w:name="instalación-del-entorno"/>
+    <w:p>
+      <w:pPr>
+        <w:pStyle w:val="Heading1"/>
+      </w:pPr>
+      <w:r>
+        <w:t xml:space="preserve">Instalación del entorno</w:t>
+      </w:r>
+    </w:p>
+    <w:p>
+      <w:pPr>
+        <w:pStyle w:val="FirstParagraph"/>
+      </w:pPr>
+      <w:r>
+        <w:t xml:space="preserve">Si ya tienes R (versión ≥ 4.2) y RStudio instalados, ve directamente al apartado</w:t>
+      </w:r>
+      <w:r>
+        <w:t xml:space="preserve"> </w:t>
+      </w:r>
+      <w:r>
+        <w:rPr>
+          <w:b/>
+          <w:bCs/>
+        </w:rPr>
+        <w:t xml:space="preserve">3.4 — Instalación de paquetes</w:t>
+      </w:r>
+      <w:r>
+        <w:t xml:space="preserve">.</w:t>
+      </w:r>
+    </w:p>
+    <w:bookmarkStart w:id="13" w:name="paso-1-instala-r"/>
     <w:p>
       <w:pPr>
         <w:pStyle w:val="Heading2"/>
       </w:pPr>
       <w:r>
-        <w:t xml:space="preserve">Opción B — Clonado con Git</w:t>
-      </w:r>
-    </w:p>
-    <w:p>
-      <w:pPr>
-        <w:pStyle w:val="FirstParagraph"/>
-      </w:pPr>
-      <w:r>
-        <w:t xml:space="preserve">Si el sistema dispone de Git, puede obtenerse el repositorio desde una terminal con:</w:t>
-      </w:r>
-    </w:p>
-    <w:p>
-      <w:pPr>
-        <w:pStyle w:val="SourceCode"/>
-      </w:pPr>
-      <w:r>
-        <w:rPr>
-          <w:rStyle w:val="FunctionTok"/>
-        </w:rPr>
-        <w:t xml:space="preserve">git</w:t>
-      </w:r>
-      <w:r>
-        <w:rPr>
-          <w:rStyle w:val="NormalTok"/>
-        </w:rPr>
-        <w:t xml:space="preserve"> clone https://github.com/guifandos/acoustic-workflow-REIE.git</w:t>
-      </w:r>
-    </w:p>
-    <w:p>
-      <w:pPr>
-        <w:pStyle w:val="FirstParagraph"/>
-      </w:pPr>
-      <w:r>
-        <w:t xml:space="preserve">Esta orden crea la carpeta</w:t>
-      </w:r>
-      <w:r>
-        <w:t xml:space="preserve"> </w:t>
-      </w:r>
-      <w:r>
-        <w:rPr>
-          <w:rStyle w:val="VerbatimChar"/>
-        </w:rPr>
-        <w:t xml:space="preserve">acoustic-workflow-REIE</w:t>
-      </w:r>
-      <w:r>
-        <w:t xml:space="preserve"> </w:t>
-      </w:r>
-      <w:r>
-        <w:t xml:space="preserve">con todos los materiales.</w:t>
-      </w:r>
-    </w:p>
-    <w:bookmarkEnd w:id="12"/>
-    <w:bookmarkEnd w:id="13"/>
-    <w:bookmarkStart w:id="20" w:name="instalación-del-entorno"/>
-    <w:p>
-      <w:pPr>
-        <w:pStyle w:val="Heading1"/>
-      </w:pPr>
-      <w:r>
-        <w:t xml:space="preserve">Instalación del entorno</w:t>
-      </w:r>
-    </w:p>
-    <w:p>
-      <w:pPr>
-        <w:pStyle w:val="FirstParagraph"/>
-      </w:pPr>
-      <w:r>
-        <w:t xml:space="preserve">La práctica requiere el programa R y, de forma recomendada, el entorno integrado</w:t>
-      </w:r>
-      <w:r>
-        <w:t xml:space="preserve"> </w:t>
-      </w:r>
-      <w:r>
-        <w:t xml:space="preserve">RStudio. Ambos son gratuitos. Si ya están instalados, puede pasarse directamente al</w:t>
-      </w:r>
-      <w:r>
-        <w:t xml:space="preserve"> </w:t>
-      </w:r>
-      <w:r>
-        <w:t xml:space="preserve">apartado 3.4 (instalación de los paquetes).</w:t>
-      </w:r>
-    </w:p>
-    <w:bookmarkStart w:id="15" w:name="paso-1-instalación-de-r"/>
-    <w:p>
-      <w:pPr>
-        <w:pStyle w:val="Heading2"/>
-      </w:pPr>
-      <w:r>
-        <w:t xml:space="preserve">Paso 1 — Instalación de R</w:t>
+        <w:t xml:space="preserve">Paso 1 — Instala R</w:t>
       </w:r>
     </w:p>
     <w:p>
@@ -658,12 +465,12 @@
         </w:numPr>
       </w:pPr>
       <w:r>
-        <w:t xml:space="preserve">Ábrase la página oficial de descarga:</w:t>
-      </w:r>
-      <w:r>
-        <w:t xml:space="preserve"> </w:t>
-      </w:r>
-      <w:hyperlink r:id="rId14">
+        <w:t xml:space="preserve">Ve a</w:t>
+      </w:r>
+      <w:r>
+        <w:t xml:space="preserve"> </w:t>
+      </w:r>
+      <w:hyperlink r:id="rId12">
         <w:r>
           <w:rPr>
             <w:rStyle w:val="Hyperlink"/>
@@ -672,7 +479,10 @@
         </w:r>
       </w:hyperlink>
       <w:r>
-        <w:t xml:space="preserve">.</w:t>
+        <w:t xml:space="preserve"> </w:t>
+      </w:r>
+      <w:r>
+        <w:t xml:space="preserve">y selecciona tu sistema operativo.</w:t>
       </w:r>
     </w:p>
     <w:p>
@@ -684,7 +494,7 @@
         </w:numPr>
       </w:pPr>
       <w:r>
-        <w:t xml:space="preserve">Selecciónese el sistema operativo correspondiente:</w:t>
+        <w:t xml:space="preserve">En</w:t>
       </w:r>
       <w:r>
         <w:t xml:space="preserve"> </w:t>
@@ -694,10 +504,10 @@
           <w:b/>
           <w:bCs/>
         </w:rPr>
-        <w:t xml:space="preserve">«Download R for Windows»</w:t>
-      </w:r>
-      <w:r>
-        <w:t xml:space="preserve">,</w:t>
+        <w:t xml:space="preserve">Windows</w:t>
+      </w:r>
+      <w:r>
+        <w:t xml:space="preserve">, pulsa «base» y descarga el instalador. En</w:t>
       </w:r>
       <w:r>
         <w:t xml:space="preserve"> </w:t>
@@ -707,26 +517,25 @@
           <w:b/>
           <w:bCs/>
         </w:rPr>
-        <w:t xml:space="preserve">«… for macOS»</w:t>
-      </w:r>
-      <w:r>
-        <w:t xml:space="preserve"> </w:t>
-      </w:r>
-      <w:r>
-        <w:t xml:space="preserve">o</w:t>
-      </w:r>
-      <w:r>
-        <w:t xml:space="preserve"> </w:t>
-      </w:r>
-      <w:r>
-        <w:rPr>
-          <w:b/>
-          <w:bCs/>
-        </w:rPr>
-        <w:t xml:space="preserve">«… for Linux»</w:t>
-      </w:r>
-      <w:r>
-        <w:t xml:space="preserve">.</w:t>
+        <w:t xml:space="preserve">macOS</w:t>
+      </w:r>
+      <w:r>
+        <w:t xml:space="preserve">, descarga el</w:t>
+      </w:r>
+      <w:r>
+        <w:t xml:space="preserve"> </w:t>
+      </w:r>
+      <w:r>
+        <w:rPr>
+          <w:rStyle w:val="VerbatimChar"/>
+        </w:rPr>
+        <w:t xml:space="preserve">.pkg</w:t>
+      </w:r>
+      <w:r>
+        <w:t xml:space="preserve"> </w:t>
+      </w:r>
+      <w:r>
+        <w:t xml:space="preserve">correspondiente a tu equipo (comprueba si tienes chip Apple Silicon o Intel).</w:t>
       </w:r>
     </w:p>
     <w:p>
@@ -738,66 +547,17 @@
         </w:numPr>
       </w:pPr>
       <w:r>
-        <w:t xml:space="preserve">En Windows, púlsese</w:t>
-      </w:r>
-      <w:r>
-        <w:t xml:space="preserve"> </w:t>
-      </w:r>
-      <w:r>
-        <w:rPr>
-          <w:b/>
-          <w:bCs/>
-        </w:rPr>
-        <w:t xml:space="preserve">«base»</w:t>
-      </w:r>
-      <w:r>
-        <w:t xml:space="preserve"> </w:t>
-      </w:r>
-      <w:r>
-        <w:t xml:space="preserve">y, a continuación, el enlace de descarga del</w:t>
-      </w:r>
-      <w:r>
-        <w:t xml:space="preserve"> </w:t>
-      </w:r>
-      <w:r>
-        <w:t xml:space="preserve">instalador. En macOS, descárguese el archivo</w:t>
-      </w:r>
-      <w:r>
-        <w:t xml:space="preserve"> </w:t>
-      </w:r>
-      <w:r>
-        <w:rPr>
-          <w:rStyle w:val="VerbatimChar"/>
-        </w:rPr>
-        <w:t xml:space="preserve">.pkg</w:t>
-      </w:r>
-      <w:r>
-        <w:t xml:space="preserve"> </w:t>
-      </w:r>
-      <w:r>
-        <w:t xml:space="preserve">que corresponda al equipo.</w:t>
-      </w:r>
-    </w:p>
-    <w:p>
-      <w:pPr>
-        <w:pStyle w:val="Compact"/>
-        <w:numPr>
-          <w:ilvl w:val="0"/>
-          <w:numId w:val="1003"/>
-        </w:numPr>
-      </w:pPr>
-      <w:r>
-        <w:t xml:space="preserve">Ejecútese el instalador y acéptense las opciones por defecto.</w:t>
-      </w:r>
-    </w:p>
-    <w:bookmarkEnd w:id="15"/>
-    <w:bookmarkStart w:id="17" w:name="paso-2-instalación-de-rstudio"/>
+        <w:t xml:space="preserve">Ejecuta el instalador con las opciones por defecto.</w:t>
+      </w:r>
+    </w:p>
+    <w:bookmarkEnd w:id="13"/>
+    <w:bookmarkStart w:id="15" w:name="paso-2-instala-rstudio"/>
     <w:p>
       <w:pPr>
         <w:pStyle w:val="Heading2"/>
       </w:pPr>
       <w:r>
-        <w:t xml:space="preserve">Paso 2 — Instalación de RStudio</w:t>
+        <w:t xml:space="preserve">Paso 2 — Instala RStudio</w:t>
       </w:r>
     </w:p>
     <w:p>
@@ -809,12 +569,12 @@
         </w:numPr>
       </w:pPr>
       <w:r>
-        <w:t xml:space="preserve">Ábrase</w:t>
-      </w:r>
-      <w:r>
-        <w:t xml:space="preserve"> </w:t>
-      </w:r>
-      <w:hyperlink r:id="rId16">
+        <w:t xml:space="preserve">Ve a</w:t>
+      </w:r>
+      <w:r>
+        <w:t xml:space="preserve"> </w:t>
+      </w:r>
+      <w:hyperlink r:id="rId14">
         <w:r>
           <w:rPr>
             <w:rStyle w:val="Hyperlink"/>
@@ -835,7 +595,7 @@
         </w:numPr>
       </w:pPr>
       <w:r>
-        <w:t xml:space="preserve">Descárguese</w:t>
+        <w:t xml:space="preserve">Descarga</w:t>
       </w:r>
       <w:r>
         <w:t xml:space="preserve"> </w:t>
@@ -851,13 +611,7 @@
         <w:t xml:space="preserve"> </w:t>
       </w:r>
       <w:r>
-        <w:t xml:space="preserve">(versión gratuita) para el sistema operativo</w:t>
-      </w:r>
-      <w:r>
-        <w:t xml:space="preserve"> </w:t>
-      </w:r>
-      <w:r>
-        <w:t xml:space="preserve">correspondiente.</w:t>
+        <w:t xml:space="preserve">(versión gratuita) para tu sistema operativo.</w:t>
       </w:r>
     </w:p>
     <w:p>
@@ -869,17 +623,17 @@
         </w:numPr>
       </w:pPr>
       <w:r>
-        <w:t xml:space="preserve">Ejecútese el instalador con las opciones por defecto.</w:t>
-      </w:r>
-    </w:p>
-    <w:bookmarkEnd w:id="17"/>
-    <w:bookmarkStart w:id="18" w:name="paso-3-primer-arranque-de-rstudio"/>
+        <w:t xml:space="preserve">Instala con las opciones por defecto.</w:t>
+      </w:r>
+    </w:p>
+    <w:bookmarkEnd w:id="15"/>
+    <w:bookmarkStart w:id="16" w:name="paso-3-primer-arranque"/>
     <w:p>
       <w:pPr>
         <w:pStyle w:val="Heading2"/>
       </w:pPr>
       <w:r>
-        <w:t xml:space="preserve">Paso 3 — Primer arranque de RStudio</w:t>
+        <w:t xml:space="preserve">Paso 3 — Primer arranque</w:t>
       </w:r>
     </w:p>
     <w:p>
@@ -887,19 +641,7 @@
         <w:pStyle w:val="FirstParagraph"/>
       </w:pPr>
       <w:r>
-        <w:t xml:space="preserve">Ábrase RStudio (no es necesario abrir R por separado; RStudio lo utiliza</w:t>
-      </w:r>
-      <w:r>
-        <w:t xml:space="preserve"> </w:t>
-      </w:r>
-      <w:r>
-        <w:t xml:space="preserve">internamente). La ventana se divide en varios paneles; el más importante para esta</w:t>
-      </w:r>
-      <w:r>
-        <w:t xml:space="preserve"> </w:t>
-      </w:r>
-      <w:r>
-        <w:t xml:space="preserve">práctica es la</w:t>
+        <w:t xml:space="preserve">Abre RStudio (no hace falta abrir R por separado; RStudio lo usa internamente). Verás varios paneles. El que más vas a usar hoy es la</w:t>
       </w:r>
       <w:r>
         <w:t xml:space="preserve"> </w:t>
@@ -925,23 +667,17 @@
         <w:t xml:space="preserve">Console</w:t>
       </w:r>
       <w:r>
-        <w:t xml:space="preserve">), normalmente situada a la izquierda, donde se</w:t>
-      </w:r>
-      <w:r>
-        <w:t xml:space="preserve"> </w:t>
-      </w:r>
-      <w:r>
-        <w:t xml:space="preserve">escriben las instrucciones de R.</w:t>
-      </w:r>
-    </w:p>
-    <w:bookmarkEnd w:id="18"/>
-    <w:bookmarkStart w:id="19" w:name="paso-4-instalación-de-los-paquetes-de-r"/>
+        <w:t xml:space="preserve">), donde escribes las instrucciones de R y ves los resultados.</w:t>
+      </w:r>
+    </w:p>
+    <w:bookmarkEnd w:id="16"/>
+    <w:bookmarkStart w:id="17" w:name="paso-4-instala-los-paquetes-necesarios"/>
     <w:p>
       <w:pPr>
         <w:pStyle w:val="Heading2"/>
       </w:pPr>
       <w:r>
-        <w:t xml:space="preserve">Paso 4 — Instalación de los paquetes de R</w:t>
+        <w:t xml:space="preserve">Paso 4 — Instala los paquetes necesarios</w:t>
       </w:r>
     </w:p>
     <w:p>
@@ -949,35 +685,7 @@
         <w:pStyle w:val="FirstParagraph"/>
       </w:pPr>
       <w:r>
-        <w:t xml:space="preserve">Un</w:t>
-      </w:r>
-      <w:r>
-        <w:t xml:space="preserve"> </w:t>
-      </w:r>
-      <w:r>
-        <w:rPr>
-          <w:i/>
-          <w:iCs/>
-        </w:rPr>
-        <w:t xml:space="preserve">paquete</w:t>
-      </w:r>
-      <w:r>
-        <w:t xml:space="preserve"> </w:t>
-      </w:r>
-      <w:r>
-        <w:t xml:space="preserve">es un conjunto de funciones adicionales. Cópiese la siguiente</w:t>
-      </w:r>
-      <w:r>
-        <w:t xml:space="preserve"> </w:t>
-      </w:r>
-      <w:r>
-        <w:t xml:space="preserve">instrucción en la Consola de RStudio y púlsese Intro. La instalación tarda unos</w:t>
-      </w:r>
-      <w:r>
-        <w:t xml:space="preserve"> </w:t>
-      </w:r>
-      <w:r>
-        <w:t xml:space="preserve">minutos y solo es necesario realizarla una vez:</w:t>
+        <w:t xml:space="preserve">Los paquetes son extensiones de R con funciones adicionales. Copia lo siguiente en la Consola y pulsa Intro. Solo tienes que hacerlo una vez; puede tardar unos minutos:</w:t>
       </w:r>
     </w:p>
     <w:p>
@@ -1112,32 +820,6 @@
           <w:rStyle w:val="NormalTok"/>
         </w:rPr>
         <w:t xml:space="preserve">))</w:t>
-      </w:r>
-    </w:p>
-    <w:p>
-      <w:pPr>
-        <w:pStyle w:val="FirstParagraph"/>
-      </w:pPr>
-      <w:r>
-        <w:t xml:space="preserve">La función de cada grupo de paquetes se resume en el Cuadro 1.</w:t>
-      </w:r>
-    </w:p>
-    <w:p>
-      <w:pPr>
-        <w:pStyle w:val="BodyText"/>
-      </w:pPr>
-      <w:r>
-        <w:rPr>
-          <w:b/>
-          <w:bCs/>
-        </w:rPr>
-        <w:t xml:space="preserve">Cuadro 1.</w:t>
-      </w:r>
-      <w:r>
-        <w:t xml:space="preserve"> </w:t>
-      </w:r>
-      <w:r>
-        <w:t xml:space="preserve">Paquetes requeridos y su función.</w:t>
       </w:r>
     </w:p>
     <w:tbl>
@@ -1173,7 +855,7 @@
               <w:pStyle w:val="Compact"/>
             </w:pPr>
             <w:r>
-              <w:t xml:space="preserve">Función</w:t>
+              <w:t xml:space="preserve">Para qué sirve en esta práctica</w:t>
             </w:r>
           </w:p>
         </w:tc>
@@ -1212,7 +894,7 @@
               <w:pStyle w:val="Compact"/>
             </w:pPr>
             <w:r>
-              <w:t xml:space="preserve">Orquestación del flujo; recálculo selectivo de lo modificado</w:t>
+              <w:t xml:space="preserve">Orquesta el flujo y recalcula solo lo que ha cambiado</w:t>
             </w:r>
           </w:p>
         </w:tc>
@@ -1251,7 +933,7 @@
               <w:pStyle w:val="Compact"/>
             </w:pPr>
             <w:r>
-              <w:t xml:space="preserve">Lectura de archivos de audio y cálculo de índices acústicos</w:t>
+              <w:t xml:space="preserve">Lee archivos WAV y calcula índices acústicos</w:t>
             </w:r>
           </w:p>
         </w:tc>
@@ -1267,7 +949,7 @@
               <w:rPr>
                 <w:rStyle w:val="VerbatimChar"/>
               </w:rPr>
-              <w:t xml:space="preserve">data.table</w:t>
+              <w:t xml:space="preserve">dplyr</w:t>
             </w:r>
             <w:r>
               <w:t xml:space="preserve">,</w:t>
@@ -1280,18 +962,6 @@
                 <w:rStyle w:val="VerbatimChar"/>
               </w:rPr>
               <w:t xml:space="preserve">lubridate</w:t>
-            </w:r>
-            <w:r>
-              <w:t xml:space="preserve">,</w:t>
-            </w:r>
-            <w:r>
-              <w:t xml:space="preserve"> </w:t>
-            </w:r>
-            <w:r>
-              <w:rPr>
-                <w:rStyle w:val="VerbatimChar"/>
-              </w:rPr>
-              <w:t xml:space="preserve">dplyr</w:t>
             </w:r>
             <w:r>
               <w:t xml:space="preserve">,</w:t>
@@ -1314,189 +984,233 @@
               <w:pStyle w:val="Compact"/>
             </w:pPr>
             <w:r>
-              <w:t xml:space="preserve">Manejo de fechas, tablas y cadenas de texto</w:t>
+              <w:t xml:space="preserve">Manejo de tablas, fechas y texto</w:t>
             </w:r>
           </w:p>
         </w:tc>
       </w:tr>
     </w:tbl>
     <w:p>
+      <w:r>
+        <w:pict>
+          <v:rect style="width:0;height:1.5pt" o:hralign="center" o:hrstd="t" o:hr="t"/>
+        </w:pict>
+      </w:r>
+    </w:p>
+    <w:bookmarkEnd w:id="17"/>
+    <w:bookmarkEnd w:id="18"/>
+    <w:bookmarkStart w:id="21" w:name="puesta-en-marcha"/>
+    <w:p>
+      <w:pPr>
+        <w:pStyle w:val="Heading1"/>
+      </w:pPr>
+      <w:r>
+        <w:t xml:space="preserve">Puesta en marcha</w:t>
+      </w:r>
+    </w:p>
+    <w:bookmarkStart w:id="19" w:name="sitúa-el-directorio-de-trabajo"/>
+    <w:p>
+      <w:pPr>
+        <w:pStyle w:val="Heading2"/>
+      </w:pPr>
+      <w:r>
+        <w:t xml:space="preserve">Sitúa el directorio de trabajo</w:t>
+      </w:r>
+    </w:p>
+    <w:p>
+      <w:pPr>
+        <w:pStyle w:val="FirstParagraph"/>
+      </w:pPr>
+      <w:r>
+        <w:t xml:space="preserve">R necesita saber en qué carpeta están los materiales. Este es el error más frecuente, así que préstale atención.</w:t>
+      </w:r>
+    </w:p>
+    <w:p>
       <w:pPr>
         <w:pStyle w:val="BodyText"/>
       </w:pPr>
       <w:r>
-        <w:t xml:space="preserve">Los paquetes</w:t>
-      </w:r>
-      <w:r>
-        <w:t xml:space="preserve"> </w:t>
-      </w:r>
-      <w:r>
-        <w:rPr>
-          <w:rStyle w:val="VerbatimChar"/>
-        </w:rPr>
-        <w:t xml:space="preserve">sonicscrewdriver</w:t>
-      </w:r>
-      <w:r>
-        <w:t xml:space="preserve"> </w:t>
-      </w:r>
-      <w:r>
-        <w:t xml:space="preserve">y</w:t>
-      </w:r>
-      <w:r>
-        <w:t xml:space="preserve"> </w:t>
-      </w:r>
-      <w:r>
-        <w:rPr>
-          <w:rStyle w:val="VerbatimChar"/>
-        </w:rPr>
-        <w:t xml:space="preserve">soundecology</w:t>
-      </w:r>
-      <w:r>
-        <w:t xml:space="preserve"> </w:t>
-      </w:r>
-      <w:r>
-        <w:t xml:space="preserve">son opcionales y no resultan</w:t>
-      </w:r>
-      <w:r>
-        <w:t xml:space="preserve"> </w:t>
-      </w:r>
-      <w:r>
-        <w:t xml:space="preserve">necesarios para esta práctica.</w:t>
+        <w:t xml:space="preserve">En RStudio, ve a</w:t>
+      </w:r>
+      <w:r>
+        <w:t xml:space="preserve"> </w:t>
+      </w:r>
+      <w:r>
+        <w:rPr>
+          <w:i/>
+          <w:iCs/>
+        </w:rPr>
+        <w:t xml:space="preserve">Session → Set Working Directory → Choose Directory…</w:t>
+      </w:r>
+      <w:r>
+        <w:t xml:space="preserve"> </w:t>
+      </w:r>
+      <w:r>
+        <w:t xml:space="preserve">y selecciona la carpeta del proyecto que descargaste (la que contiene el archivo</w:t>
+      </w:r>
+      <w:r>
+        <w:t xml:space="preserve"> </w:t>
+      </w:r>
+      <w:r>
+        <w:rPr>
+          <w:rStyle w:val="VerbatimChar"/>
+        </w:rPr>
+        <w:t xml:space="preserve">_targets.R</w:t>
+      </w:r>
+      <w:r>
+        <w:t xml:space="preserve">).</w:t>
+      </w:r>
+    </w:p>
+    <w:p>
+      <w:pPr>
+        <w:pStyle w:val="BodyText"/>
+      </w:pPr>
+      <w:r>
+        <w:t xml:space="preserve">Para comprobar que todo está en orden, escribe esto en la Consola:</w:t>
+      </w:r>
+    </w:p>
+    <w:p>
+      <w:pPr>
+        <w:pStyle w:val="SourceCode"/>
+      </w:pPr>
+      <w:r>
+        <w:rPr>
+          <w:rStyle w:val="FunctionTok"/>
+        </w:rPr>
+        <w:t xml:space="preserve">getwd</w:t>
+      </w:r>
+      <w:r>
+        <w:rPr>
+          <w:rStyle w:val="NormalTok"/>
+        </w:rPr>
+        <w:t xml:space="preserve">()       </w:t>
+      </w:r>
+      <w:r>
+        <w:rPr>
+          <w:rStyle w:val="CommentTok"/>
+        </w:rPr>
+        <w:t xml:space="preserve"># debe terminar en el nombre de la carpeta del proyecto</w:t>
+      </w:r>
+      <w:r>
+        <w:br/>
+      </w:r>
+      <w:r>
+        <w:rPr>
+          <w:rStyle w:val="FunctionTok"/>
+        </w:rPr>
+        <w:t xml:space="preserve">list.files</w:t>
+      </w:r>
+      <w:r>
+        <w:rPr>
+          <w:rStyle w:val="NormalTok"/>
+        </w:rPr>
+        <w:t xml:space="preserve">()  </w:t>
+      </w:r>
+      <w:r>
+        <w:rPr>
+          <w:rStyle w:val="CommentTok"/>
+        </w:rPr>
+        <w:t xml:space="preserve"># debe mostrar _targets.R, R/, data_raw/, slides/, etc.</w:t>
+      </w:r>
+    </w:p>
+    <w:p>
+      <w:pPr>
+        <w:pStyle w:val="FirstParagraph"/>
+      </w:pPr>
+      <w:r>
+        <w:t xml:space="preserve">Si</w:t>
+      </w:r>
+      <w:r>
+        <w:t xml:space="preserve"> </w:t>
+      </w:r>
+      <w:r>
+        <w:rPr>
+          <w:rStyle w:val="VerbatimChar"/>
+        </w:rPr>
+        <w:t xml:space="preserve">list.files()</w:t>
+      </w:r>
+      <w:r>
+        <w:t xml:space="preserve"> </w:t>
+      </w:r>
+      <w:r>
+        <w:t xml:space="preserve">muestra esos nombres, estás en el sitio correcto.</w:t>
       </w:r>
     </w:p>
     <w:bookmarkEnd w:id="19"/>
-    <w:bookmarkEnd w:id="20"/>
-    <w:bookmarkStart w:id="21" w:name="puesta-en-marcha"/>
-    <w:p>
-      <w:pPr>
-        <w:pStyle w:val="Heading1"/>
-      </w:pPr>
-      <w:r>
-        <w:t xml:space="preserve">Puesta en marcha</w:t>
+    <w:bookmarkStart w:id="20" w:name="abre-el-script-de-la-práctica"/>
+    <w:p>
+      <w:pPr>
+        <w:pStyle w:val="Heading2"/>
+      </w:pPr>
+      <w:r>
+        <w:t xml:space="preserve">Abre el script de la práctica</w:t>
       </w:r>
     </w:p>
     <w:p>
       <w:pPr>
         <w:pStyle w:val="FirstParagraph"/>
       </w:pPr>
+      <w:r>
+        <w:t xml:space="preserve">En el panel</w:t>
+      </w:r>
+      <w:r>
+        <w:t xml:space="preserve"> </w:t>
+      </w:r>
+      <w:r>
+        <w:rPr>
+          <w:i/>
+          <w:iCs/>
+        </w:rPr>
+        <w:t xml:space="preserve">Files</w:t>
+      </w:r>
+      <w:r>
+        <w:t xml:space="preserve"> </w:t>
+      </w:r>
+      <w:r>
+        <w:t xml:space="preserve">de RStudio (normalmente abajo a la derecha), busca y haz clic en el archivo</w:t>
+      </w:r>
+      <w:r>
+        <w:t xml:space="preserve"> </w:t>
+      </w:r>
+      <w:r>
+        <w:rPr>
+          <w:rStyle w:val="VerbatimChar"/>
+        </w:rPr>
+        <w:t xml:space="preserve">practica.R</w:t>
+      </w:r>
+      <w:r>
+        <w:t xml:space="preserve">. Se abrirá en el editor. Este script tiene los cuatro ejercicios: irás ejecutando sus bloques línea a línea con</w:t>
+      </w:r>
+      <w:r>
+        <w:t xml:space="preserve"> </w:t>
+      </w:r>
       <w:r>
         <w:rPr>
           <w:b/>
           <w:bCs/>
         </w:rPr>
-        <w:t xml:space="preserve">Primer paso: situar el directorio de trabajo.</w:t>
-      </w:r>
-      <w:r>
-        <w:t xml:space="preserve"> </w:t>
-      </w:r>
-      <w:r>
-        <w:t xml:space="preserve">R necesita saber en qué carpeta se</w:t>
-      </w:r>
-      <w:r>
-        <w:t xml:space="preserve"> </w:t>
-      </w:r>
-      <w:r>
-        <w:t xml:space="preserve">encuentran los materiales. Este es el error más frecuente, por lo que conviene</w:t>
-      </w:r>
-      <w:r>
-        <w:t xml:space="preserve"> </w:t>
-      </w:r>
-      <w:r>
-        <w:t xml:space="preserve">prestar atención.</w:t>
-      </w:r>
-    </w:p>
-    <w:p>
-      <w:pPr>
-        <w:pStyle w:val="BodyText"/>
-      </w:pPr>
-      <w:r>
-        <w:t xml:space="preserve">En RStudio, utilícese el menú</w:t>
-      </w:r>
-      <w:r>
-        <w:t xml:space="preserve"> </w:t>
-      </w:r>
-      <w:r>
-        <w:rPr>
-          <w:i/>
-          <w:iCs/>
-        </w:rPr>
-        <w:t xml:space="preserve">Session → Set Working Directory → Choose Directory…</w:t>
-      </w:r>
-      <w:r>
-        <w:t xml:space="preserve"> </w:t>
-      </w:r>
-      <w:r>
-        <w:t xml:space="preserve">y selecciónese la carpeta del proyecto descargada en el apartado 2 (aquella que</w:t>
-      </w:r>
-      <w:r>
-        <w:t xml:space="preserve"> </w:t>
-      </w:r>
-      <w:r>
-        <w:t xml:space="preserve">contiene el archivo</w:t>
-      </w:r>
-      <w:r>
-        <w:t xml:space="preserve"> </w:t>
-      </w:r>
-      <w:r>
-        <w:rPr>
-          <w:rStyle w:val="VerbatimChar"/>
-        </w:rPr>
-        <w:t xml:space="preserve">_targets.R</w:t>
-      </w:r>
-      <w:r>
-        <w:t xml:space="preserve">).</w:t>
-      </w:r>
-    </w:p>
-    <w:p>
-      <w:pPr>
-        <w:pStyle w:val="BodyText"/>
-      </w:pPr>
-      <w:r>
-        <w:t xml:space="preserve">Para comprobar que la ubicación es correcta, escríbase en la Consola:</w:t>
-      </w:r>
-    </w:p>
-    <w:p>
-      <w:pPr>
-        <w:pStyle w:val="SourceCode"/>
-      </w:pPr>
-      <w:r>
-        <w:rPr>
-          <w:rStyle w:val="FunctionTok"/>
-        </w:rPr>
-        <w:t xml:space="preserve">getwd</w:t>
-      </w:r>
-      <w:r>
-        <w:rPr>
-          <w:rStyle w:val="NormalTok"/>
-        </w:rPr>
-        <w:t xml:space="preserve">()        </w:t>
-      </w:r>
-      <w:r>
-        <w:rPr>
-          <w:rStyle w:val="CommentTok"/>
-        </w:rPr>
-        <w:t xml:space="preserve"># su resultado debe terminar en la carpeta del proyecto</w:t>
-      </w:r>
-      <w:r>
-        <w:br/>
-      </w:r>
-      <w:r>
-        <w:rPr>
-          <w:rStyle w:val="FunctionTok"/>
-        </w:rPr>
-        <w:t xml:space="preserve">list.files</w:t>
-      </w:r>
-      <w:r>
-        <w:rPr>
-          <w:rStyle w:val="NormalTok"/>
-        </w:rPr>
-        <w:t xml:space="preserve">()   </w:t>
-      </w:r>
-      <w:r>
-        <w:rPr>
-          <w:rStyle w:val="CommentTok"/>
-        </w:rPr>
-        <w:t xml:space="preserve"># debe mostrar _targets.R, R, data_raw, slides, etc.</w:t>
+        <w:t xml:space="preserve">Ctrl+Enter</w:t>
+      </w:r>
+      <w:r>
+        <w:t xml:space="preserve">, o seleccionas un bloque entero y lo corres de una vez.</w:t>
+      </w:r>
+    </w:p>
+    <w:p>
+      <w:r>
+        <w:pict>
+          <v:rect style="width:0;height:1.5pt" o:hralign="center" o:hrstd="t" o:hr="t"/>
+        </w:pict>
+      </w:r>
+    </w:p>
+    <w:bookmarkEnd w:id="20"/>
+    <w:bookmarkEnd w:id="21"/>
+    <w:bookmarkStart w:id="26" w:name="ejercicios"/>
+    <w:p>
+      <w:pPr>
+        <w:pStyle w:val="Heading1"/>
+      </w:pPr>
+      <w:r>
+        <w:t xml:space="preserve">Ejercicios</w:t>
       </w:r>
     </w:p>
     <w:p>
@@ -1504,40 +1218,64 @@
         <w:pStyle w:val="FirstParagraph"/>
       </w:pPr>
       <w:r>
-        <w:t xml:space="preserve">Si</w:t>
-      </w:r>
-      <w:r>
-        <w:t xml:space="preserve"> </w:t>
-      </w:r>
-      <w:r>
-        <w:rPr>
-          <w:rStyle w:val="VerbatimChar"/>
-        </w:rPr>
-        <w:t xml:space="preserve">list.files()</w:t>
-      </w:r>
-      <w:r>
-        <w:t xml:space="preserve"> </w:t>
-      </w:r>
-      <w:r>
-        <w:t xml:space="preserve">muestra esos nombres, todo está en orden.</w:t>
-      </w:r>
-    </w:p>
-    <w:p>
-      <w:pPr>
-        <w:pStyle w:val="BodyText"/>
-      </w:pPr>
+        <w:t xml:space="preserve">Hay cuatro ejercicios. Después de cada uno, deshaz la modificación que hayas introducido y vuelve a ejecutar</w:t>
+      </w:r>
+      <w:r>
+        <w:t xml:space="preserve"> </w:t>
+      </w:r>
+      <w:r>
+        <w:rPr>
+          <w:rStyle w:val="VerbatimChar"/>
+        </w:rPr>
+        <w:t xml:space="preserve">targets::tar_make()</w:t>
+      </w:r>
+      <w:r>
+        <w:t xml:space="preserve">, para que el siguiente ejercicio parta del estado original.</w:t>
+      </w:r>
+    </w:p>
+    <w:bookmarkStart w:id="22" w:name="Xb97674d0855bd9ada1cf8ccd68b427fda6c6d2f"/>
+    <w:p>
+      <w:pPr>
+        <w:pStyle w:val="Heading2"/>
+      </w:pPr>
+      <w:r>
+        <w:t xml:space="preserve">Ejercicio 1 — Ejecutar el flujo y examinar la tabla</w:t>
+      </w:r>
+    </w:p>
+    <w:p>
+      <w:pPr>
+        <w:pStyle w:val="FirstParagraph"/>
+      </w:pPr>
+      <w:r>
+        <w:t xml:space="preserve">Ejecuta el bloque del</w:t>
+      </w:r>
+      <w:r>
+        <w:t xml:space="preserve"> </w:t>
+      </w:r>
       <w:r>
         <w:rPr>
           <w:b/>
           <w:bCs/>
         </w:rPr>
-        <w:t xml:space="preserve">Segundo paso: ejecutar el flujo completo.</w:t>
-      </w:r>
-      <w:r>
-        <w:t xml:space="preserve"> </w:t>
-      </w:r>
-      <w:r>
-        <w:t xml:space="preserve">Escríbase en la Consola:</w:t>
+        <w:t xml:space="preserve">Ejercicio 1</w:t>
+      </w:r>
+      <w:r>
+        <w:t xml:space="preserve"> </w:t>
+      </w:r>
+      <w:r>
+        <w:t xml:space="preserve">en</w:t>
+      </w:r>
+      <w:r>
+        <w:t xml:space="preserve"> </w:t>
+      </w:r>
+      <w:r>
+        <w:rPr>
+          <w:rStyle w:val="VerbatimChar"/>
+        </w:rPr>
+        <w:t xml:space="preserve">practica.R</w:t>
+      </w:r>
+      <w:r>
+        <w:t xml:space="preserve">:</w:t>
       </w:r>
     </w:p>
     <w:p>
@@ -1568,88 +1306,95 @@
         </w:rPr>
         <w:t xml:space="preserve">()</w:t>
       </w:r>
-    </w:p>
-    <w:p>
-      <w:pPr>
-        <w:pStyle w:val="FirstParagraph"/>
-      </w:pPr>
-      <w:r>
-        <w:t xml:space="preserve">Se observará la ejecución sucesiva de las etapas del flujo y un resumen del control</w:t>
-      </w:r>
-      <w:r>
-        <w:t xml:space="preserve"> </w:t>
-      </w:r>
-      <w:r>
-        <w:t xml:space="preserve">de calidad. Al finalizar, la tabla de resultados se genera en el archivo</w:t>
-      </w:r>
-      <w:r>
-        <w:t xml:space="preserve"> </w:t>
-      </w:r>
-      <w:r>
-        <w:rPr>
-          <w:rStyle w:val="VerbatimChar"/>
-        </w:rPr>
-        <w:t xml:space="preserve">output/tabla_analisis.csv</w:t>
-      </w:r>
-      <w:r>
-        <w:t xml:space="preserve">. Dicha tabla contiene cinco filas —una por cada</w:t>
-      </w:r>
-      <w:r>
-        <w:t xml:space="preserve"> </w:t>
-      </w:r>
-      <w:r>
-        <w:t xml:space="preserve">grabación que supera el control de calidad— con la fecha, el grabador, los índices</w:t>
-      </w:r>
-      <w:r>
-        <w:t xml:space="preserve"> </w:t>
-      </w:r>
-      <w:r>
-        <w:t xml:space="preserve">acústicos y los datos del emplazamiento (coordenadas y hábitat) ya integrados. Esa</w:t>
-      </w:r>
-      <w:r>
-        <w:t xml:space="preserve"> </w:t>
-      </w:r>
-      <w:r>
-        <w:t xml:space="preserve">tabla es el objetivo de la práctica.</w:t>
-      </w:r>
-    </w:p>
-    <w:bookmarkEnd w:id="21"/>
-    <w:bookmarkStart w:id="26" w:name="procedimiento-ejercicios-guiados"/>
-    <w:p>
-      <w:pPr>
-        <w:pStyle w:val="Heading1"/>
-      </w:pPr>
-      <w:r>
-        <w:t xml:space="preserve">Procedimiento: ejercicios guiados</w:t>
-      </w:r>
-    </w:p>
-    <w:p>
-      <w:pPr>
-        <w:pStyle w:val="FirstParagraph"/>
-      </w:pPr>
-      <w:r>
-        <w:t xml:space="preserve">Tras cada ejercicio debe deshacerse la modificación introducida y volver a ejecutar</w:t>
-      </w:r>
-      <w:r>
-        <w:t xml:space="preserve"> </w:t>
-      </w:r>
-      <w:r>
-        <w:rPr>
-          <w:rStyle w:val="VerbatimChar"/>
-        </w:rPr>
-        <w:t xml:space="preserve">targets::tar_make()</w:t>
-      </w:r>
-      <w:r>
-        <w:t xml:space="preserve">, de modo que el siguiente ejercicio parta del estado original.</w:t>
-      </w:r>
-    </w:p>
-    <w:bookmarkStart w:id="22" w:name="X417abe915eedb1e9fffed33b615079dac1d8ae6"/>
-    <w:p>
-      <w:pPr>
-        <w:pStyle w:val="Heading2"/>
-      </w:pPr>
-      <w:r>
-        <w:t xml:space="preserve">Ejercicio 1. Ejecución del flujo y examen de la tabla resultante</w:t>
+      <w:r>
+        <w:br/>
+      </w:r>
+      <w:r>
+        <w:rPr>
+          <w:rStyle w:val="NormalTok"/>
+        </w:rPr>
+        <w:t xml:space="preserve">tabla </w:t>
+      </w:r>
+      <w:r>
+        <w:rPr>
+          <w:rStyle w:val="OtherTok"/>
+        </w:rPr>
+        <w:t xml:space="preserve">&lt;-</w:t>
+      </w:r>
+      <w:r>
+        <w:rPr>
+          <w:rStyle w:val="NormalTok"/>
+        </w:rPr>
+        <w:t xml:space="preserve"> </w:t>
+      </w:r>
+      <w:r>
+        <w:rPr>
+          <w:rStyle w:val="FunctionTok"/>
+        </w:rPr>
+        <w:t xml:space="preserve">read.csv</w:t>
+      </w:r>
+      <w:r>
+        <w:rPr>
+          <w:rStyle w:val="NormalTok"/>
+        </w:rPr>
+        <w:t xml:space="preserve">(</w:t>
+      </w:r>
+      <w:r>
+        <w:rPr>
+          <w:rStyle w:val="StringTok"/>
+        </w:rPr>
+        <w:t xml:space="preserve">"output/tabla_analisis.csv"</w:t>
+      </w:r>
+      <w:r>
+        <w:rPr>
+          <w:rStyle w:val="NormalTok"/>
+        </w:rPr>
+        <w:t xml:space="preserve">)</w:t>
+      </w:r>
+      <w:r>
+        <w:br/>
+      </w:r>
+      <w:r>
+        <w:rPr>
+          <w:rStyle w:val="FunctionTok"/>
+        </w:rPr>
+        <w:t xml:space="preserve">View</w:t>
+      </w:r>
+      <w:r>
+        <w:rPr>
+          <w:rStyle w:val="NormalTok"/>
+        </w:rPr>
+        <w:t xml:space="preserve">(tabla)</w:t>
+      </w:r>
+      <w:r>
+        <w:br/>
+      </w:r>
+      <w:r>
+        <w:rPr>
+          <w:rStyle w:val="FunctionTok"/>
+        </w:rPr>
+        <w:t xml:space="preserve">nrow</w:t>
+      </w:r>
+      <w:r>
+        <w:rPr>
+          <w:rStyle w:val="NormalTok"/>
+        </w:rPr>
+        <w:t xml:space="preserve">(tabla)</w:t>
+      </w:r>
+      <w:r>
+        <w:br/>
+      </w:r>
+      <w:r>
+        <w:rPr>
+          <w:rStyle w:val="FunctionTok"/>
+        </w:rPr>
+        <w:t xml:space="preserve">names</w:t>
+      </w:r>
+      <w:r>
+        <w:rPr>
+          <w:rStyle w:val="NormalTok"/>
+        </w:rPr>
+        <w:t xml:space="preserve">(tabla)</w:t>
       </w:r>
     </w:p>
     <w:p>
@@ -1661,7 +1406,13 @@
           <w:b/>
           <w:bCs/>
         </w:rPr>
-        <w:t xml:space="preserve">Procedimiento.</w:t>
+        <w:t xml:space="preserve">Lo que verás.</w:t>
+      </w:r>
+      <w:r>
+        <w:t xml:space="preserve"> </w:t>
+      </w:r>
+      <w:r>
+        <w:t xml:space="preserve">En la consola aparece el resumen del control de calidad:</w:t>
       </w:r>
     </w:p>
     <w:p>
@@ -1670,375 +1421,45 @@
       </w:pPr>
       <w:r>
         <w:rPr>
-          <w:rStyle w:val="NormalTok"/>
-        </w:rPr>
-        <w:t xml:space="preserve">targets</w:t>
-      </w:r>
-      <w:r>
-        <w:rPr>
-          <w:rStyle w:val="SpecialCharTok"/>
-        </w:rPr>
-        <w:t xml:space="preserve">::</w:t>
-      </w:r>
-      <w:r>
-        <w:rPr>
-          <w:rStyle w:val="FunctionTok"/>
-        </w:rPr>
-        <w:t xml:space="preserve">tar_make</w:t>
-      </w:r>
-      <w:r>
-        <w:rPr>
-          <w:rStyle w:val="NormalTok"/>
-        </w:rPr>
-        <w:t xml:space="preserve">()</w:t>
-      </w:r>
-      <w:r>
-        <w:br/>
-      </w:r>
-      <w:r>
-        <w:rPr>
-          <w:rStyle w:val="NormalTok"/>
-        </w:rPr>
-        <w:t xml:space="preserve">tabla </w:t>
-      </w:r>
-      <w:r>
-        <w:rPr>
-          <w:rStyle w:val="OtherTok"/>
-        </w:rPr>
-        <w:t xml:space="preserve">&lt;-</w:t>
-      </w:r>
-      <w:r>
-        <w:rPr>
-          <w:rStyle w:val="NormalTok"/>
-        </w:rPr>
-        <w:t xml:space="preserve"> </w:t>
-      </w:r>
-      <w:r>
-        <w:rPr>
-          <w:rStyle w:val="FunctionTok"/>
-        </w:rPr>
-        <w:t xml:space="preserve">read.csv</w:t>
-      </w:r>
-      <w:r>
-        <w:rPr>
-          <w:rStyle w:val="NormalTok"/>
-        </w:rPr>
-        <w:t xml:space="preserve">(</w:t>
-      </w:r>
-      <w:r>
-        <w:rPr>
-          <w:rStyle w:val="StringTok"/>
-        </w:rPr>
-        <w:t xml:space="preserve">"output/tabla_analisis.csv"</w:t>
-      </w:r>
-      <w:r>
-        <w:rPr>
-          <w:rStyle w:val="NormalTok"/>
-        </w:rPr>
-        <w:t xml:space="preserve">)</w:t>
-      </w:r>
-      <w:r>
-        <w:br/>
-      </w:r>
-      <w:r>
-        <w:rPr>
-          <w:rStyle w:val="FunctionTok"/>
-        </w:rPr>
-        <w:t xml:space="preserve">View</w:t>
-      </w:r>
-      <w:r>
-        <w:rPr>
-          <w:rStyle w:val="NormalTok"/>
-        </w:rPr>
-        <w:t xml:space="preserve">(tabla)        </w:t>
-      </w:r>
-      <w:r>
-        <w:rPr>
-          <w:rStyle w:val="CommentTok"/>
-        </w:rPr>
-        <w:t xml:space="preserve"># en RStudio; alternativamente, head(tabla)</w:t>
+          <w:rStyle w:val="VerbatimChar"/>
+        </w:rPr>
+        <w:t xml:space="preserve">Archivos:  6   |   Duración anómala: 1   |   PASAN QC: 5 / 6</w:t>
       </w:r>
     </w:p>
     <w:p>
       <w:pPr>
         <w:pStyle w:val="FirstParagraph"/>
       </w:pPr>
+      <w:r>
+        <w:t xml:space="preserve">La tabla tiene</w:t>
+      </w:r>
+      <w:r>
+        <w:t xml:space="preserve"> </w:t>
+      </w:r>
       <w:r>
         <w:rPr>
           <w:b/>
           <w:bCs/>
         </w:rPr>
-        <w:t xml:space="preserve">Resultados esperados.</w:t>
-      </w:r>
-      <w:r>
-        <w:t xml:space="preserve"> </w:t>
-      </w:r>
-      <w:r>
-        <w:t xml:space="preserve">El resumen del control de calidad indica</w:t>
-      </w:r>
-      <w:r>
-        <w:t xml:space="preserve"> </w:t>
-      </w:r>
-      <w:r>
-        <w:rPr>
-          <w:rStyle w:val="VerbatimChar"/>
-        </w:rPr>
-        <w:t xml:space="preserve">Archivos: 6</w:t>
-      </w:r>
-      <w:r>
-        <w:t xml:space="preserve">,</w:t>
-      </w:r>
-      <w:r>
-        <w:t xml:space="preserve"> </w:t>
-      </w:r>
-      <w:r>
-        <w:rPr>
-          <w:rStyle w:val="VerbatimChar"/>
-        </w:rPr>
-        <w:t xml:space="preserve">Duración anómala: 1</w:t>
-      </w:r>
-      <w:r>
-        <w:t xml:space="preserve"> </w:t>
-      </w:r>
-      <w:r>
-        <w:t xml:space="preserve">y</w:t>
-      </w:r>
-      <w:r>
-        <w:t xml:space="preserve"> </w:t>
-      </w:r>
-      <w:r>
-        <w:rPr>
-          <w:rStyle w:val="VerbatimChar"/>
-        </w:rPr>
-        <w:t xml:space="preserve">PASAN QC: 5 / 6</w:t>
-      </w:r>
-      <w:r>
-        <w:t xml:space="preserve">. La tabla contiene cinco filas, y no seis:</w:t>
-      </w:r>
-      <w:r>
-        <w:t xml:space="preserve"> </w:t>
-      </w:r>
-      <w:r>
-        <w:t xml:space="preserve">la grabación</w:t>
-      </w:r>
-      <w:r>
-        <w:t xml:space="preserve"> </w:t>
-      </w:r>
-      <w:r>
-        <w:rPr>
-          <w:rStyle w:val="VerbatimChar"/>
-        </w:rPr>
-        <w:t xml:space="preserve">…062000_TRUNCADA.WAV</w:t>
-      </w:r>
-      <w:r>
-        <w:t xml:space="preserve"> </w:t>
-      </w:r>
-      <w:r>
-        <w:t xml:space="preserve">del grabador AM02, de tres segundos en lugar de</w:t>
-      </w:r>
-      <w:r>
-        <w:t xml:space="preserve"> </w:t>
-      </w:r>
-      <w:r>
-        <w:t xml:space="preserve">los diez esperados, ha sido descartada. Cada fila integra tres ámbitos de</w:t>
-      </w:r>
-      <w:r>
-        <w:t xml:space="preserve"> </w:t>
-      </w:r>
-      <w:r>
-        <w:t xml:space="preserve">información: la señal de audio (</w:t>
-      </w:r>
-      <w:r>
-        <w:rPr>
-          <w:rStyle w:val="VerbatimChar"/>
-        </w:rPr>
-        <w:t xml:space="preserve">rms</w:t>
-      </w:r>
-      <w:r>
-        <w:t xml:space="preserve">,</w:t>
-      </w:r>
-      <w:r>
-        <w:t xml:space="preserve"> </w:t>
-      </w:r>
-      <w:r>
-        <w:rPr>
-          <w:rStyle w:val="VerbatimChar"/>
-        </w:rPr>
-        <w:t xml:space="preserve">spectral_entropy</w:t>
-      </w:r>
-      <w:r>
-        <w:t xml:space="preserve">), los metadatos</w:t>
-      </w:r>
-      <w:r>
-        <w:t xml:space="preserve"> </w:t>
-      </w:r>
-      <w:r>
-        <w:t xml:space="preserve">(</w:t>
-      </w:r>
-      <w:r>
-        <w:rPr>
-          <w:rStyle w:val="VerbatimChar"/>
-        </w:rPr>
-        <w:t xml:space="preserve">datetime</w:t>
-      </w:r>
-      <w:r>
-        <w:t xml:space="preserve">,</w:t>
-      </w:r>
-      <w:r>
-        <w:t xml:space="preserve"> </w:t>
-      </w:r>
-      <w:r>
-        <w:rPr>
-          <w:rStyle w:val="VerbatimChar"/>
-        </w:rPr>
-        <w:t xml:space="preserve">recorder_id</w:t>
-      </w:r>
-      <w:r>
-        <w:t xml:space="preserve">,</w:t>
-      </w:r>
-      <w:r>
-        <w:t xml:space="preserve"> </w:t>
-      </w:r>
-      <w:r>
-        <w:rPr>
-          <w:rStyle w:val="VerbatimChar"/>
-        </w:rPr>
-        <w:t xml:space="preserve">duration_s</w:t>
-      </w:r>
-      <w:r>
-        <w:t xml:space="preserve">) y el diseño de muestreo (</w:t>
-      </w:r>
-      <w:r>
-        <w:rPr>
-          <w:rStyle w:val="VerbatimChar"/>
-        </w:rPr>
-        <w:t xml:space="preserve">site</w:t>
-      </w:r>
-      <w:r>
-        <w:t xml:space="preserve">,</w:t>
-      </w:r>
-      <w:r>
-        <w:t xml:space="preserve"> </w:t>
-      </w:r>
-      <w:r>
-        <w:rPr>
-          <w:rStyle w:val="VerbatimChar"/>
-        </w:rPr>
-        <w:t xml:space="preserve">habitat</w:t>
-      </w:r>
-      <w:r>
-        <w:t xml:space="preserve">,</w:t>
-      </w:r>
-      <w:r>
-        <w:t xml:space="preserve"> </w:t>
-      </w:r>
-      <w:r>
-        <w:rPr>
-          <w:rStyle w:val="VerbatimChar"/>
-        </w:rPr>
-        <w:t xml:space="preserve">lat</w:t>
-      </w:r>
-      <w:r>
-        <w:t xml:space="preserve">,</w:t>
-      </w:r>
-      <w:r>
-        <w:t xml:space="preserve"> </w:t>
-      </w:r>
-      <w:r>
-        <w:rPr>
-          <w:rStyle w:val="VerbatimChar"/>
-        </w:rPr>
-        <w:t xml:space="preserve">lon</w:t>
-      </w:r>
-      <w:r>
-        <w:t xml:space="preserve">).</w:t>
-      </w:r>
-    </w:p>
-    <w:p>
-      <w:pPr>
-        <w:pStyle w:val="BodyText"/>
-      </w:pPr>
-      <w:r>
-        <w:rPr>
-          <w:b/>
-          <w:bCs/>
-        </w:rPr>
-        <w:t xml:space="preserve">Discusión.</w:t>
-      </w:r>
-      <w:r>
-        <w:t xml:space="preserve"> </w:t>
-      </w:r>
-      <w:r>
-        <w:t xml:space="preserve">Una única instrucción reproduce la totalidad del flujo, desde los</w:t>
-      </w:r>
-      <w:r>
-        <w:t xml:space="preserve"> </w:t>
-      </w:r>
-      <w:r>
-        <w:t xml:space="preserve">archivos sin procesar hasta una tabla ordenada. El control de calidad ha excluido</w:t>
-      </w:r>
-      <w:r>
-        <w:t xml:space="preserve"> </w:t>
-      </w:r>
-      <w:r>
-        <w:t xml:space="preserve">la grabación defectuosa sin intervención manual.</w:t>
-      </w:r>
-    </w:p>
-    <w:bookmarkEnd w:id="22"/>
-    <w:bookmarkStart w:id="23" w:name="X980456c94d56da5bd59f0339d57e6372844af07"/>
-    <w:p>
-      <w:pPr>
-        <w:pStyle w:val="Heading2"/>
-      </w:pPr>
-      <w:r>
-        <w:t xml:space="preserve">Ejercicio 2. Alteración de la zona horaria y detección de discrepancias</w:t>
-      </w:r>
-    </w:p>
-    <w:p>
-      <w:pPr>
-        <w:pStyle w:val="FirstParagraph"/>
-      </w:pPr>
-      <w:r>
-        <w:t xml:space="preserve">El flujo obtiene la fecha y la hora de cada grabación de dos fuentes independientes</w:t>
-      </w:r>
-      <w:r>
-        <w:t xml:space="preserve"> </w:t>
-      </w:r>
-      <w:r>
-        <w:t xml:space="preserve">—el nombre del archivo (</w:t>
-      </w:r>
-      <w:r>
-        <w:rPr>
-          <w:rStyle w:val="VerbatimChar"/>
-        </w:rPr>
-        <w:t xml:space="preserve">20260501_060000.WAV</w:t>
-      </w:r>
-      <w:r>
-        <w:t xml:space="preserve">) y la cabecera interna del archivo</w:t>
-      </w:r>
-      <w:r>
-        <w:t xml:space="preserve"> </w:t>
-      </w:r>
-      <w:r>
-        <w:t xml:space="preserve">WAV— y verifica su concordancia. En este ejercicio se provoca una discrepancia</w:t>
-      </w:r>
-      <w:r>
-        <w:t xml:space="preserve"> </w:t>
-      </w:r>
-      <w:r>
-        <w:t xml:space="preserve">deliberada.</w:t>
-      </w:r>
-    </w:p>
-    <w:p>
-      <w:pPr>
-        <w:pStyle w:val="BodyText"/>
-      </w:pPr>
-      <w:r>
-        <w:rPr>
-          <w:b/>
-          <w:bCs/>
-        </w:rPr>
-        <w:t xml:space="preserve">Procedimiento.</w:t>
+        <w:t xml:space="preserve">5 filas, no 6</w:t>
+      </w:r>
+      <w:r>
+        <w:t xml:space="preserve">. La grabación</w:t>
+      </w:r>
+      <w:r>
+        <w:t xml:space="preserve"> </w:t>
+      </w:r>
+      <w:r>
+        <w:rPr>
+          <w:rStyle w:val="VerbatimChar"/>
+        </w:rPr>
+        <w:t xml:space="preserve">20260501_062000_TRUNCADA.WAV</w:t>
+      </w:r>
+      <w:r>
+        <w:t xml:space="preserve"> </w:t>
+      </w:r>
+      <w:r>
+        <w:t xml:space="preserve">del grabador AM02 —que tiene 3 segundos en lugar de los 10 esperados— ha sido descartada automáticamente. Cada fila integra tres tipos de información:</w:t>
       </w:r>
     </w:p>
     <w:p>
@@ -2050,56 +1471,32 @@
         </w:numPr>
       </w:pPr>
       <w:r>
-        <w:t xml:space="preserve">Ábrase el archivo</w:t>
-      </w:r>
-      <w:r>
-        <w:t xml:space="preserve"> </w:t>
-      </w:r>
-      <w:r>
-        <w:rPr>
-          <w:rStyle w:val="VerbatimChar"/>
-        </w:rPr>
-        <w:t xml:space="preserve">_targets.R</w:t>
-      </w:r>
-      <w:r>
-        <w:t xml:space="preserve"> </w:t>
-      </w:r>
-      <w:r>
-        <w:t xml:space="preserve">(desde el panel</w:t>
-      </w:r>
-      <w:r>
-        <w:t xml:space="preserve"> </w:t>
-      </w:r>
-      <w:r>
-        <w:rPr>
-          <w:i/>
-          <w:iCs/>
-        </w:rPr>
-        <w:t xml:space="preserve">Files</w:t>
-      </w:r>
-      <w:r>
-        <w:t xml:space="preserve"> </w:t>
-      </w:r>
-      <w:r>
-        <w:t xml:space="preserve">de RStudio) y localícese</w:t>
-      </w:r>
-      <w:r>
-        <w:t xml:space="preserve"> </w:t>
-      </w:r>
-      <w:r>
-        <w:t xml:space="preserve">la línea</w:t>
-      </w:r>
-      <w:r>
-        <w:t xml:space="preserve"> </w:t>
-      </w:r>
-      <w:r>
-        <w:rPr>
-          <w:rStyle w:val="VerbatimChar"/>
-        </w:rPr>
-        <w:t xml:space="preserve">recorder_tz &lt;- "UTC"</w:t>
-      </w:r>
-      <w:r>
-        <w:t xml:space="preserve">.</w:t>
+        <w:rPr>
+          <w:b/>
+          <w:bCs/>
+        </w:rPr>
+        <w:t xml:space="preserve">Señal de audio:</w:t>
+      </w:r>
+      <w:r>
+        <w:t xml:space="preserve"> </w:t>
+      </w:r>
+      <w:r>
+        <w:rPr>
+          <w:rStyle w:val="VerbatimChar"/>
+        </w:rPr>
+        <w:t xml:space="preserve">rms</w:t>
+      </w:r>
+      <w:r>
+        <w:t xml:space="preserve">,</w:t>
+      </w:r>
+      <w:r>
+        <w:t xml:space="preserve"> </w:t>
+      </w:r>
+      <w:r>
+        <w:rPr>
+          <w:rStyle w:val="VerbatimChar"/>
+        </w:rPr>
+        <w:t xml:space="preserve">spectral_entropy</w:t>
       </w:r>
     </w:p>
     <w:p>
@@ -2111,36 +1508,44 @@
         </w:numPr>
       </w:pPr>
       <w:r>
-        <w:t xml:space="preserve">Sustitúyase su valor por una zona horaria distinta:</w:t>
-      </w:r>
-    </w:p>
-    <w:p>
-      <w:pPr>
-        <w:pStyle w:val="SourceCode"/>
-      </w:pPr>
-      <w:r>
-        <w:rPr>
-          <w:rStyle w:val="NormalTok"/>
-        </w:rPr>
-        <w:t xml:space="preserve">recorder_tz        </w:t>
-      </w:r>
-      <w:r>
-        <w:rPr>
-          <w:rStyle w:val="OtherTok"/>
-        </w:rPr>
-        <w:t xml:space="preserve">&lt;-</w:t>
-      </w:r>
-      <w:r>
-        <w:rPr>
-          <w:rStyle w:val="NormalTok"/>
-        </w:rPr>
-        <w:t xml:space="preserve"> </w:t>
-      </w:r>
-      <w:r>
-        <w:rPr>
-          <w:rStyle w:val="StringTok"/>
-        </w:rPr>
-        <w:t xml:space="preserve">"America/New_York"</w:t>
+        <w:rPr>
+          <w:b/>
+          <w:bCs/>
+        </w:rPr>
+        <w:t xml:space="preserve">Metadatos de la grabación:</w:t>
+      </w:r>
+      <w:r>
+        <w:t xml:space="preserve"> </w:t>
+      </w:r>
+      <w:r>
+        <w:rPr>
+          <w:rStyle w:val="VerbatimChar"/>
+        </w:rPr>
+        <w:t xml:space="preserve">datetime</w:t>
+      </w:r>
+      <w:r>
+        <w:t xml:space="preserve">,</w:t>
+      </w:r>
+      <w:r>
+        <w:t xml:space="preserve"> </w:t>
+      </w:r>
+      <w:r>
+        <w:rPr>
+          <w:rStyle w:val="VerbatimChar"/>
+        </w:rPr>
+        <w:t xml:space="preserve">recorder_id</w:t>
+      </w:r>
+      <w:r>
+        <w:t xml:space="preserve">,</w:t>
+      </w:r>
+      <w:r>
+        <w:t xml:space="preserve"> </w:t>
+      </w:r>
+      <w:r>
+        <w:rPr>
+          <w:rStyle w:val="VerbatimChar"/>
+        </w:rPr>
+        <w:t xml:space="preserve">duration_s</w:t>
       </w:r>
     </w:p>
     <w:p>
@@ -2148,119 +1553,68 @@
         <w:pStyle w:val="Compact"/>
         <w:numPr>
           <w:ilvl w:val="0"/>
-          <w:numId w:val="1006"/>
+          <w:numId w:val="1005"/>
         </w:numPr>
-      </w:pPr>
-      <w:r>
-        <w:t xml:space="preserve">Guárdese el archivo (Ctrl+S) y ejecútese de nuevo</w:t>
-      </w:r>
-      <w:r>
-        <w:t xml:space="preserve"> </w:t>
-      </w:r>
-      <w:r>
-        <w:rPr>
-          <w:rStyle w:val="VerbatimChar"/>
-        </w:rPr>
-        <w:t xml:space="preserve">targets::tar_make()</w:t>
-      </w:r>
-      <w:r>
-        <w:t xml:space="preserve">.</w:t>
-      </w:r>
-    </w:p>
-    <w:p>
-      <w:pPr>
-        <w:pStyle w:val="FirstParagraph"/>
       </w:pPr>
       <w:r>
         <w:rPr>
           <w:b/>
           <w:bCs/>
         </w:rPr>
-        <w:t xml:space="preserve">Resultados esperados.</w:t>
-      </w:r>
-      <w:r>
-        <w:t xml:space="preserve"> </w:t>
-      </w:r>
-      <w:r>
-        <w:t xml:space="preserve">Se generan seis avisos del tipo</w:t>
-      </w:r>
-      <w:r>
-        <w:t xml:space="preserve"> </w:t>
-      </w:r>
-      <w:r>
-        <w:rPr>
-          <w:rStyle w:val="VerbatimChar"/>
-        </w:rPr>
-        <w:t xml:space="preserve">DISCREPANCIA nombre vs cabecera en 20260501_060000.WAV</w:t>
-      </w:r>
-      <w:r>
-        <w:t xml:space="preserve">, y el resumen indica</w:t>
-      </w:r>
-      <w:r>
-        <w:t xml:space="preserve"> </w:t>
-      </w:r>
-      <w:r>
-        <w:rPr>
-          <w:rStyle w:val="VerbatimChar"/>
-        </w:rPr>
-        <w:t xml:space="preserve">Discrepancia nombre/hdr: 6</w:t>
-      </w:r>
-      <w:r>
-        <w:t xml:space="preserve">. Las columnas</w:t>
-      </w:r>
-      <w:r>
-        <w:t xml:space="preserve"> </w:t>
-      </w:r>
-      <w:r>
-        <w:rPr>
-          <w:rStyle w:val="VerbatimChar"/>
-        </w:rPr>
-        <w:t xml:space="preserve">dt_name</w:t>
-      </w:r>
-      <w:r>
-        <w:t xml:space="preserve"> </w:t>
-      </w:r>
-      <w:r>
-        <w:t xml:space="preserve">y</w:t>
-      </w:r>
-      <w:r>
-        <w:t xml:space="preserve"> </w:t>
-      </w:r>
-      <w:r>
-        <w:rPr>
-          <w:rStyle w:val="VerbatimChar"/>
-        </w:rPr>
-        <w:t xml:space="preserve">dt_header</w:t>
-      </w:r>
-      <w:r>
-        <w:t xml:space="preserve"> </w:t>
-      </w:r>
-      <w:r>
-        <w:t xml:space="preserve">muestran</w:t>
-      </w:r>
-      <w:r>
-        <w:t xml:space="preserve"> </w:t>
-      </w:r>
-      <w:r>
-        <w:t xml:space="preserve">aparentemente la misma hora (</w:t>
-      </w:r>
-      <w:r>
-        <w:t xml:space="preserve">“06:00:00”</w:t>
-      </w:r>
-      <w:r>
-        <w:t xml:space="preserve">) y, sin embargo, el aviso se activa: las</w:t>
-      </w:r>
-      <w:r>
-        <w:t xml:space="preserve"> </w:t>
-      </w:r>
-      <w:r>
-        <w:t xml:space="preserve">06:00 en la zona de Nueva York y las 06:00 en UTC son instantes distintos,</w:t>
-      </w:r>
-      <w:r>
-        <w:t xml:space="preserve"> </w:t>
-      </w:r>
-      <w:r>
-        <w:t xml:space="preserve">separados por varias horas.</w:t>
+        <w:t xml:space="preserve">Diseño de muestreo:</w:t>
+      </w:r>
+      <w:r>
+        <w:t xml:space="preserve"> </w:t>
+      </w:r>
+      <w:r>
+        <w:rPr>
+          <w:rStyle w:val="VerbatimChar"/>
+        </w:rPr>
+        <w:t xml:space="preserve">site</w:t>
+      </w:r>
+      <w:r>
+        <w:t xml:space="preserve">,</w:t>
+      </w:r>
+      <w:r>
+        <w:t xml:space="preserve"> </w:t>
+      </w:r>
+      <w:r>
+        <w:rPr>
+          <w:rStyle w:val="VerbatimChar"/>
+        </w:rPr>
+        <w:t xml:space="preserve">habitat</w:t>
+      </w:r>
+      <w:r>
+        <w:t xml:space="preserve">,</w:t>
+      </w:r>
+      <w:r>
+        <w:t xml:space="preserve"> </w:t>
+      </w:r>
+      <w:r>
+        <w:rPr>
+          <w:rStyle w:val="VerbatimChar"/>
+        </w:rPr>
+        <w:t xml:space="preserve">lat</w:t>
+      </w:r>
+      <w:r>
+        <w:t xml:space="preserve">,</w:t>
+      </w:r>
+      <w:r>
+        <w:t xml:space="preserve"> </w:t>
+      </w:r>
+      <w:r>
+        <w:rPr>
+          <w:rStyle w:val="VerbatimChar"/>
+        </w:rPr>
+        <w:t xml:space="preserve">lon</w:t>
+      </w:r>
+    </w:p>
+    <w:p>
+      <w:pPr>
+        <w:pStyle w:val="FirstParagraph"/>
+      </w:pPr>
+      <w:r>
+        <w:t xml:space="preserve">Una sola instrucción, desde los WAV crudos hasta una tabla con todo integrado.</w:t>
       </w:r>
     </w:p>
     <w:p>
@@ -2272,77 +1626,154 @@
           <w:b/>
           <w:bCs/>
         </w:rPr>
-        <w:t xml:space="preserve">Discusión.</w:t>
-      </w:r>
-      <w:r>
-        <w:t xml:space="preserve"> </w:t>
-      </w:r>
-      <w:r>
-        <w:t xml:space="preserve">Una zona horaria mal configurada altera todas las marcas temporales</w:t>
-      </w:r>
-      <w:r>
-        <w:t xml:space="preserve"> </w:t>
-      </w:r>
-      <w:r>
-        <w:t xml:space="preserve">sin producir ningún error explícito. La validación cruzada entre el nombre y la</w:t>
-      </w:r>
-      <w:r>
-        <w:t xml:space="preserve"> </w:t>
-      </w:r>
-      <w:r>
-        <w:t xml:space="preserve">cabecera permite detectar el problema de inmediato.</w:t>
+        <w:t xml:space="preserve">Para pensar:</w:t>
+      </w:r>
+      <w:r>
+        <w:t xml:space="preserve"> </w:t>
+      </w:r>
+      <w:r>
+        <w:t xml:space="preserve">¿cómo sabrías, sin este flujo, que falta una grabación?</w:t>
+      </w:r>
+    </w:p>
+    <w:p>
+      <w:r>
+        <w:pict>
+          <v:rect style="width:0;height:1.5pt" o:hralign="center" o:hrstd="t" o:hr="t"/>
+        </w:pict>
+      </w:r>
+    </w:p>
+    <w:bookmarkEnd w:id="22"/>
+    <w:bookmarkStart w:id="23" w:name="ejercicio-2-una-zona-horaria-incorrecta"/>
+    <w:p>
+      <w:pPr>
+        <w:pStyle w:val="Heading2"/>
+      </w:pPr>
+      <w:r>
+        <w:t xml:space="preserve">Ejercicio 2 — Una zona horaria incorrecta</w:t>
+      </w:r>
+    </w:p>
+    <w:p>
+      <w:pPr>
+        <w:pStyle w:val="FirstParagraph"/>
+      </w:pPr>
+      <w:r>
+        <w:t xml:space="preserve">El flujo extrae la fecha de cada grabación de dos fuentes: el</w:t>
+      </w:r>
+      <w:r>
+        <w:t xml:space="preserve"> </w:t>
+      </w:r>
+      <w:r>
+        <w:rPr>
+          <w:b/>
+          <w:bCs/>
+        </w:rPr>
+        <w:t xml:space="preserve">nombre del archivo</w:t>
+      </w:r>
+      <w:r>
+        <w:t xml:space="preserve"> </w:t>
+      </w:r>
+      <w:r>
+        <w:t xml:space="preserve">(</w:t>
+      </w:r>
+      <w:r>
+        <w:rPr>
+          <w:rStyle w:val="VerbatimChar"/>
+        </w:rPr>
+        <w:t xml:space="preserve">20260501_060000.WAV</w:t>
+      </w:r>
+      <w:r>
+        <w:t xml:space="preserve">) y la</w:t>
+      </w:r>
+      <w:r>
+        <w:t xml:space="preserve"> </w:t>
+      </w:r>
+      <w:r>
+        <w:rPr>
+          <w:b/>
+          <w:bCs/>
+        </w:rPr>
+        <w:t xml:space="preserve">cabecera interna del WAV</w:t>
+      </w:r>
+      <w:r>
+        <w:t xml:space="preserve">. Luego las compara. Si no coinciden, avisa. En este ejercicio lo vamos a romper a propósito.</w:t>
       </w:r>
     </w:p>
     <w:p>
       <w:pPr>
         <w:pStyle w:val="BodyText"/>
       </w:pPr>
+      <w:r>
+        <w:rPr>
+          <w:b/>
+          <w:bCs/>
+        </w:rPr>
+        <w:t xml:space="preserve">Paso 1.</w:t>
+      </w:r>
+      <w:r>
+        <w:t xml:space="preserve"> </w:t>
+      </w:r>
+      <w:r>
+        <w:t xml:space="preserve">Abre</w:t>
+      </w:r>
+      <w:r>
+        <w:t xml:space="preserve"> </w:t>
+      </w:r>
+      <w:r>
+        <w:rPr>
+          <w:rStyle w:val="VerbatimChar"/>
+        </w:rPr>
+        <w:t xml:space="preserve">_targets.R</w:t>
+      </w:r>
+      <w:r>
+        <w:t xml:space="preserve"> </w:t>
+      </w:r>
+      <w:r>
+        <w:t xml:space="preserve">desde el panel</w:t>
+      </w:r>
+      <w:r>
+        <w:t xml:space="preserve"> </w:t>
+      </w:r>
       <w:r>
         <w:rPr>
           <w:i/>
           <w:iCs/>
         </w:rPr>
-        <w:t xml:space="preserve">Restauración.</w:t>
-      </w:r>
-      <w:r>
-        <w:t xml:space="preserve"> </w:t>
-      </w:r>
-      <w:r>
-        <w:t xml:space="preserve">Devuélvase</w:t>
-      </w:r>
-      <w:r>
-        <w:t xml:space="preserve"> </w:t>
-      </w:r>
-      <w:r>
-        <w:rPr>
-          <w:rStyle w:val="VerbatimChar"/>
-        </w:rPr>
-        <w:t xml:space="preserve">recorder_tz &lt;- "UTC"</w:t>
-      </w:r>
-      <w:r>
-        <w:t xml:space="preserve">, guárdese y ejecútese</w:t>
-      </w:r>
-      <w:r>
-        <w:t xml:space="preserve"> </w:t>
-      </w:r>
-      <w:r>
-        <w:rPr>
-          <w:rStyle w:val="VerbatimChar"/>
-        </w:rPr>
-        <w:t xml:space="preserve">targets::tar_make()</w:t>
-      </w:r>
-      <w:r>
-        <w:t xml:space="preserve">; la discrepancia debe volver a cero.</w:t>
-      </w:r>
-    </w:p>
-    <w:bookmarkEnd w:id="23"/>
-    <w:bookmarkStart w:id="24" w:name="X93934760074f2c5471dc2213098a21762da0f9f"/>
-    <w:p>
-      <w:pPr>
-        <w:pStyle w:val="Heading2"/>
-      </w:pPr>
-      <w:r>
-        <w:t xml:space="preserve">Ejercicio 3. Modificación de un umbral de control de calidad</w:t>
+        <w:t xml:space="preserve">Files</w:t>
+      </w:r>
+      <w:r>
+        <w:t xml:space="preserve"> </w:t>
+      </w:r>
+      <w:r>
+        <w:t xml:space="preserve">de RStudio (haz clic en el archivo en la lista). Localiza la línea:</w:t>
+      </w:r>
+    </w:p>
+    <w:p>
+      <w:pPr>
+        <w:pStyle w:val="SourceCode"/>
+      </w:pPr>
+      <w:r>
+        <w:rPr>
+          <w:rStyle w:val="NormalTok"/>
+        </w:rPr>
+        <w:t xml:space="preserve">recorder_tz  </w:t>
+      </w:r>
+      <w:r>
+        <w:rPr>
+          <w:rStyle w:val="OtherTok"/>
+        </w:rPr>
+        <w:t xml:space="preserve">&lt;-</w:t>
+      </w:r>
+      <w:r>
+        <w:rPr>
+          <w:rStyle w:val="NormalTok"/>
+        </w:rPr>
+        <w:t xml:space="preserve"> </w:t>
+      </w:r>
+      <w:r>
+        <w:rPr>
+          <w:rStyle w:val="StringTok"/>
+        </w:rPr>
+        <w:t xml:space="preserve">"UTC"</w:t>
       </w:r>
     </w:p>
     <w:p>
@@ -2350,309 +1781,203 @@
         <w:pStyle w:val="FirstParagraph"/>
       </w:pPr>
       <w:r>
-        <w:t xml:space="preserve">Este ejercicio ilustra el recálculo selectivo de</w:t>
-      </w:r>
-      <w:r>
-        <w:t xml:space="preserve"> </w:t>
-      </w:r>
-      <w:r>
-        <w:rPr>
-          <w:rStyle w:val="VerbatimChar"/>
-        </w:rPr>
-        <w:t xml:space="preserve">targets</w:t>
-      </w:r>
-      <w:r>
-        <w:t xml:space="preserve">: al modificar un</w:t>
-      </w:r>
-      <w:r>
-        <w:t xml:space="preserve"> </w:t>
-      </w:r>
-      <w:r>
-        <w:t xml:space="preserve">elemento, solo se recalcula lo que depende de él.</w:t>
-      </w:r>
-    </w:p>
-    <w:p>
-      <w:pPr>
-        <w:pStyle w:val="BodyText"/>
+        <w:t xml:space="preserve">Cámbiala a:</w:t>
+      </w:r>
+    </w:p>
+    <w:p>
+      <w:pPr>
+        <w:pStyle w:val="SourceCode"/>
+      </w:pPr>
+      <w:r>
+        <w:rPr>
+          <w:rStyle w:val="NormalTok"/>
+        </w:rPr>
+        <w:t xml:space="preserve">recorder_tz  </w:t>
+      </w:r>
+      <w:r>
+        <w:rPr>
+          <w:rStyle w:val="OtherTok"/>
+        </w:rPr>
+        <w:t xml:space="preserve">&lt;-</w:t>
+      </w:r>
+      <w:r>
+        <w:rPr>
+          <w:rStyle w:val="NormalTok"/>
+        </w:rPr>
+        <w:t xml:space="preserve"> </w:t>
+      </w:r>
+      <w:r>
+        <w:rPr>
+          <w:rStyle w:val="StringTok"/>
+        </w:rPr>
+        <w:t xml:space="preserve">"America/New_York"</w:t>
+      </w:r>
+    </w:p>
+    <w:p>
+      <w:pPr>
+        <w:pStyle w:val="FirstParagraph"/>
       </w:pPr>
       <w:r>
         <w:rPr>
           <w:b/>
           <w:bCs/>
         </w:rPr>
-        <w:t xml:space="preserve">Procedimiento.</w:t>
-      </w:r>
-    </w:p>
-    <w:p>
-      <w:pPr>
-        <w:pStyle w:val="Compact"/>
-        <w:numPr>
-          <w:ilvl w:val="0"/>
-          <w:numId w:val="1007"/>
-        </w:numPr>
-      </w:pPr>
-      <w:r>
-        <w:t xml:space="preserve">Ábrase el archivo</w:t>
-      </w:r>
-      <w:r>
-        <w:t xml:space="preserve"> </w:t>
-      </w:r>
-      <w:r>
-        <w:rPr>
-          <w:rStyle w:val="VerbatimChar"/>
-        </w:rPr>
-        <w:t xml:space="preserve">R/qc.R</w:t>
-      </w:r>
-      <w:r>
-        <w:t xml:space="preserve"> </w:t>
-      </w:r>
-      <w:r>
-        <w:t xml:space="preserve">y localícese la función</w:t>
-      </w:r>
-      <w:r>
-        <w:t xml:space="preserve"> </w:t>
-      </w:r>
-      <w:r>
-        <w:rPr>
-          <w:rStyle w:val="VerbatimChar"/>
-        </w:rPr>
-        <w:t xml:space="preserve">qc_flag()</w:t>
-      </w:r>
-      <w:r>
-        <w:t xml:space="preserve">, cuyo primer</w:t>
-      </w:r>
-      <w:r>
-        <w:t xml:space="preserve"> </w:t>
-      </w:r>
-      <w:r>
-        <w:t xml:space="preserve">parámetro define el umbral de tolerancia de duración (</w:t>
-      </w:r>
-      <w:r>
-        <w:rPr>
-          <w:rStyle w:val="VerbatimChar"/>
-        </w:rPr>
-        <w:t xml:space="preserve">tol_frac = 0.05</w:t>
-      </w:r>
-      <w:r>
-        <w:t xml:space="preserve">).</w:t>
-      </w:r>
-    </w:p>
-    <w:p>
-      <w:pPr>
-        <w:pStyle w:val="Compact"/>
-        <w:numPr>
-          <w:ilvl w:val="0"/>
-          <w:numId w:val="1007"/>
-        </w:numPr>
-      </w:pPr>
-      <w:r>
-        <w:t xml:space="preserve">Auméntese la tolerancia hasta el 75 %:</w:t>
-      </w:r>
-    </w:p>
-    <w:p>
-      <w:pPr>
-        <w:pStyle w:val="SourceCode"/>
-      </w:pPr>
-      <w:r>
-        <w:rPr>
-          <w:rStyle w:val="NormalTok"/>
-        </w:rPr>
-        <w:t xml:space="preserve">qc_flag </w:t>
-      </w:r>
-      <w:r>
-        <w:rPr>
-          <w:rStyle w:val="OtherTok"/>
-        </w:rPr>
-        <w:t xml:space="preserve">&lt;-</w:t>
-      </w:r>
-      <w:r>
-        <w:rPr>
-          <w:rStyle w:val="NormalTok"/>
-        </w:rPr>
-        <w:t xml:space="preserve"> </w:t>
-      </w:r>
-      <w:r>
-        <w:rPr>
-          <w:rStyle w:val="ControlFlowTok"/>
-        </w:rPr>
-        <w:t xml:space="preserve">function</w:t>
-      </w:r>
-      <w:r>
-        <w:rPr>
-          <w:rStyle w:val="NormalTok"/>
-        </w:rPr>
-        <w:t xml:space="preserve">(meta, </w:t>
-      </w:r>
-      <w:r>
-        <w:rPr>
-          <w:rStyle w:val="AttributeTok"/>
-        </w:rPr>
-        <w:t xml:space="preserve">expected_dur_s =</w:t>
-      </w:r>
-      <w:r>
-        <w:rPr>
-          <w:rStyle w:val="NormalTok"/>
-        </w:rPr>
-        <w:t xml:space="preserve"> </w:t>
-      </w:r>
-      <w:r>
-        <w:rPr>
-          <w:rStyle w:val="ConstantTok"/>
-        </w:rPr>
-        <w:t xml:space="preserve">NULL</w:t>
-      </w:r>
-      <w:r>
-        <w:rPr>
-          <w:rStyle w:val="NormalTok"/>
-        </w:rPr>
-        <w:t xml:space="preserve">, </w:t>
-      </w:r>
-      <w:r>
-        <w:rPr>
-          <w:rStyle w:val="AttributeTok"/>
-        </w:rPr>
-        <w:t xml:space="preserve">tol_frac =</w:t>
-      </w:r>
-      <w:r>
-        <w:rPr>
-          <w:rStyle w:val="NormalTok"/>
-        </w:rPr>
-        <w:t xml:space="preserve"> </w:t>
-      </w:r>
-      <w:r>
-        <w:rPr>
-          <w:rStyle w:val="FloatTok"/>
-        </w:rPr>
-        <w:t xml:space="preserve">0.75</w:t>
-      </w:r>
-      <w:r>
-        <w:rPr>
-          <w:rStyle w:val="NormalTok"/>
-        </w:rPr>
-        <w:t xml:space="preserve">) {</w:t>
-      </w:r>
-    </w:p>
-    <w:p>
-      <w:pPr>
-        <w:pStyle w:val="Compact"/>
-        <w:numPr>
-          <w:ilvl w:val="0"/>
-          <w:numId w:val="1008"/>
-        </w:numPr>
-      </w:pPr>
-      <w:r>
-        <w:t xml:space="preserve">Guárdese y ejecútese</w:t>
-      </w:r>
-      <w:r>
-        <w:t xml:space="preserve"> </w:t>
-      </w:r>
-      <w:r>
-        <w:rPr>
-          <w:rStyle w:val="VerbatimChar"/>
-        </w:rPr>
-        <w:t xml:space="preserve">targets::tar_make()</w:t>
-      </w:r>
-      <w:r>
-        <w:t xml:space="preserve">.</w:t>
-      </w:r>
-    </w:p>
-    <w:p>
-      <w:pPr>
-        <w:pStyle w:val="FirstParagraph"/>
-      </w:pPr>
+        <w:t xml:space="preserve">Paso 2.</w:t>
+      </w:r>
+      <w:r>
+        <w:t xml:space="preserve"> </w:t>
+      </w:r>
+      <w:r>
+        <w:t xml:space="preserve">Guarda el archivo con</w:t>
+      </w:r>
+      <w:r>
+        <w:t xml:space="preserve"> </w:t>
+      </w:r>
       <w:r>
         <w:rPr>
           <w:b/>
           <w:bCs/>
         </w:rPr>
-        <w:t xml:space="preserve">Resultados esperados.</w:t>
-      </w:r>
-      <w:r>
-        <w:t xml:space="preserve"> </w:t>
-      </w:r>
-      <w:r>
-        <w:t xml:space="preserve">En la consola se distingue qué objetivos se recalculan y</w:t>
-      </w:r>
-      <w:r>
-        <w:t xml:space="preserve"> </w:t>
-      </w:r>
-      <w:r>
-        <w:t xml:space="preserve">cuáles se reutilizan de la caché (</w:t>
-      </w:r>
-      <w:r>
-        <w:rPr>
-          <w:rStyle w:val="VerbatimChar"/>
-        </w:rPr>
-        <w:t xml:space="preserve">skip</w:t>
-      </w:r>
-      <w:r>
-        <w:t xml:space="preserve">). El objetivo</w:t>
-      </w:r>
-      <w:r>
-        <w:t xml:space="preserve"> </w:t>
-      </w:r>
-      <w:r>
-        <w:rPr>
-          <w:rStyle w:val="VerbatimChar"/>
-        </w:rPr>
-        <w:t xml:space="preserve">meta_raw</w:t>
-      </w:r>
-      <w:r>
-        <w:t xml:space="preserve"> </w:t>
-      </w:r>
-      <w:r>
-        <w:t xml:space="preserve">—la lectura de los</w:t>
-      </w:r>
-      <w:r>
-        <w:t xml:space="preserve"> </w:t>
-      </w:r>
-      <w:r>
-        <w:t xml:space="preserve">metadatos, la etapa más costosa— se reutiliza sin volver a ejecutarse. El resultado</w:t>
-      </w:r>
-      <w:r>
-        <w:t xml:space="preserve"> </w:t>
-      </w:r>
-      <w:r>
-        <w:t xml:space="preserve">cambia: el control de calidad pasa a</w:t>
-      </w:r>
-      <w:r>
-        <w:t xml:space="preserve"> </w:t>
-      </w:r>
-      <w:r>
-        <w:rPr>
-          <w:rStyle w:val="VerbatimChar"/>
-        </w:rPr>
-        <w:t xml:space="preserve">PASAN QC: 6 / 6</w:t>
-      </w:r>
-      <w:r>
-        <w:t xml:space="preserve"> </w:t>
-      </w:r>
-      <w:r>
-        <w:t xml:space="preserve">y la tabla contiene seis</w:t>
-      </w:r>
-      <w:r>
-        <w:t xml:space="preserve"> </w:t>
-      </w:r>
-      <w:r>
-        <w:t xml:space="preserve">filas, pues la grabación truncada ha dejado de descartarse.</w:t>
+        <w:t xml:space="preserve">Ctrl+S</w:t>
+      </w:r>
+      <w:r>
+        <w:t xml:space="preserve">. Si la barra de título de RStudio muestra un punto negro junto al nombre del archivo, significa que hay cambios sin guardar — asegúrate de guardar antes de ejecutar.</w:t>
       </w:r>
     </w:p>
     <w:p>
       <w:pPr>
         <w:pStyle w:val="BodyText"/>
+      </w:pPr>
+      <w:r>
+        <w:t xml:space="preserve">Vuelve a</w:t>
+      </w:r>
+      <w:r>
+        <w:t xml:space="preserve"> </w:t>
+      </w:r>
+      <w:r>
+        <w:rPr>
+          <w:rStyle w:val="VerbatimChar"/>
+        </w:rPr>
+        <w:t xml:space="preserve">practica.R</w:t>
+      </w:r>
+      <w:r>
+        <w:t xml:space="preserve"> </w:t>
+      </w:r>
+      <w:r>
+        <w:t xml:space="preserve">y ejecuta el bloque del Ejercicio 2:</w:t>
+      </w:r>
+    </w:p>
+    <w:p>
+      <w:pPr>
+        <w:pStyle w:val="SourceCode"/>
+      </w:pPr>
+      <w:r>
+        <w:rPr>
+          <w:rStyle w:val="NormalTok"/>
+        </w:rPr>
+        <w:t xml:space="preserve">targets</w:t>
+      </w:r>
+      <w:r>
+        <w:rPr>
+          <w:rStyle w:val="SpecialCharTok"/>
+        </w:rPr>
+        <w:t xml:space="preserve">::</w:t>
+      </w:r>
+      <w:r>
+        <w:rPr>
+          <w:rStyle w:val="FunctionTok"/>
+        </w:rPr>
+        <w:t xml:space="preserve">tar_make</w:t>
+      </w:r>
+      <w:r>
+        <w:rPr>
+          <w:rStyle w:val="NormalTok"/>
+        </w:rPr>
+        <w:t xml:space="preserve">()</w:t>
+      </w:r>
+    </w:p>
+    <w:p>
+      <w:pPr>
+        <w:pStyle w:val="FirstParagraph"/>
       </w:pPr>
       <w:r>
         <w:rPr>
           <w:b/>
           <w:bCs/>
         </w:rPr>
-        <w:t xml:space="preserve">Discusión.</w:t>
-      </w:r>
-      <w:r>
-        <w:t xml:space="preserve"> </w:t>
-      </w:r>
-      <w:r>
-        <w:t xml:space="preserve">Se extraen dos conclusiones:</w:t>
+        <w:t xml:space="preserve">Lo que verás:</w:t>
+      </w:r>
+    </w:p>
+    <w:p>
+      <w:pPr>
+        <w:pStyle w:val="SourceCode"/>
+      </w:pPr>
+      <w:r>
+        <w:rPr>
+          <w:rStyle w:val="VerbatimChar"/>
+        </w:rPr>
+        <w:t xml:space="preserve">DISCREPANCIA nombre vs cabecera en 20260501_060000.WAV (revisa zona horaria o renombrado).</w:t>
+      </w:r>
+      <w:r>
+        <w:br/>
+      </w:r>
+      <w:r>
+        <w:rPr>
+          <w:rStyle w:val="VerbatimChar"/>
+        </w:rPr>
+        <w:t xml:space="preserve">Discrepancia nombre/hdr: 6</w:t>
+      </w:r>
+    </w:p>
+    <w:p>
+      <w:pPr>
+        <w:pStyle w:val="FirstParagraph"/>
+      </w:pPr>
+      <w:r>
+        <w:t xml:space="preserve">Si miras las columnas</w:t>
+      </w:r>
+      <w:r>
+        <w:t xml:space="preserve"> </w:t>
+      </w:r>
+      <w:r>
+        <w:rPr>
+          <w:rStyle w:val="VerbatimChar"/>
+        </w:rPr>
+        <w:t xml:space="preserve">dt_name</w:t>
+      </w:r>
+      <w:r>
+        <w:t xml:space="preserve"> </w:t>
+      </w:r>
+      <w:r>
+        <w:t xml:space="preserve">y</w:t>
+      </w:r>
+      <w:r>
+        <w:t xml:space="preserve"> </w:t>
+      </w:r>
+      <w:r>
+        <w:rPr>
+          <w:rStyle w:val="VerbatimChar"/>
+        </w:rPr>
+        <w:t xml:space="preserve">dt_header</w:t>
+      </w:r>
+      <w:r>
+        <w:t xml:space="preserve">, las dos muestran</w:t>
+      </w:r>
+      <w:r>
+        <w:t xml:space="preserve"> </w:t>
+      </w:r>
+      <w:r>
+        <w:t xml:space="preserve">“06:00:00”</w:t>
+      </w:r>
+      <w:r>
+        <w:t xml:space="preserve">, y aun así el aviso se activa. ¿Por qué? Las 6 de la mañana en Nueva York y las 6 de la mañana en UTC son momentos distintos, separados por horas. Una zona horaria incorrecta desplaza todas las marcas temporales sin producir ningún error en R. Solo la comparación cruzada entre las dos fuentes lo detecta.</w:t>
+      </w:r>
+    </w:p>
+    <w:p>
+      <w:pPr>
+        <w:pStyle w:val="BodyText"/>
+      </w:pPr>
+      <w:r>
+        <w:t xml:space="preserve">Si no ves ningún aviso, es probable que</w:t>
       </w:r>
       <w:r>
         <w:t xml:space="preserve"> </w:t>
@@ -2667,89 +1992,122 @@
         <w:t xml:space="preserve"> </w:t>
       </w:r>
       <w:r>
-        <w:t xml:space="preserve">recalcula únicamente las</w:t>
-      </w:r>
-      <w:r>
-        <w:t xml:space="preserve"> </w:t>
-      </w:r>
-      <w:r>
-        <w:t xml:space="preserve">etapas posteriores a la modificación, lo que ahorra tiempo de cómputo en proyectos</w:t>
-      </w:r>
-      <w:r>
-        <w:t xml:space="preserve"> </w:t>
-      </w:r>
-      <w:r>
-        <w:t xml:space="preserve">reales; y los umbrales del control de calidad determinan qué datos se incorporan al</w:t>
-      </w:r>
-      <w:r>
-        <w:t xml:space="preserve"> </w:t>
-      </w:r>
-      <w:r>
-        <w:t xml:space="preserve">análisis.</w:t>
-      </w:r>
-    </w:p>
-    <w:p>
-      <w:pPr>
-        <w:pStyle w:val="BodyText"/>
+        <w:t xml:space="preserve">haya reutilizado la caché anterior. Ejecuta esto y vuelve a intentarlo:</w:t>
+      </w:r>
+    </w:p>
+    <w:p>
+      <w:pPr>
+        <w:pStyle w:val="SourceCode"/>
+      </w:pPr>
+      <w:r>
+        <w:rPr>
+          <w:rStyle w:val="NormalTok"/>
+        </w:rPr>
+        <w:t xml:space="preserve">targets</w:t>
+      </w:r>
+      <w:r>
+        <w:rPr>
+          <w:rStyle w:val="SpecialCharTok"/>
+        </w:rPr>
+        <w:t xml:space="preserve">::</w:t>
+      </w:r>
+      <w:r>
+        <w:rPr>
+          <w:rStyle w:val="FunctionTok"/>
+        </w:rPr>
+        <w:t xml:space="preserve">tar_invalidate</w:t>
+      </w:r>
+      <w:r>
+        <w:rPr>
+          <w:rStyle w:val="NormalTok"/>
+        </w:rPr>
+        <w:t xml:space="preserve">(meta_raw)</w:t>
+      </w:r>
+      <w:r>
+        <w:br/>
+      </w:r>
+      <w:r>
+        <w:rPr>
+          <w:rStyle w:val="NormalTok"/>
+        </w:rPr>
+        <w:t xml:space="preserve">targets</w:t>
+      </w:r>
+      <w:r>
+        <w:rPr>
+          <w:rStyle w:val="SpecialCharTok"/>
+        </w:rPr>
+        <w:t xml:space="preserve">::</w:t>
+      </w:r>
+      <w:r>
+        <w:rPr>
+          <w:rStyle w:val="FunctionTok"/>
+        </w:rPr>
+        <w:t xml:space="preserve">tar_make</w:t>
+      </w:r>
+      <w:r>
+        <w:rPr>
+          <w:rStyle w:val="NormalTok"/>
+        </w:rPr>
+        <w:t xml:space="preserve">()</w:t>
+      </w:r>
+    </w:p>
+    <w:p>
+      <w:pPr>
+        <w:pStyle w:val="FirstParagraph"/>
       </w:pPr>
       <w:r>
         <w:rPr>
           <w:i/>
           <w:iCs/>
         </w:rPr>
-        <w:t xml:space="preserve">Restauración.</w:t>
-      </w:r>
-      <w:r>
-        <w:t xml:space="preserve"> </w:t>
-      </w:r>
-      <w:r>
-        <w:t xml:space="preserve">Devuélvase</w:t>
-      </w:r>
-      <w:r>
-        <w:t xml:space="preserve"> </w:t>
-      </w:r>
-      <w:r>
-        <w:rPr>
-          <w:rStyle w:val="VerbatimChar"/>
-        </w:rPr>
-        <w:t xml:space="preserve">tol_frac = 0.05</w:t>
-      </w:r>
-      <w:r>
-        <w:t xml:space="preserve">, guárdese y ejecútese</w:t>
-      </w:r>
-      <w:r>
-        <w:t xml:space="preserve"> </w:t>
-      </w:r>
-      <w:r>
-        <w:rPr>
-          <w:rStyle w:val="VerbatimChar"/>
-        </w:rPr>
-        <w:t xml:space="preserve">targets::tar_make()</w:t>
-      </w:r>
-      <w:r>
-        <w:t xml:space="preserve">; el resultado debe volver a</w:t>
-      </w:r>
-      <w:r>
-        <w:t xml:space="preserve"> </w:t>
-      </w:r>
-      <w:r>
-        <w:rPr>
-          <w:rStyle w:val="VerbatimChar"/>
-        </w:rPr>
-        <w:t xml:space="preserve">PASAN QC: 5 / 6</w:t>
-      </w:r>
-      <w:r>
-        <w:t xml:space="preserve">.</w:t>
-      </w:r>
-    </w:p>
-    <w:bookmarkEnd w:id="24"/>
-    <w:bookmarkStart w:id="25" w:name="Xb696544ac4403e7bdbec7a7c1e5b8e030a07e5f"/>
+        <w:t xml:space="preserve">Restauración:</w:t>
+      </w:r>
+      <w:r>
+        <w:t xml:space="preserve"> </w:t>
+      </w:r>
+      <w:r>
+        <w:t xml:space="preserve">vuelve a</w:t>
+      </w:r>
+      <w:r>
+        <w:t xml:space="preserve"> </w:t>
+      </w:r>
+      <w:r>
+        <w:rPr>
+          <w:rStyle w:val="VerbatimChar"/>
+        </w:rPr>
+        <w:t xml:space="preserve">recorder_tz &lt;- "UTC"</w:t>
+      </w:r>
+      <w:r>
+        <w:t xml:space="preserve">, guarda y ejecuta</w:t>
+      </w:r>
+      <w:r>
+        <w:t xml:space="preserve"> </w:t>
+      </w:r>
+      <w:r>
+        <w:rPr>
+          <w:rStyle w:val="VerbatimChar"/>
+        </w:rPr>
+        <w:t xml:space="preserve">tar_make()</w:t>
+      </w:r>
+      <w:r>
+        <w:t xml:space="preserve">. Las discrepancias deben volver a cero.</w:t>
+      </w:r>
+    </w:p>
+    <w:p>
+      <w:r>
+        <w:pict>
+          <v:rect style="width:0;height:1.5pt" o:hralign="center" o:hrstd="t" o:hr="t"/>
+        </w:pict>
+      </w:r>
+    </w:p>
+    <w:bookmarkEnd w:id="23"/>
+    <w:bookmarkStart w:id="24" w:name="Xfb5c44627e274effbcca9358a07b0bc721b69df"/>
     <w:p>
       <w:pPr>
         <w:pStyle w:val="Heading2"/>
       </w:pPr>
       <w:r>
-        <w:t xml:space="preserve">Ejercicio 4. Un join que infla filas silenciosamente</w:t>
+        <w:t xml:space="preserve">Ejercicio 3 — Cambiar el umbral de control de calidad</w:t>
       </w:r>
     </w:p>
     <w:p>
@@ -2757,290 +2115,123 @@
         <w:pStyle w:val="FirstParagraph"/>
       </w:pPr>
       <w:r>
-        <w:t xml:space="preserve">La unión de la tabla de resultados con el diseño de muestreo es el punto donde</w:t>
-      </w:r>
-      <w:r>
-        <w:t xml:space="preserve"> </w:t>
-      </w:r>
-      <w:r>
-        <w:t xml:space="preserve">con más frecuencia se introducen errores difíciles de detectar. Si la tabla de</w:t>
-      </w:r>
-      <w:r>
-        <w:t xml:space="preserve"> </w:t>
-      </w:r>
-      <w:r>
-        <w:t xml:space="preserve">emplazamientos contiene dos filas para el mismo grabador —por ejemplo, por una</w:t>
-      </w:r>
-      <w:r>
-        <w:t xml:space="preserve"> </w:t>
-      </w:r>
-      <w:r>
-        <w:t xml:space="preserve">doble clasificación de hábitat o una fila duplicada accidental—, cada grabación de</w:t>
-      </w:r>
-      <w:r>
-        <w:t xml:space="preserve"> </w:t>
-      </w:r>
-      <w:r>
-        <w:t xml:space="preserve">ese grabador se multiplica en la tabla final sin ningún mensaje de error explícito</w:t>
-      </w:r>
-      <w:r>
-        <w:t xml:space="preserve"> </w:t>
-      </w:r>
-      <w:r>
-        <w:t xml:space="preserve">de R. El flujo incluye un guardarraíl que detecta este caso concreto.</w:t>
-      </w:r>
-    </w:p>
-    <w:p>
-      <w:pPr>
-        <w:pStyle w:val="BodyText"/>
-      </w:pPr>
+        <w:t xml:space="preserve">Este ejercicio muestra la capacidad más útil de</w:t>
+      </w:r>
+      <w:r>
+        <w:t xml:space="preserve"> </w:t>
+      </w:r>
+      <w:r>
+        <w:rPr>
+          <w:rStyle w:val="VerbatimChar"/>
+        </w:rPr>
+        <w:t xml:space="preserve">targets</w:t>
+      </w:r>
+      <w:r>
+        <w:t xml:space="preserve"> </w:t>
+      </w:r>
+      <w:r>
+        <w:t xml:space="preserve">en el día a día: si modificas algo,</w:t>
+      </w:r>
+      <w:r>
+        <w:t xml:space="preserve"> </w:t>
+      </w:r>
       <w:r>
         <w:rPr>
           <w:b/>
           <w:bCs/>
         </w:rPr>
-        <w:t xml:space="preserve">Procedimiento.</w:t>
-      </w:r>
-    </w:p>
-    <w:p>
-      <w:pPr>
-        <w:pStyle w:val="Compact"/>
-        <w:numPr>
-          <w:ilvl w:val="0"/>
-          <w:numId w:val="1009"/>
-        </w:numPr>
-      </w:pPr>
-      <w:r>
-        <w:t xml:space="preserve">Ábrase el archivo</w:t>
-      </w:r>
-      <w:r>
-        <w:t xml:space="preserve"> </w:t>
-      </w:r>
-      <w:r>
-        <w:rPr>
-          <w:rStyle w:val="VerbatimChar"/>
-        </w:rPr>
-        <w:t xml:space="preserve">_targets.R</w:t>
-      </w:r>
-      <w:r>
-        <w:t xml:space="preserve"> </w:t>
-      </w:r>
-      <w:r>
-        <w:t xml:space="preserve">y localícese la línea:</w:t>
-      </w:r>
-    </w:p>
-    <w:p>
-      <w:pPr>
-        <w:pStyle w:val="SourceCode"/>
-      </w:pPr>
-      <w:r>
-        <w:rPr>
-          <w:rStyle w:val="FunctionTok"/>
-        </w:rPr>
-        <w:t xml:space="preserve">tar_target</w:t>
-      </w:r>
-      <w:r>
-        <w:rPr>
-          <w:rStyle w:val="NormalTok"/>
-        </w:rPr>
-        <w:t xml:space="preserve">(sites_file, </w:t>
-      </w:r>
-      <w:r>
-        <w:rPr>
-          <w:rStyle w:val="StringTok"/>
-        </w:rPr>
-        <w:t xml:space="preserve">"data/sites.csv"</w:t>
-      </w:r>
-      <w:r>
-        <w:rPr>
-          <w:rStyle w:val="NormalTok"/>
-        </w:rPr>
-        <w:t xml:space="preserve">, </w:t>
-      </w:r>
-      <w:r>
-        <w:rPr>
-          <w:rStyle w:val="AttributeTok"/>
-        </w:rPr>
-        <w:t xml:space="preserve">format =</w:t>
-      </w:r>
-      <w:r>
-        <w:rPr>
-          <w:rStyle w:val="NormalTok"/>
-        </w:rPr>
-        <w:t xml:space="preserve"> </w:t>
-      </w:r>
-      <w:r>
-        <w:rPr>
-          <w:rStyle w:val="StringTok"/>
-        </w:rPr>
-        <w:t xml:space="preserve">"file"</w:t>
-      </w:r>
-      <w:r>
-        <w:rPr>
-          <w:rStyle w:val="NormalTok"/>
-        </w:rPr>
-        <w:t xml:space="preserve">),</w:t>
-      </w:r>
-    </w:p>
-    <w:p>
-      <w:pPr>
-        <w:pStyle w:val="Compact"/>
-        <w:numPr>
-          <w:ilvl w:val="0"/>
-          <w:numId w:val="1010"/>
-        </w:numPr>
-      </w:pPr>
-      <w:r>
-        <w:t xml:space="preserve">Sustitúyase</w:t>
-      </w:r>
-      <w:r>
-        <w:t xml:space="preserve"> </w:t>
-      </w:r>
-      <w:r>
-        <w:rPr>
-          <w:rStyle w:val="VerbatimChar"/>
-        </w:rPr>
-        <w:t xml:space="preserve">sites.csv</w:t>
-      </w:r>
-      <w:r>
-        <w:t xml:space="preserve"> </w:t>
-      </w:r>
-      <w:r>
-        <w:t xml:space="preserve">por</w:t>
-      </w:r>
-      <w:r>
-        <w:t xml:space="preserve"> </w:t>
-      </w:r>
-      <w:r>
-        <w:rPr>
-          <w:rStyle w:val="VerbatimChar"/>
-        </w:rPr>
-        <w:t xml:space="preserve">sites_duplicate.csv</w:t>
-      </w:r>
-      <w:r>
-        <w:t xml:space="preserve">:</w:t>
-      </w:r>
-    </w:p>
-    <w:p>
-      <w:pPr>
-        <w:pStyle w:val="SourceCode"/>
-      </w:pPr>
-      <w:r>
-        <w:rPr>
-          <w:rStyle w:val="FunctionTok"/>
-        </w:rPr>
-        <w:t xml:space="preserve">tar_target</w:t>
-      </w:r>
-      <w:r>
-        <w:rPr>
-          <w:rStyle w:val="NormalTok"/>
-        </w:rPr>
-        <w:t xml:space="preserve">(sites_file, </w:t>
-      </w:r>
-      <w:r>
-        <w:rPr>
-          <w:rStyle w:val="StringTok"/>
-        </w:rPr>
-        <w:t xml:space="preserve">"data/sites_duplicate.csv"</w:t>
-      </w:r>
-      <w:r>
-        <w:rPr>
-          <w:rStyle w:val="NormalTok"/>
-        </w:rPr>
-        <w:t xml:space="preserve">, </w:t>
-      </w:r>
-      <w:r>
-        <w:rPr>
-          <w:rStyle w:val="AttributeTok"/>
-        </w:rPr>
-        <w:t xml:space="preserve">format =</w:t>
-      </w:r>
-      <w:r>
-        <w:rPr>
-          <w:rStyle w:val="NormalTok"/>
-        </w:rPr>
-        <w:t xml:space="preserve"> </w:t>
-      </w:r>
-      <w:r>
-        <w:rPr>
-          <w:rStyle w:val="StringTok"/>
-        </w:rPr>
-        <w:t xml:space="preserve">"file"</w:t>
-      </w:r>
-      <w:r>
-        <w:rPr>
-          <w:rStyle w:val="NormalTok"/>
-        </w:rPr>
-        <w:t xml:space="preserve">),</w:t>
-      </w:r>
-    </w:p>
-    <w:p>
-      <w:pPr>
-        <w:pStyle w:val="Compact"/>
-        <w:numPr>
-          <w:ilvl w:val="0"/>
-          <w:numId w:val="1011"/>
-        </w:numPr>
-      </w:pPr>
-      <w:r>
-        <w:t xml:space="preserve">Guárdese el archivo y ejecútese</w:t>
-      </w:r>
-      <w:r>
-        <w:t xml:space="preserve"> </w:t>
-      </w:r>
-      <w:r>
-        <w:rPr>
-          <w:rStyle w:val="VerbatimChar"/>
-        </w:rPr>
-        <w:t xml:space="preserve">targets::tar_make()</w:t>
-      </w:r>
-      <w:r>
-        <w:t xml:space="preserve">.</w:t>
-      </w:r>
-    </w:p>
-    <w:p>
-      <w:pPr>
-        <w:pStyle w:val="FirstParagraph"/>
+        <w:t xml:space="preserve">solo recalcula lo que depende de ese algo</w:t>
+      </w:r>
+      <w:r>
+        <w:t xml:space="preserve">. El resto se reutiliza de la caché sin ejecutarse de nuevo.</w:t>
+      </w:r>
+    </w:p>
+    <w:p>
+      <w:pPr>
+        <w:pStyle w:val="BodyText"/>
       </w:pPr>
       <w:r>
         <w:rPr>
           <w:b/>
           <w:bCs/>
         </w:rPr>
-        <w:t xml:space="preserve">Resultados esperados.</w:t>
-      </w:r>
-      <w:r>
-        <w:t xml:space="preserve"> </w:t>
-      </w:r>
-      <w:r>
-        <w:t xml:space="preserve">En la consola aparecen dos avisos. El primero, de</w:t>
-      </w:r>
-      <w:r>
-        <w:t xml:space="preserve"> </w:t>
-      </w:r>
-      <w:r>
-        <w:rPr>
-          <w:rStyle w:val="VerbatimChar"/>
-        </w:rPr>
-        <w:t xml:space="preserve">dplyr</w:t>
-      </w:r>
-      <w:r>
-        <w:t xml:space="preserve">, indica que se ha detectado una relación muchos a muchos entre las tablas</w:t>
-      </w:r>
-      <w:r>
-        <w:t xml:space="preserve"> </w:t>
-      </w:r>
-      <w:r>
-        <w:t xml:space="preserve">(</w:t>
-      </w:r>
-      <w:r>
-        <w:rPr>
-          <w:rStyle w:val="VerbatimChar"/>
-        </w:rPr>
-        <w:t xml:space="preserve">many-to-many relationship</w:t>
-      </w:r>
-      <w:r>
-        <w:t xml:space="preserve">). El segundo, del propio flujo, dice:</w:t>
+        <w:t xml:space="preserve">Paso 1.</w:t>
+      </w:r>
+      <w:r>
+        <w:t xml:space="preserve"> </w:t>
+      </w:r>
+      <w:r>
+        <w:t xml:space="preserve">Abre</w:t>
+      </w:r>
+      <w:r>
+        <w:t xml:space="preserve"> </w:t>
+      </w:r>
+      <w:r>
+        <w:rPr>
+          <w:rStyle w:val="VerbatimChar"/>
+        </w:rPr>
+        <w:t xml:space="preserve">R/qc.R</w:t>
+      </w:r>
+      <w:r>
+        <w:t xml:space="preserve"> </w:t>
+      </w:r>
+      <w:r>
+        <w:t xml:space="preserve">desde el panel</w:t>
+      </w:r>
+      <w:r>
+        <w:t xml:space="preserve"> </w:t>
+      </w:r>
+      <w:r>
+        <w:rPr>
+          <w:i/>
+          <w:iCs/>
+        </w:rPr>
+        <w:t xml:space="preserve">Files</w:t>
+      </w:r>
+      <w:r>
+        <w:t xml:space="preserve"> </w:t>
+      </w:r>
+      <w:r>
+        <w:t xml:space="preserve">(carpeta</w:t>
+      </w:r>
+      <w:r>
+        <w:t xml:space="preserve"> </w:t>
+      </w:r>
+      <w:r>
+        <w:rPr>
+          <w:rStyle w:val="VerbatimChar"/>
+        </w:rPr>
+        <w:t xml:space="preserve">R/</w:t>
+      </w:r>
+      <w:r>
+        <w:t xml:space="preserve"> </w:t>
+      </w:r>
+      <w:r>
+        <w:t xml:space="preserve">→ archivo</w:t>
+      </w:r>
+      <w:r>
+        <w:t xml:space="preserve"> </w:t>
+      </w:r>
+      <w:r>
+        <w:rPr>
+          <w:rStyle w:val="VerbatimChar"/>
+        </w:rPr>
+        <w:t xml:space="preserve">qc.R</w:t>
+      </w:r>
+      <w:r>
+        <w:t xml:space="preserve">). Localiza la función</w:t>
+      </w:r>
+      <w:r>
+        <w:t xml:space="preserve"> </w:t>
+      </w:r>
+      <w:r>
+        <w:rPr>
+          <w:rStyle w:val="VerbatimChar"/>
+        </w:rPr>
+        <w:t xml:space="preserve">qc_flag()</w:t>
+      </w:r>
+      <w:r>
+        <w:t xml:space="preserve">. La primera línea es:</w:t>
       </w:r>
     </w:p>
     <w:p>
@@ -3049,9 +2240,81 @@
       </w:pPr>
       <w:r>
         <w:rPr>
-          <w:rStyle w:val="VerbatimChar"/>
-        </w:rPr>
-        <w:t xml:space="preserve">El join cambió el nº de filas (5 -&gt; 7). Revisa claves duplicadas en 'sites' o 'meta'.</w:t>
+          <w:rStyle w:val="NormalTok"/>
+        </w:rPr>
+        <w:t xml:space="preserve">qc_flag </w:t>
+      </w:r>
+      <w:r>
+        <w:rPr>
+          <w:rStyle w:val="OtherTok"/>
+        </w:rPr>
+        <w:t xml:space="preserve">&lt;-</w:t>
+      </w:r>
+      <w:r>
+        <w:rPr>
+          <w:rStyle w:val="NormalTok"/>
+        </w:rPr>
+        <w:t xml:space="preserve"> </w:t>
+      </w:r>
+      <w:r>
+        <w:rPr>
+          <w:rStyle w:val="ControlFlowTok"/>
+        </w:rPr>
+        <w:t xml:space="preserve">function</w:t>
+      </w:r>
+      <w:r>
+        <w:rPr>
+          <w:rStyle w:val="NormalTok"/>
+        </w:rPr>
+        <w:t xml:space="preserve">(meta, </w:t>
+      </w:r>
+      <w:r>
+        <w:rPr>
+          <w:rStyle w:val="AttributeTok"/>
+        </w:rPr>
+        <w:t xml:space="preserve">expected_dur_s =</w:t>
+      </w:r>
+      <w:r>
+        <w:rPr>
+          <w:rStyle w:val="NormalTok"/>
+        </w:rPr>
+        <w:t xml:space="preserve"> </w:t>
+      </w:r>
+      <w:r>
+        <w:rPr>
+          <w:rStyle w:val="ConstantTok"/>
+        </w:rPr>
+        <w:t xml:space="preserve">NULL</w:t>
+      </w:r>
+      <w:r>
+        <w:rPr>
+          <w:rStyle w:val="NormalTok"/>
+        </w:rPr>
+        <w:t xml:space="preserve">, </w:t>
+      </w:r>
+      <w:r>
+        <w:rPr>
+          <w:rStyle w:val="AttributeTok"/>
+        </w:rPr>
+        <w:t xml:space="preserve">tol_frac =</w:t>
+      </w:r>
+      <w:r>
+        <w:rPr>
+          <w:rStyle w:val="NormalTok"/>
+        </w:rPr>
+        <w:t xml:space="preserve"> </w:t>
+      </w:r>
+      <w:r>
+        <w:rPr>
+          <w:rStyle w:val="FloatTok"/>
+        </w:rPr>
+        <w:t xml:space="preserve">0.05</w:t>
+      </w:r>
+      <w:r>
+        <w:rPr>
+          <w:rStyle w:val="NormalTok"/>
+        </w:rPr>
+        <w:t xml:space="preserve">) {</w:t>
       </w:r>
     </w:p>
     <w:p>
@@ -3059,51 +2322,22 @@
         <w:pStyle w:val="FirstParagraph"/>
       </w:pPr>
       <w:r>
-        <w:t xml:space="preserve">La tabla resultante tiene siete filas en lugar de cinco: las dos grabaciones del</w:t>
-      </w:r>
-      <w:r>
-        <w:t xml:space="preserve"> </w:t>
-      </w:r>
-      <w:r>
-        <w:t xml:space="preserve">grabador AM02 aparecen duplicadas, cada una con un hábitat distinto (</w:t>
-      </w:r>
-      <w:r>
-        <w:rPr>
-          <w:rStyle w:val="VerbatimChar"/>
-        </w:rPr>
-        <w:t xml:space="preserve">matorral</w:t>
-      </w:r>
-      <w:r>
-        <w:t xml:space="preserve"> </w:t>
-      </w:r>
-      <w:r>
-        <w:t xml:space="preserve">y</w:t>
-      </w:r>
-      <w:r>
-        <w:t xml:space="preserve"> </w:t>
-      </w:r>
-      <w:r>
-        <w:rPr>
-          <w:rStyle w:val="VerbatimChar"/>
-        </w:rPr>
-        <w:t xml:space="preserve">pastizal</w:t>
-      </w:r>
-      <w:r>
-        <w:t xml:space="preserve">). El error es difícil de detectar a simple vista porque los índices</w:t>
-      </w:r>
-      <w:r>
-        <w:t xml:space="preserve"> </w:t>
-      </w:r>
-      <w:r>
-        <w:t xml:space="preserve">acústicos y las fechas son correctos; solo el número de filas delata el problema.</w:t>
-      </w:r>
-    </w:p>
-    <w:p>
-      <w:pPr>
-        <w:pStyle w:val="BodyText"/>
-      </w:pPr>
-      <w:r>
-        <w:t xml:space="preserve">Para confirmar, examínese la tabla:</w:t>
+        <w:t xml:space="preserve">El parámetro</w:t>
+      </w:r>
+      <w:r>
+        <w:t xml:space="preserve"> </w:t>
+      </w:r>
+      <w:r>
+        <w:rPr>
+          <w:rStyle w:val="VerbatimChar"/>
+        </w:rPr>
+        <w:t xml:space="preserve">tol_frac = 0.05</w:t>
+      </w:r>
+      <w:r>
+        <w:t xml:space="preserve"> </w:t>
+      </w:r>
+      <w:r>
+        <w:t xml:space="preserve">significa que se descartan las grabaciones con una duración que se desvíe más del 5 % de lo esperado. Cámbialo a 0.75:</w:t>
       </w:r>
     </w:p>
     <w:p>
@@ -3114,7 +2348,7 @@
         <w:rPr>
           <w:rStyle w:val="NormalTok"/>
         </w:rPr>
-        <w:t xml:space="preserve">tabla </w:t>
+        <w:t xml:space="preserve">qc_flag </w:t>
       </w:r>
       <w:r>
         <w:rPr>
@@ -3130,63 +2364,63 @@
       </w:r>
       <w:r>
         <w:rPr>
-          <w:rStyle w:val="FunctionTok"/>
-        </w:rPr>
-        <w:t xml:space="preserve">read.csv</w:t>
-      </w:r>
-      <w:r>
-        <w:rPr>
-          <w:rStyle w:val="NormalTok"/>
-        </w:rPr>
-        <w:t xml:space="preserve">(</w:t>
-      </w:r>
-      <w:r>
-        <w:rPr>
-          <w:rStyle w:val="StringTok"/>
-        </w:rPr>
-        <w:t xml:space="preserve">"output/tabla_analisis.csv"</w:t>
-      </w:r>
-      <w:r>
-        <w:rPr>
-          <w:rStyle w:val="NormalTok"/>
-        </w:rPr>
-        <w:t xml:space="preserve">)</w:t>
-      </w:r>
-      <w:r>
-        <w:br/>
-      </w:r>
-      <w:r>
-        <w:rPr>
-          <w:rStyle w:val="FunctionTok"/>
-        </w:rPr>
-        <w:t xml:space="preserve">View</w:t>
-      </w:r>
-      <w:r>
-        <w:rPr>
-          <w:rStyle w:val="NormalTok"/>
-        </w:rPr>
-        <w:t xml:space="preserve">(tabla)</w:t>
-      </w:r>
-      <w:r>
-        <w:br/>
-      </w:r>
-      <w:r>
-        <w:rPr>
-          <w:rStyle w:val="FunctionTok"/>
-        </w:rPr>
-        <w:t xml:space="preserve">nrow</w:t>
-      </w:r>
-      <w:r>
-        <w:rPr>
-          <w:rStyle w:val="NormalTok"/>
-        </w:rPr>
-        <w:t xml:space="preserve">(tabla)   </w:t>
-      </w:r>
-      <w:r>
-        <w:rPr>
-          <w:rStyle w:val="CommentTok"/>
-        </w:rPr>
-        <w:t xml:space="preserve"># debe devolver 7, no 5</w:t>
+          <w:rStyle w:val="ControlFlowTok"/>
+        </w:rPr>
+        <w:t xml:space="preserve">function</w:t>
+      </w:r>
+      <w:r>
+        <w:rPr>
+          <w:rStyle w:val="NormalTok"/>
+        </w:rPr>
+        <w:t xml:space="preserve">(meta, </w:t>
+      </w:r>
+      <w:r>
+        <w:rPr>
+          <w:rStyle w:val="AttributeTok"/>
+        </w:rPr>
+        <w:t xml:space="preserve">expected_dur_s =</w:t>
+      </w:r>
+      <w:r>
+        <w:rPr>
+          <w:rStyle w:val="NormalTok"/>
+        </w:rPr>
+        <w:t xml:space="preserve"> </w:t>
+      </w:r>
+      <w:r>
+        <w:rPr>
+          <w:rStyle w:val="ConstantTok"/>
+        </w:rPr>
+        <w:t xml:space="preserve">NULL</w:t>
+      </w:r>
+      <w:r>
+        <w:rPr>
+          <w:rStyle w:val="NormalTok"/>
+        </w:rPr>
+        <w:t xml:space="preserve">, </w:t>
+      </w:r>
+      <w:r>
+        <w:rPr>
+          <w:rStyle w:val="AttributeTok"/>
+        </w:rPr>
+        <w:t xml:space="preserve">tol_frac =</w:t>
+      </w:r>
+      <w:r>
+        <w:rPr>
+          <w:rStyle w:val="NormalTok"/>
+        </w:rPr>
+        <w:t xml:space="preserve"> </w:t>
+      </w:r>
+      <w:r>
+        <w:rPr>
+          <w:rStyle w:val="FloatTok"/>
+        </w:rPr>
+        <w:t xml:space="preserve">0.75</w:t>
+      </w:r>
+      <w:r>
+        <w:rPr>
+          <w:rStyle w:val="NormalTok"/>
+        </w:rPr>
+        <w:t xml:space="preserve">) {</w:t>
       </w:r>
     </w:p>
     <w:p>
@@ -3198,70 +2432,127 @@
           <w:b/>
           <w:bCs/>
         </w:rPr>
-        <w:t xml:space="preserve">Discusión.</w:t>
-      </w:r>
-      <w:r>
-        <w:t xml:space="preserve"> </w:t>
-      </w:r>
-      <w:r>
-        <w:t xml:space="preserve">Este tipo de error es habitual cuando el diseño de muestreo se</w:t>
-      </w:r>
-      <w:r>
-        <w:t xml:space="preserve"> </w:t>
-      </w:r>
-      <w:r>
-        <w:t xml:space="preserve">construye a partir de varias fuentes o cuando dos personas rellenan la misma</w:t>
-      </w:r>
-      <w:r>
-        <w:t xml:space="preserve"> </w:t>
-      </w:r>
-      <w:r>
-        <w:t xml:space="preserve">hoja por separado. La multiplicación de filas infla el tamaño aparente del</w:t>
-      </w:r>
-      <w:r>
-        <w:t xml:space="preserve"> </w:t>
-      </w:r>
-      <w:r>
-        <w:t xml:space="preserve">conjunto de datos y, dependiendo del análisis posterior, puede sesgar los</w:t>
-      </w:r>
-      <w:r>
-        <w:t xml:space="preserve"> </w:t>
-      </w:r>
-      <w:r>
-        <w:t xml:space="preserve">resultados sin producir ningún error explícito. El guardarraíl de</w:t>
-      </w:r>
-      <w:r>
-        <w:t xml:space="preserve"> </w:t>
-      </w:r>
-      <w:r>
-        <w:rPr>
-          <w:rStyle w:val="VerbatimChar"/>
-        </w:rPr>
-        <w:t xml:space="preserve">consolidate()</w:t>
-      </w:r>
-      <w:r>
-        <w:t xml:space="preserve"> </w:t>
-      </w:r>
-      <w:r>
-        <w:t xml:space="preserve">detiene el problema antes de que llegue al análisis; la solución es identificar</w:t>
-      </w:r>
-      <w:r>
-        <w:t xml:space="preserve"> </w:t>
-      </w:r>
-      <w:r>
-        <w:t xml:space="preserve">y eliminar la fila duplicada en</w:t>
-      </w:r>
-      <w:r>
-        <w:t xml:space="preserve"> </w:t>
-      </w:r>
-      <w:r>
-        <w:rPr>
-          <w:rStyle w:val="VerbatimChar"/>
-        </w:rPr>
-        <w:t xml:space="preserve">data/sites_duplicate.csv</w:t>
-      </w:r>
-      <w:r>
-        <w:t xml:space="preserve">.</w:t>
+        <w:t xml:space="preserve">Paso 2.</w:t>
+      </w:r>
+      <w:r>
+        <w:t xml:space="preserve"> </w:t>
+      </w:r>
+      <w:r>
+        <w:t xml:space="preserve">Guarda el archivo (Ctrl+S) y ejecuta el bloque del Ejercicio 3 en</w:t>
+      </w:r>
+      <w:r>
+        <w:t xml:space="preserve"> </w:t>
+      </w:r>
+      <w:r>
+        <w:rPr>
+          <w:rStyle w:val="VerbatimChar"/>
+        </w:rPr>
+        <w:t xml:space="preserve">practica.R</w:t>
+      </w:r>
+      <w:r>
+        <w:t xml:space="preserve">:</w:t>
+      </w:r>
+    </w:p>
+    <w:p>
+      <w:pPr>
+        <w:pStyle w:val="SourceCode"/>
+      </w:pPr>
+      <w:r>
+        <w:rPr>
+          <w:rStyle w:val="NormalTok"/>
+        </w:rPr>
+        <w:t xml:space="preserve">targets</w:t>
+      </w:r>
+      <w:r>
+        <w:rPr>
+          <w:rStyle w:val="SpecialCharTok"/>
+        </w:rPr>
+        <w:t xml:space="preserve">::</w:t>
+      </w:r>
+      <w:r>
+        <w:rPr>
+          <w:rStyle w:val="FunctionTok"/>
+        </w:rPr>
+        <w:t xml:space="preserve">tar_make</w:t>
+      </w:r>
+      <w:r>
+        <w:rPr>
+          <w:rStyle w:val="NormalTok"/>
+        </w:rPr>
+        <w:t xml:space="preserve">()</w:t>
+      </w:r>
+    </w:p>
+    <w:p>
+      <w:pPr>
+        <w:pStyle w:val="FirstParagraph"/>
+      </w:pPr>
+      <w:r>
+        <w:rPr>
+          <w:b/>
+          <w:bCs/>
+        </w:rPr>
+        <w:t xml:space="preserve">Lo que verás.</w:t>
+      </w:r>
+      <w:r>
+        <w:t xml:space="preserve"> </w:t>
+      </w:r>
+      <w:r>
+        <w:t xml:space="preserve">En la consola, algunos targets aparecen como</w:t>
+      </w:r>
+      <w:r>
+        <w:t xml:space="preserve"> </w:t>
+      </w:r>
+      <w:r>
+        <w:rPr>
+          <w:rStyle w:val="VerbatimChar"/>
+        </w:rPr>
+        <w:t xml:space="preserve">skip</w:t>
+      </w:r>
+      <w:r>
+        <w:t xml:space="preserve"> </w:t>
+      </w:r>
+      <w:r>
+        <w:t xml:space="preserve">(se reutilizan de la caché) y otros se recalculan. El parseo de los metadatos —la etapa más costosa— no se vuelve a ejecutar. El resultado cambia:</w:t>
+      </w:r>
+    </w:p>
+    <w:p>
+      <w:pPr>
+        <w:pStyle w:val="SourceCode"/>
+      </w:pPr>
+      <w:r>
+        <w:rPr>
+          <w:rStyle w:val="VerbatimChar"/>
+        </w:rPr>
+        <w:t xml:space="preserve">PASAN QC:  6 / 6</w:t>
+      </w:r>
+    </w:p>
+    <w:p>
+      <w:pPr>
+        <w:pStyle w:val="FirstParagraph"/>
+      </w:pPr>
+      <w:r>
+        <w:t xml:space="preserve">La tabla tiene ahora</w:t>
+      </w:r>
+      <w:r>
+        <w:t xml:space="preserve"> </w:t>
+      </w:r>
+      <w:r>
+        <w:rPr>
+          <w:b/>
+          <w:bCs/>
+        </w:rPr>
+        <w:t xml:space="preserve">6 filas</w:t>
+      </w:r>
+      <w:r>
+        <w:t xml:space="preserve">: la grabación truncada ya no se descarta porque el umbral es ahora mucho más permisivo.</w:t>
+      </w:r>
+    </w:p>
+    <w:p>
+      <w:pPr>
+        <w:pStyle w:val="BodyText"/>
+      </w:pPr>
+      <w:r>
+        <w:t xml:space="preserve">Un umbral de 0.75 significa que se aceptan grabaciones con hasta el 75 % de duración anómala. ¿Tiene sentido para tu proyecto? Eso es una decisión ecológica, no técnica.</w:t>
       </w:r>
     </w:p>
     <w:p>
@@ -3273,74 +2564,645 @@
           <w:i/>
           <w:iCs/>
         </w:rPr>
-        <w:t xml:space="preserve">Restauración.</w:t>
-      </w:r>
-      <w:r>
-        <w:t xml:space="preserve"> </w:t>
-      </w:r>
-      <w:r>
-        <w:t xml:space="preserve">Devuélvase</w:t>
-      </w:r>
-      <w:r>
-        <w:t xml:space="preserve"> </w:t>
-      </w:r>
-      <w:r>
-        <w:rPr>
-          <w:rStyle w:val="VerbatimChar"/>
+        <w:t xml:space="preserve">Restauración:</w:t>
+      </w:r>
+      <w:r>
+        <w:t xml:space="preserve"> </w:t>
+      </w:r>
+      <w:r>
+        <w:t xml:space="preserve">vuelve a</w:t>
+      </w:r>
+      <w:r>
+        <w:t xml:space="preserve"> </w:t>
+      </w:r>
+      <w:r>
+        <w:rPr>
+          <w:rStyle w:val="VerbatimChar"/>
+        </w:rPr>
+        <w:t xml:space="preserve">tol_frac = 0.05</w:t>
+      </w:r>
+      <w:r>
+        <w:t xml:space="preserve">, guarda y ejecuta</w:t>
+      </w:r>
+      <w:r>
+        <w:t xml:space="preserve"> </w:t>
+      </w:r>
+      <w:r>
+        <w:rPr>
+          <w:rStyle w:val="VerbatimChar"/>
+        </w:rPr>
+        <w:t xml:space="preserve">tar_make()</w:t>
+      </w:r>
+      <w:r>
+        <w:t xml:space="preserve">. Vuelves a</w:t>
+      </w:r>
+      <w:r>
+        <w:t xml:space="preserve"> </w:t>
+      </w:r>
+      <w:r>
+        <w:rPr>
+          <w:rStyle w:val="VerbatimChar"/>
+        </w:rPr>
+        <w:t xml:space="preserve">PASAN QC: 5 / 6</w:t>
+      </w:r>
+      <w:r>
+        <w:t xml:space="preserve">.</w:t>
+      </w:r>
+    </w:p>
+    <w:p>
+      <w:r>
+        <w:pict>
+          <v:rect style="width:0;height:1.5pt" o:hralign="center" o:hrstd="t" o:hr="t"/>
+        </w:pict>
+      </w:r>
+    </w:p>
+    <w:bookmarkEnd w:id="24"/>
+    <w:bookmarkStart w:id="25" w:name="ejercicio-4-el-join-que-infla-filas"/>
+    <w:p>
+      <w:pPr>
+        <w:pStyle w:val="Heading2"/>
+      </w:pPr>
+      <w:r>
+        <w:t xml:space="preserve">Ejercicio 4 — El join que infla filas</w:t>
+      </w:r>
+    </w:p>
+    <w:p>
+      <w:pPr>
+        <w:pStyle w:val="FirstParagraph"/>
+      </w:pPr>
+      <w:r>
+        <w:t xml:space="preserve">Este es uno de los errores más frecuentes y difíciles de detectar cuando integras resultados con el diseño de muestreo: la tabla de emplazamientos tiene</w:t>
+      </w:r>
+      <w:r>
+        <w:t xml:space="preserve"> </w:t>
+      </w:r>
+      <w:r>
+        <w:rPr>
+          <w:b/>
+          <w:bCs/>
+        </w:rPr>
+        <w:t xml:space="preserve">dos filas para el mismo grabador</w:t>
+      </w:r>
+      <w:r>
+        <w:t xml:space="preserve"> </w:t>
+      </w:r>
+      <w:r>
+        <w:t xml:space="preserve">(por una doble clasificación de hábitat, una fila duplicada accidental, o datos de dos técnicos sin reconciliar), y cada grabación de ese grabador se multiplica en la tabla final</w:t>
+      </w:r>
+      <w:r>
+        <w:t xml:space="preserve"> </w:t>
+      </w:r>
+      <w:r>
+        <w:rPr>
+          <w:b/>
+          <w:bCs/>
+        </w:rPr>
+        <w:t xml:space="preserve">sin ningún mensaje de error de R</w:t>
+      </w:r>
+      <w:r>
+        <w:t xml:space="preserve">.</w:t>
+      </w:r>
+    </w:p>
+    <w:p>
+      <w:pPr>
+        <w:pStyle w:val="BodyText"/>
+      </w:pPr>
+      <w:r>
+        <w:t xml:space="preserve">El flujo incluye un guardarraíl que lo detecta. Aquí lo vas a provocar para ver cómo funciona.</w:t>
+      </w:r>
+    </w:p>
+    <w:p>
+      <w:pPr>
+        <w:pStyle w:val="BodyText"/>
+      </w:pPr>
+      <w:r>
+        <w:rPr>
+          <w:b/>
+          <w:bCs/>
+        </w:rPr>
+        <w:t xml:space="preserve">Paso 1.</w:t>
+      </w:r>
+      <w:r>
+        <w:t xml:space="preserve"> </w:t>
+      </w:r>
+      <w:r>
+        <w:t xml:space="preserve">Abre (o vuelve a)</w:t>
+      </w:r>
+      <w:r>
+        <w:t xml:space="preserve"> </w:t>
+      </w:r>
+      <w:r>
+        <w:rPr>
+          <w:rStyle w:val="VerbatimChar"/>
+        </w:rPr>
+        <w:t xml:space="preserve">_targets.R</w:t>
+      </w:r>
+      <w:r>
+        <w:t xml:space="preserve"> </w:t>
+      </w:r>
+      <w:r>
+        <w:t xml:space="preserve">y localiza la línea:</w:t>
+      </w:r>
+    </w:p>
+    <w:p>
+      <w:pPr>
+        <w:pStyle w:val="SourceCode"/>
+      </w:pPr>
+      <w:r>
+        <w:rPr>
+          <w:rStyle w:val="FunctionTok"/>
+        </w:rPr>
+        <w:t xml:space="preserve">tar_target</w:t>
+      </w:r>
+      <w:r>
+        <w:rPr>
+          <w:rStyle w:val="NormalTok"/>
+        </w:rPr>
+        <w:t xml:space="preserve">(sites_file, </w:t>
+      </w:r>
+      <w:r>
+        <w:rPr>
+          <w:rStyle w:val="StringTok"/>
         </w:rPr>
         <w:t xml:space="preserve">"data/sites.csv"</w:t>
       </w:r>
       <w:r>
-        <w:t xml:space="preserve">, guárdese y ejecútese</w:t>
-      </w:r>
-      <w:r>
-        <w:t xml:space="preserve"> </w:t>
-      </w:r>
-      <w:r>
-        <w:rPr>
-          <w:rStyle w:val="VerbatimChar"/>
-        </w:rPr>
-        <w:t xml:space="preserve">targets::tar_make()</w:t>
-      </w:r>
-      <w:r>
-        <w:t xml:space="preserve">; la tabla debe volver a cinco filas.</w:t>
+        <w:rPr>
+          <w:rStyle w:val="NormalTok"/>
+        </w:rPr>
+        <w:t xml:space="preserve">, </w:t>
+      </w:r>
+      <w:r>
+        <w:rPr>
+          <w:rStyle w:val="AttributeTok"/>
+        </w:rPr>
+        <w:t xml:space="preserve">format =</w:t>
+      </w:r>
+      <w:r>
+        <w:rPr>
+          <w:rStyle w:val="NormalTok"/>
+        </w:rPr>
+        <w:t xml:space="preserve"> </w:t>
+      </w:r>
+      <w:r>
+        <w:rPr>
+          <w:rStyle w:val="StringTok"/>
+        </w:rPr>
+        <w:t xml:space="preserve">"file"</w:t>
+      </w:r>
+      <w:r>
+        <w:rPr>
+          <w:rStyle w:val="NormalTok"/>
+        </w:rPr>
+        <w:t xml:space="preserve">),</w:t>
+      </w:r>
+    </w:p>
+    <w:p>
+      <w:pPr>
+        <w:pStyle w:val="FirstParagraph"/>
+      </w:pPr>
+      <w:r>
+        <w:t xml:space="preserve">Cámbiala a:</w:t>
+      </w:r>
+    </w:p>
+    <w:p>
+      <w:pPr>
+        <w:pStyle w:val="SourceCode"/>
+      </w:pPr>
+      <w:r>
+        <w:rPr>
+          <w:rStyle w:val="FunctionTok"/>
+        </w:rPr>
+        <w:t xml:space="preserve">tar_target</w:t>
+      </w:r>
+      <w:r>
+        <w:rPr>
+          <w:rStyle w:val="NormalTok"/>
+        </w:rPr>
+        <w:t xml:space="preserve">(sites_file, </w:t>
+      </w:r>
+      <w:r>
+        <w:rPr>
+          <w:rStyle w:val="StringTok"/>
+        </w:rPr>
+        <w:t xml:space="preserve">"data/sites_duplicate.csv"</w:t>
+      </w:r>
+      <w:r>
+        <w:rPr>
+          <w:rStyle w:val="NormalTok"/>
+        </w:rPr>
+        <w:t xml:space="preserve">, </w:t>
+      </w:r>
+      <w:r>
+        <w:rPr>
+          <w:rStyle w:val="AttributeTok"/>
+        </w:rPr>
+        <w:t xml:space="preserve">format =</w:t>
+      </w:r>
+      <w:r>
+        <w:rPr>
+          <w:rStyle w:val="NormalTok"/>
+        </w:rPr>
+        <w:t xml:space="preserve"> </w:t>
+      </w:r>
+      <w:r>
+        <w:rPr>
+          <w:rStyle w:val="StringTok"/>
+        </w:rPr>
+        <w:t xml:space="preserve">"file"</w:t>
+      </w:r>
+      <w:r>
+        <w:rPr>
+          <w:rStyle w:val="NormalTok"/>
+        </w:rPr>
+        <w:t xml:space="preserve">),</w:t>
+      </w:r>
+    </w:p>
+    <w:p>
+      <w:pPr>
+        <w:pStyle w:val="FirstParagraph"/>
+      </w:pPr>
+      <w:r>
+        <w:rPr>
+          <w:b/>
+          <w:bCs/>
+        </w:rPr>
+        <w:t xml:space="preserve">Paso 2.</w:t>
+      </w:r>
+      <w:r>
+        <w:t xml:space="preserve"> </w:t>
+      </w:r>
+      <w:r>
+        <w:t xml:space="preserve">Guarda y ejecuta el bloque del Ejercicio 4 en</w:t>
+      </w:r>
+      <w:r>
+        <w:t xml:space="preserve"> </w:t>
+      </w:r>
+      <w:r>
+        <w:rPr>
+          <w:rStyle w:val="VerbatimChar"/>
+        </w:rPr>
+        <w:t xml:space="preserve">practica.R</w:t>
+      </w:r>
+      <w:r>
+        <w:t xml:space="preserve">:</w:t>
+      </w:r>
+    </w:p>
+    <w:p>
+      <w:pPr>
+        <w:pStyle w:val="SourceCode"/>
+      </w:pPr>
+      <w:r>
+        <w:rPr>
+          <w:rStyle w:val="NormalTok"/>
+        </w:rPr>
+        <w:t xml:space="preserve">targets</w:t>
+      </w:r>
+      <w:r>
+        <w:rPr>
+          <w:rStyle w:val="SpecialCharTok"/>
+        </w:rPr>
+        <w:t xml:space="preserve">::</w:t>
+      </w:r>
+      <w:r>
+        <w:rPr>
+          <w:rStyle w:val="FunctionTok"/>
+        </w:rPr>
+        <w:t xml:space="preserve">tar_make</w:t>
+      </w:r>
+      <w:r>
+        <w:rPr>
+          <w:rStyle w:val="NormalTok"/>
+        </w:rPr>
+        <w:t xml:space="preserve">()</w:t>
+      </w:r>
+    </w:p>
+    <w:p>
+      <w:pPr>
+        <w:pStyle w:val="FirstParagraph"/>
+      </w:pPr>
+      <w:r>
+        <w:rPr>
+          <w:b/>
+          <w:bCs/>
+        </w:rPr>
+        <w:t xml:space="preserve">Lo que verás.</w:t>
+      </w:r>
+      <w:r>
+        <w:t xml:space="preserve"> </w:t>
+      </w:r>
+      <w:r>
+        <w:t xml:space="preserve">Dos avisos en la consola:</w:t>
+      </w:r>
+    </w:p>
+    <w:p>
+      <w:pPr>
+        <w:pStyle w:val="SourceCode"/>
+      </w:pPr>
+      <w:r>
+        <w:rPr>
+          <w:rStyle w:val="VerbatimChar"/>
+        </w:rPr>
+        <w:t xml:space="preserve">Detected an unexpected many-to-many relationship between `x` and `y`.</w:t>
+      </w:r>
+      <w:r>
+        <w:br/>
+      </w:r>
+      <w:r>
+        <w:rPr>
+          <w:rStyle w:val="VerbatimChar"/>
+        </w:rPr>
+        <w:t xml:space="preserve">El join cambió el nº de filas (5 -&gt; 7). Revisa claves duplicadas en 'sites' o 'meta'.</w:t>
+      </w:r>
+    </w:p>
+    <w:p>
+      <w:pPr>
+        <w:pStyle w:val="FirstParagraph"/>
+      </w:pPr>
+      <w:r>
+        <w:t xml:space="preserve">La tabla tiene</w:t>
+      </w:r>
+      <w:r>
+        <w:t xml:space="preserve"> </w:t>
+      </w:r>
+      <w:r>
+        <w:rPr>
+          <w:b/>
+          <w:bCs/>
+        </w:rPr>
+        <w:t xml:space="preserve">7 filas en lugar de 5</w:t>
+      </w:r>
+      <w:r>
+        <w:t xml:space="preserve">. Las grabaciones del grabador AM02 aparecen duplicadas: una fila con hábitat</w:t>
+      </w:r>
+      <w:r>
+        <w:t xml:space="preserve"> </w:t>
+      </w:r>
+      <w:r>
+        <w:rPr>
+          <w:rStyle w:val="VerbatimChar"/>
+        </w:rPr>
+        <w:t xml:space="preserve">matorral</w:t>
+      </w:r>
+      <w:r>
+        <w:t xml:space="preserve"> </w:t>
+      </w:r>
+      <w:r>
+        <w:t xml:space="preserve">y otra con</w:t>
+      </w:r>
+      <w:r>
+        <w:t xml:space="preserve"> </w:t>
+      </w:r>
+      <w:r>
+        <w:rPr>
+          <w:rStyle w:val="VerbatimChar"/>
+        </w:rPr>
+        <w:t xml:space="preserve">pastizal</w:t>
+      </w:r>
+      <w:r>
+        <w:t xml:space="preserve">. Los índices acústicos y las fechas son correctos en las dos filas; el error solo se ve en el número de filas.</w:t>
+      </w:r>
+    </w:p>
+    <w:p>
+      <w:pPr>
+        <w:pStyle w:val="BodyText"/>
+      </w:pPr>
+      <w:r>
+        <w:t xml:space="preserve">Para encontrar qué fila está duplicada:</w:t>
+      </w:r>
+    </w:p>
+    <w:p>
+      <w:pPr>
+        <w:pStyle w:val="SourceCode"/>
+      </w:pPr>
+      <w:r>
+        <w:rPr>
+          <w:rStyle w:val="NormalTok"/>
+        </w:rPr>
+        <w:t xml:space="preserve">sites_dup </w:t>
+      </w:r>
+      <w:r>
+        <w:rPr>
+          <w:rStyle w:val="OtherTok"/>
+        </w:rPr>
+        <w:t xml:space="preserve">&lt;-</w:t>
+      </w:r>
+      <w:r>
+        <w:rPr>
+          <w:rStyle w:val="NormalTok"/>
+        </w:rPr>
+        <w:t xml:space="preserve"> </w:t>
+      </w:r>
+      <w:r>
+        <w:rPr>
+          <w:rStyle w:val="FunctionTok"/>
+        </w:rPr>
+        <w:t xml:space="preserve">read.csv</w:t>
+      </w:r>
+      <w:r>
+        <w:rPr>
+          <w:rStyle w:val="NormalTok"/>
+        </w:rPr>
+        <w:t xml:space="preserve">(</w:t>
+      </w:r>
+      <w:r>
+        <w:rPr>
+          <w:rStyle w:val="StringTok"/>
+        </w:rPr>
+        <w:t xml:space="preserve">"data/sites_duplicate.csv"</w:t>
+      </w:r>
+      <w:r>
+        <w:rPr>
+          <w:rStyle w:val="NormalTok"/>
+        </w:rPr>
+        <w:t xml:space="preserve">)</w:t>
+      </w:r>
+      <w:r>
+        <w:br/>
+      </w:r>
+      <w:r>
+        <w:rPr>
+          <w:rStyle w:val="NormalTok"/>
+        </w:rPr>
+        <w:t xml:space="preserve">sites_dup[</w:t>
+      </w:r>
+      <w:r>
+        <w:rPr>
+          <w:rStyle w:val="FunctionTok"/>
+        </w:rPr>
+        <w:t xml:space="preserve">duplicated</w:t>
+      </w:r>
+      <w:r>
+        <w:rPr>
+          <w:rStyle w:val="NormalTok"/>
+        </w:rPr>
+        <w:t xml:space="preserve">(sites_dup</w:t>
+      </w:r>
+      <w:r>
+        <w:rPr>
+          <w:rStyle w:val="SpecialCharTok"/>
+        </w:rPr>
+        <w:t xml:space="preserve">$</w:t>
+      </w:r>
+      <w:r>
+        <w:rPr>
+          <w:rStyle w:val="NormalTok"/>
+        </w:rPr>
+        <w:t xml:space="preserve">recorder_id), ]</w:t>
+      </w:r>
+    </w:p>
+    <w:p>
+      <w:pPr>
+        <w:pStyle w:val="FirstParagraph"/>
+      </w:pPr>
+      <w:r>
+        <w:t xml:space="preserve">Si el aviso no aparece,</w:t>
+      </w:r>
+      <w:r>
+        <w:t xml:space="preserve"> </w:t>
+      </w:r>
+      <w:r>
+        <w:rPr>
+          <w:rStyle w:val="VerbatimChar"/>
+        </w:rPr>
+        <w:t xml:space="preserve">targets</w:t>
+      </w:r>
+      <w:r>
+        <w:t xml:space="preserve"> </w:t>
+      </w:r>
+      <w:r>
+        <w:t xml:space="preserve">puede haber reutilizado</w:t>
+      </w:r>
+      <w:r>
+        <w:t xml:space="preserve"> </w:t>
+      </w:r>
+      <w:r>
+        <w:rPr>
+          <w:rStyle w:val="VerbatimChar"/>
+        </w:rPr>
+        <w:t xml:space="preserve">final_table</w:t>
+      </w:r>
+      <w:r>
+        <w:t xml:space="preserve"> </w:t>
+      </w:r>
+      <w:r>
+        <w:t xml:space="preserve">de la caché. Ejecuta esto y repite:</w:t>
+      </w:r>
+    </w:p>
+    <w:p>
+      <w:pPr>
+        <w:pStyle w:val="SourceCode"/>
+      </w:pPr>
+      <w:r>
+        <w:rPr>
+          <w:rStyle w:val="NormalTok"/>
+        </w:rPr>
+        <w:t xml:space="preserve">targets</w:t>
+      </w:r>
+      <w:r>
+        <w:rPr>
+          <w:rStyle w:val="SpecialCharTok"/>
+        </w:rPr>
+        <w:t xml:space="preserve">::</w:t>
+      </w:r>
+      <w:r>
+        <w:rPr>
+          <w:rStyle w:val="FunctionTok"/>
+        </w:rPr>
+        <w:t xml:space="preserve">tar_invalidate</w:t>
+      </w:r>
+      <w:r>
+        <w:rPr>
+          <w:rStyle w:val="NormalTok"/>
+        </w:rPr>
+        <w:t xml:space="preserve">(final_table)</w:t>
+      </w:r>
+      <w:r>
+        <w:br/>
+      </w:r>
+      <w:r>
+        <w:rPr>
+          <w:rStyle w:val="NormalTok"/>
+        </w:rPr>
+        <w:t xml:space="preserve">targets</w:t>
+      </w:r>
+      <w:r>
+        <w:rPr>
+          <w:rStyle w:val="SpecialCharTok"/>
+        </w:rPr>
+        <w:t xml:space="preserve">::</w:t>
+      </w:r>
+      <w:r>
+        <w:rPr>
+          <w:rStyle w:val="FunctionTok"/>
+        </w:rPr>
+        <w:t xml:space="preserve">tar_make</w:t>
+      </w:r>
+      <w:r>
+        <w:rPr>
+          <w:rStyle w:val="NormalTok"/>
+        </w:rPr>
+        <w:t xml:space="preserve">()</w:t>
+      </w:r>
+    </w:p>
+    <w:p>
+      <w:pPr>
+        <w:pStyle w:val="FirstParagraph"/>
+      </w:pPr>
+      <w:r>
+        <w:rPr>
+          <w:i/>
+          <w:iCs/>
+        </w:rPr>
+        <w:t xml:space="preserve">Restauración:</w:t>
+      </w:r>
+      <w:r>
+        <w:t xml:space="preserve"> </w:t>
+      </w:r>
+      <w:r>
+        <w:t xml:space="preserve">vuelve a</w:t>
+      </w:r>
+      <w:r>
+        <w:t xml:space="preserve"> </w:t>
+      </w:r>
+      <w:r>
+        <w:rPr>
+          <w:rStyle w:val="VerbatimChar"/>
+        </w:rPr>
+        <w:t xml:space="preserve">"data/sites.csv"</w:t>
+      </w:r>
+      <w:r>
+        <w:t xml:space="preserve">, guarda y ejecuta</w:t>
+      </w:r>
+      <w:r>
+        <w:t xml:space="preserve"> </w:t>
+      </w:r>
+      <w:r>
+        <w:rPr>
+          <w:rStyle w:val="VerbatimChar"/>
+        </w:rPr>
+        <w:t xml:space="preserve">tar_make()</w:t>
+      </w:r>
+      <w:r>
+        <w:t xml:space="preserve">. La tabla vuelve a 5 filas.</w:t>
+      </w:r>
+    </w:p>
+    <w:p>
+      <w:r>
+        <w:pict>
+          <v:rect style="width:0;height:1.5pt" o:hralign="center" o:hrstd="t" o:hr="t"/>
+        </w:pict>
       </w:r>
     </w:p>
     <w:bookmarkEnd w:id="25"/>
     <w:bookmarkEnd w:id="26"/>
-    <w:bookmarkStart w:id="27" w:name="resolución-de-problemas-frecuentes"/>
+    <w:bookmarkStart w:id="27" w:name="solución-de-problemas"/>
     <w:p>
       <w:pPr>
         <w:pStyle w:val="Heading1"/>
       </w:pPr>
       <w:r>
-        <w:t xml:space="preserve">Resolución de problemas frecuentes</w:t>
-      </w:r>
-    </w:p>
-    <w:p>
-      <w:pPr>
-        <w:pStyle w:val="FirstParagraph"/>
-      </w:pPr>
-      <w:r>
-        <w:t xml:space="preserve">El Cuadro 2 recoge las incidencias más habituales y su solución.</w:t>
-      </w:r>
-    </w:p>
-    <w:p>
-      <w:pPr>
-        <w:pStyle w:val="BodyText"/>
-      </w:pPr>
-      <w:r>
-        <w:rPr>
-          <w:b/>
-          <w:bCs/>
-        </w:rPr>
-        <w:t xml:space="preserve">Cuadro 2.</w:t>
-      </w:r>
-      <w:r>
-        <w:t xml:space="preserve"> </w:t>
-      </w:r>
-      <w:r>
-        <w:t xml:space="preserve">Incidencias frecuentes y soluciones.</w:t>
+        <w:t xml:space="preserve">Solución de problemas</w:t>
       </w:r>
     </w:p>
     <w:tbl>
@@ -3377,7 +3239,7 @@
               <w:pStyle w:val="Compact"/>
             </w:pPr>
             <w:r>
-              <w:t xml:space="preserve">Causa probable</w:t>
+              <w:t xml:space="preserve">Qué ha pasado</w:t>
             </w:r>
           </w:p>
         </w:tc>
@@ -3388,7 +3250,7 @@
               <w:pStyle w:val="Compact"/>
             </w:pPr>
             <w:r>
-              <w:t xml:space="preserve">Solución</w:t>
+              <w:t xml:space="preserve">Qué hacer</w:t>
             </w:r>
           </w:p>
         </w:tc>
@@ -3415,7 +3277,7 @@
               <w:pStyle w:val="Compact"/>
             </w:pPr>
             <w:r>
-              <w:t xml:space="preserve">Paquetes no instalados</w:t>
+              <w:t xml:space="preserve">Falta instalar ese paquete</w:t>
             </w:r>
           </w:p>
         </w:tc>
@@ -3426,7 +3288,16 @@
               <w:pStyle w:val="Compact"/>
             </w:pPr>
             <w:r>
-              <w:t xml:space="preserve">Ejecutar la instrucción de instalación del apartado 3.4</w:t>
+              <w:rPr>
+                <w:rStyle w:val="VerbatimChar"/>
+              </w:rPr>
+              <w:t xml:space="preserve">install.packages("nombre")</w:t>
+            </w:r>
+            <w:r>
+              <w:t xml:space="preserve"> </w:t>
+            </w:r>
+            <w:r>
+              <w:t xml:space="preserve">en la Consola</w:t>
             </w:r>
           </w:p>
         </w:tc>
@@ -3444,9 +3315,6 @@
               </w:rPr>
               <w:t xml:space="preserve">cannot open file '_targets.R'</w:t>
             </w:r>
-            <w:r>
-              <w:t xml:space="preserve">; no se encuentran los archivos</w:t>
-            </w:r>
           </w:p>
         </w:tc>
         <w:tc>
@@ -3456,7 +3324,7 @@
               <w:pStyle w:val="Compact"/>
             </w:pPr>
             <w:r>
-              <w:t xml:space="preserve">Directorio de trabajo incorrecto</w:t>
+              <w:t xml:space="preserve">El directorio de trabajo no es correcto</w:t>
             </w:r>
           </w:p>
         </w:tc>
@@ -3467,32 +3335,17 @@
               <w:pStyle w:val="Compact"/>
             </w:pPr>
             <w:r>
-              <w:t xml:space="preserve">Verificar con</w:t>
-            </w:r>
-            <w:r>
-              <w:t xml:space="preserve"> </w:t>
-            </w:r>
-            <w:r>
-              <w:rPr>
-                <w:rStyle w:val="VerbatimChar"/>
-              </w:rPr>
-              <w:t xml:space="preserve">getwd()</w:t>
-            </w:r>
-            <w:r>
-              <w:t xml:space="preserve"> </w:t>
-            </w:r>
-            <w:r>
-              <w:t xml:space="preserve">y corregir con</w:t>
-            </w:r>
-            <w:r>
-              <w:t xml:space="preserve"> </w:t>
-            </w:r>
-            <w:r>
               <w:rPr>
                 <w:i/>
                 <w:iCs/>
               </w:rPr>
-              <w:t xml:space="preserve">Set Working Directory</w:t>
+              <w:t xml:space="preserve">Session → Set Working Directory → Choose Directory</w:t>
+            </w:r>
+            <w:r>
+              <w:t xml:space="preserve"> </w:t>
+            </w:r>
+            <w:r>
+              <w:t xml:space="preserve">y selecciona la carpeta del proyecto</w:t>
             </w:r>
           </w:p>
         </w:tc>
@@ -3505,7 +3358,7 @@
               <w:pStyle w:val="Compact"/>
             </w:pPr>
             <w:r>
-              <w:t xml:space="preserve">El ejercicio 2 no produce avisos</w:t>
+              <w:t xml:space="preserve">El Ejercicio 2 no produce avisos</w:t>
             </w:r>
           </w:p>
         </w:tc>
@@ -3516,7 +3369,22 @@
               <w:pStyle w:val="Compact"/>
             </w:pPr>
             <w:r>
-              <w:t xml:space="preserve">El archivo no se guardó, o no se reejecutó el flujo</w:t>
+              <w:t xml:space="preserve">No guardaste el archivo, o</w:t>
+            </w:r>
+            <w:r>
+              <w:t xml:space="preserve"> </w:t>
+            </w:r>
+            <w:r>
+              <w:rPr>
+                <w:rStyle w:val="VerbatimChar"/>
+              </w:rPr>
+              <w:t xml:space="preserve">targets</w:t>
+            </w:r>
+            <w:r>
+              <w:t xml:space="preserve"> </w:t>
+            </w:r>
+            <w:r>
+              <w:t xml:space="preserve">usó la caché</w:t>
             </w:r>
           </w:p>
         </w:tc>
@@ -3527,7 +3395,7 @@
               <w:pStyle w:val="Compact"/>
             </w:pPr>
             <w:r>
-              <w:t xml:space="preserve">Guardar y ejecutar</w:t>
+              <w:t xml:space="preserve">Guarda con Ctrl+S y ejecuta</w:t>
             </w:r>
             <w:r>
               <w:t xml:space="preserve"> </w:t>
@@ -3549,16 +3417,7 @@
               <w:pStyle w:val="Compact"/>
             </w:pPr>
             <w:r>
-              <w:t xml:space="preserve">Aviso</w:t>
-            </w:r>
-            <w:r>
-              <w:t xml:space="preserve"> </w:t>
-            </w:r>
-            <w:r>
-              <w:rPr>
-                <w:rStyle w:val="VerbatimChar"/>
-              </w:rPr>
-              <w:t xml:space="preserve">Instala 'sonicscrewdriver'…</w:t>
+              <w:t xml:space="preserve">El Ejercicio 4 no produce aviso del join</w:t>
             </w:r>
           </w:p>
         </w:tc>
@@ -3569,7 +3428,16 @@
               <w:pStyle w:val="Compact"/>
             </w:pPr>
             <w:r>
-              <w:t xml:space="preserve">Paquete opcional ausente</w:t>
+              <w:rPr>
+                <w:rStyle w:val="VerbatimChar"/>
+              </w:rPr>
+              <w:t xml:space="preserve">final_table</w:t>
+            </w:r>
+            <w:r>
+              <w:t xml:space="preserve"> </w:t>
+            </w:r>
+            <w:r>
+              <w:t xml:space="preserve">en caché</w:t>
             </w:r>
           </w:p>
         </w:tc>
@@ -3580,7 +3448,10 @@
               <w:pStyle w:val="Compact"/>
             </w:pPr>
             <w:r>
-              <w:t xml:space="preserve">Comportamiento normal; el flujo finaliza correctamente</w:t>
+              <w:rPr>
+                <w:rStyle w:val="VerbatimChar"/>
+              </w:rPr>
+              <w:t xml:space="preserve">targets::tar_invalidate(final_table); targets::tar_make()</w:t>
             </w:r>
           </w:p>
         </w:tc>
@@ -3593,7 +3464,7 @@
               <w:pStyle w:val="Compact"/>
             </w:pPr>
             <w:r>
-              <w:t xml:space="preserve">Fechas con valor</w:t>
+              <w:t xml:space="preserve">Aviso sobre</w:t>
             </w:r>
             <w:r>
               <w:t xml:space="preserve"> </w:t>
@@ -3602,7 +3473,7 @@
               <w:rPr>
                 <w:rStyle w:val="VerbatimChar"/>
               </w:rPr>
-              <w:t xml:space="preserve">NA</w:t>
+              <w:t xml:space="preserve">sonicscrewdriver</w:t>
             </w:r>
           </w:p>
         </w:tc>
@@ -3613,7 +3484,7 @@
               <w:pStyle w:val="Compact"/>
             </w:pPr>
             <w:r>
-              <w:t xml:space="preserve">Zona horaria mal escrita</w:t>
+              <w:t xml:space="preserve">Ese paquete está fuera de CRAN desde junio 2026</w:t>
             </w:r>
           </w:p>
         </w:tc>
@@ -3624,16 +3495,7 @@
               <w:pStyle w:val="Compact"/>
             </w:pPr>
             <w:r>
-              <w:t xml:space="preserve">Emplear nombres válidos de la base IANA; consultar</w:t>
-            </w:r>
-            <w:r>
-              <w:t xml:space="preserve"> </w:t>
-            </w:r>
-            <w:r>
-              <w:rPr>
-                <w:rStyle w:val="VerbatimChar"/>
-              </w:rPr>
-              <w:t xml:space="preserve">OlsonNames()</w:t>
+              <w:t xml:space="preserve">Normal; el flujo funciona igualmente con la implementación local</w:t>
             </w:r>
           </w:p>
         </w:tc>
@@ -3646,7 +3508,16 @@
               <w:pStyle w:val="Compact"/>
             </w:pPr>
             <w:r>
-              <w:t xml:space="preserve">La tabla tiene más filas de las esperadas</w:t>
+              <w:t xml:space="preserve">Fechas con valor</w:t>
+            </w:r>
+            <w:r>
+              <w:t xml:space="preserve"> </w:t>
+            </w:r>
+            <w:r>
+              <w:rPr>
+                <w:rStyle w:val="VerbatimChar"/>
+              </w:rPr>
+              <w:t xml:space="preserve">NA</w:t>
             </w:r>
           </w:p>
         </w:tc>
@@ -3657,16 +3528,7 @@
               <w:pStyle w:val="Compact"/>
             </w:pPr>
             <w:r>
-              <w:t xml:space="preserve">Clave duplicada en</w:t>
-            </w:r>
-            <w:r>
-              <w:t xml:space="preserve"> </w:t>
-            </w:r>
-            <w:r>
-              <w:rPr>
-                <w:rStyle w:val="VerbatimChar"/>
-              </w:rPr>
-              <w:t xml:space="preserve">sites.csv</w:t>
+              <w:t xml:space="preserve">La zona horaria está mal escrita</w:t>
             </w:r>
           </w:p>
         </w:tc>
@@ -3677,7 +3539,7 @@
               <w:pStyle w:val="Compact"/>
             </w:pPr>
             <w:r>
-              <w:t xml:space="preserve">Identificar la fila duplicada con</w:t>
+              <w:t xml:space="preserve">Usa nombres IANA válidos; consulta</w:t>
             </w:r>
             <w:r>
               <w:t xml:space="preserve"> </w:t>
@@ -3686,13 +3548,13 @@
               <w:rPr>
                 <w:rStyle w:val="VerbatimChar"/>
               </w:rPr>
-              <w:t xml:space="preserve">sites[duplicated(sites$recorder_id), ]</w:t>
+              <w:t xml:space="preserve">OlsonNames()</w:t>
             </w:r>
             <w:r>
               <w:t xml:space="preserve"> </w:t>
             </w:r>
             <w:r>
-              <w:t xml:space="preserve">y eliminarla</w:t>
+              <w:t xml:space="preserve">en R</w:t>
             </w:r>
           </w:p>
         </w:tc>
@@ -3705,22 +3567,7 @@
               <w:pStyle w:val="Compact"/>
             </w:pPr>
             <w:r>
-              <w:t xml:space="preserve">Error de</w:t>
-            </w:r>
-            <w:r>
-              <w:t xml:space="preserve"> </w:t>
-            </w:r>
-            <w:r>
-              <w:rPr>
-                <w:rStyle w:val="VerbatimChar"/>
-              </w:rPr>
-              <w:t xml:space="preserve">callr</w:t>
-            </w:r>
-            <w:r>
-              <w:t xml:space="preserve"> </w:t>
-            </w:r>
-            <w:r>
-              <w:t xml:space="preserve">o «nombre de archivo demasiado largo» (Windows con OneDrive)</w:t>
+              <w:t xml:space="preserve">La tabla tiene más filas de las esperadas</w:t>
             </w:r>
           </w:p>
         </w:tc>
@@ -3731,7 +3578,7 @@
               <w:pStyle w:val="Compact"/>
             </w:pPr>
             <w:r>
-              <w:t xml:space="preserve">Ruta de usuario con caracteres especiales</w:t>
+              <w:t xml:space="preserve">Clave duplicada en la tabla de emplazamientos</w:t>
             </w:r>
           </w:p>
         </w:tc>
@@ -3742,36 +3589,28 @@
               <w:pStyle w:val="Compact"/>
             </w:pPr>
             <w:r>
-              <w:t xml:space="preserve">Ejecutar</w:t>
-            </w:r>
-            <w:r>
-              <w:t xml:space="preserve"> </w:t>
-            </w:r>
-            <w:r>
               <w:rPr>
                 <w:rStyle w:val="VerbatimChar"/>
               </w:rPr>
-              <w:t xml:space="preserve">Sys.setenv(HOME = Sys.getenv("USERPROFILE"))</w:t>
+              <w:t xml:space="preserve">sites[duplicated(sites$recorder_id), ]</w:t>
             </w:r>
             <w:r>
               <w:t xml:space="preserve"> </w:t>
             </w:r>
             <w:r>
-              <w:t xml:space="preserve">antes de</w:t>
-            </w:r>
-            <w:r>
-              <w:t xml:space="preserve"> </w:t>
-            </w:r>
-            <w:r>
-              <w:rPr>
-                <w:rStyle w:val="VerbatimChar"/>
-              </w:rPr>
-              <w:t xml:space="preserve">tar_make()</w:t>
+              <w:t xml:space="preserve">para localizar la fila</w:t>
             </w:r>
           </w:p>
         </w:tc>
       </w:tr>
     </w:tbl>
+    <w:p>
+      <w:r>
+        <w:pict>
+          <v:rect style="width:0;height:1.5pt" o:hralign="center" o:hrstd="t" o:hr="t"/>
+        </w:pict>
+      </w:r>
+    </w:p>
     <w:bookmarkEnd w:id="27"/>
     <w:bookmarkStart w:id="28" w:name="recursos-y-para-saber-más"/>
     <w:p>
@@ -3787,13 +3626,22 @@
         <w:pStyle w:val="FirstParagraph"/>
       </w:pPr>
       <w:r>
-        <w:t xml:space="preserve">Las siguientes herramientas de código abierto resuelven gran parte de este flujo y</w:t>
-      </w:r>
-      <w:r>
-        <w:t xml:space="preserve"> </w:t>
-      </w:r>
-      <w:r>
-        <w:t xml:space="preserve">permiten ampliar la práctica:</w:t>
+        <w:t xml:space="preserve">Todo el material, los enlaces y las lecturas recomendadas están en</w:t>
+      </w:r>
+      <w:r>
+        <w:t xml:space="preserve"> </w:t>
+      </w:r>
+      <w:r>
+        <w:rPr>
+          <w:rStyle w:val="VerbatimChar"/>
+        </w:rPr>
+        <w:t xml:space="preserve">docs/recursos.md</w:t>
+      </w:r>
+      <w:r>
+        <w:t xml:space="preserve"> </w:t>
+      </w:r>
+      <w:r>
+        <w:t xml:space="preserve">dentro del repositorio. Lo más relevante para continuar:</w:t>
       </w:r>
     </w:p>
     <w:p>
@@ -3801,7 +3649,7 @@
         <w:pStyle w:val="Compact"/>
         <w:numPr>
           <w:ilvl w:val="0"/>
-          <w:numId w:val="1012"/>
+          <w:numId w:val="1006"/>
         </w:numPr>
       </w:pPr>
       <w:r>
@@ -3825,10 +3673,7 @@
         <w:t xml:space="preserve">Rraven</w:t>
       </w:r>
       <w:r>
-        <w:t xml:space="preserve"> </w:t>
-      </w:r>
-      <w:r>
-        <w:t xml:space="preserve">y</w:t>
+        <w:t xml:space="preserve">,</w:t>
       </w:r>
       <w:r>
         <w:t xml:space="preserve"> </w:t>
@@ -3841,13 +3686,10 @@
         <w:t xml:space="preserve">ohun</w:t>
       </w:r>
       <w:r>
-        <w:t xml:space="preserve">: análisis de la estructura de señales acústicas</w:t>
-      </w:r>
-      <w:r>
-        <w:t xml:space="preserve"> </w:t>
-      </w:r>
-      <w:r>
-        <w:t xml:space="preserve">en R (tablas de selección, espectrogramas por lotes, medidas acústicas).</w:t>
+        <w:t xml:space="preserve"> </w:t>
+      </w:r>
+      <w:r>
+        <w:t xml:space="preserve">— análisis de estructura de señales en R (espectrogramas por lotes, medidas acústicas, integración con Raven).</w:t>
       </w:r>
     </w:p>
     <w:p>
@@ -3855,7 +3697,7 @@
         <w:pStyle w:val="Compact"/>
         <w:numPr>
           <w:ilvl w:val="0"/>
-          <w:numId w:val="1012"/>
+          <w:numId w:val="1006"/>
         </w:numPr>
       </w:pPr>
       <w:r>
@@ -3866,7 +3708,10 @@
         <w:t xml:space="preserve">NSNSDAcoustics</w:t>
       </w:r>
       <w:r>
-        <w:t xml:space="preserve">: ejecución del clasificador BirdNET desde R.</w:t>
+        <w:t xml:space="preserve"> </w:t>
+      </w:r>
+      <w:r>
+        <w:t xml:space="preserve">— BirdNET desde R, con funciones de verificación de detecciones incluidas.</w:t>
       </w:r>
     </w:p>
     <w:p>
@@ -3874,7 +3719,7 @@
         <w:pStyle w:val="Compact"/>
         <w:numPr>
           <w:ilvl w:val="0"/>
-          <w:numId w:val="1012"/>
+          <w:numId w:val="1006"/>
         </w:numPr>
       </w:pPr>
       <w:r>
@@ -3882,10 +3727,25 @@
           <w:b/>
           <w:bCs/>
         </w:rPr>
-        <w:t xml:space="preserve">sonicscrewdriver</w:t>
-      </w:r>
-      <w:r>
-        <w:t xml:space="preserve">: lectura de los metadatos internos de los grabadores AudioMoth.</w:t>
+        <w:t xml:space="preserve">scikit-maad</w:t>
+      </w:r>
+      <w:r>
+        <w:t xml:space="preserve"> </w:t>
+      </w:r>
+      <w:r>
+        <w:t xml:space="preserve">(Python) — más de 50 índices acústicos; accesible desde R con</w:t>
+      </w:r>
+      <w:r>
+        <w:t xml:space="preserve"> </w:t>
+      </w:r>
+      <w:r>
+        <w:rPr>
+          <w:rStyle w:val="VerbatimChar"/>
+        </w:rPr>
+        <w:t xml:space="preserve">reticulate</w:t>
+      </w:r>
+      <w:r>
+        <w:t xml:space="preserve">.</w:t>
       </w:r>
     </w:p>
     <w:p>
@@ -3893,7 +3753,7 @@
         <w:pStyle w:val="Compact"/>
         <w:numPr>
           <w:ilvl w:val="0"/>
-          <w:numId w:val="1012"/>
+          <w:numId w:val="1006"/>
         </w:numPr>
       </w:pPr>
       <w:r>
@@ -3907,23 +3767,7 @@
         <w:t xml:space="preserve"> </w:t>
       </w:r>
       <w:r>
-        <w:t xml:space="preserve">(R) y</w:t>
-      </w:r>
-      <w:r>
-        <w:t xml:space="preserve"> </w:t>
-      </w:r>
-      <w:r>
-        <w:rPr>
-          <w:b/>
-          <w:bCs/>
-        </w:rPr>
-        <w:t xml:space="preserve">scikit-maad</w:t>
-      </w:r>
-      <w:r>
-        <w:t xml:space="preserve"> </w:t>
-      </w:r>
-      <w:r>
-        <w:t xml:space="preserve">(Python): cálculo de índices acústicos.</w:t>
+        <w:t xml:space="preserve">(R) — índices clásicos como ACI, ADI o NDSI; archivado en CRAN desde 2020, sigue funcionando.</w:t>
       </w:r>
     </w:p>
     <w:p>
@@ -3931,7 +3775,7 @@
         <w:pStyle w:val="Compact"/>
         <w:numPr>
           <w:ilvl w:val="0"/>
-          <w:numId w:val="1012"/>
+          <w:numId w:val="1006"/>
         </w:numPr>
       </w:pPr>
       <w:r>
@@ -3958,17 +3802,27 @@
         <w:t xml:space="preserve">renv</w:t>
       </w:r>
       <w:r>
-        <w:t xml:space="preserve">: orquestación y fijación de versiones para la reproducibilidad.</w:t>
+        <w:t xml:space="preserve"> </w:t>
+      </w:r>
+      <w:r>
+        <w:t xml:space="preserve">— orquestación y fijación de versiones para la reproducibilidad.</w:t>
+      </w:r>
+    </w:p>
+    <w:p>
+      <w:r>
+        <w:pict>
+          <v:rect style="width:0;height:1.5pt" o:hralign="center" o:hrstd="t" o:hr="t"/>
+        </w:pict>
       </w:r>
     </w:p>
     <w:bookmarkEnd w:id="28"/>
-    <w:bookmarkStart w:id="29" w:name="idea-principal"/>
+    <w:bookmarkStart w:id="29" w:name="la-idea-central"/>
     <w:p>
       <w:pPr>
         <w:pStyle w:val="Heading1"/>
       </w:pPr>
       <w:r>
-        <w:t xml:space="preserve">Idea principal</w:t>
+        <w:t xml:space="preserve">La idea central</w:t>
       </w:r>
     </w:p>
     <w:p>
@@ -3976,43 +3830,20 @@
         <w:pStyle w:val="FirstParagraph"/>
       </w:pPr>
       <w:r>
-        <w:t xml:space="preserve">R no realiza la totalidad del análisis. La detección y clasificación de especies</w:t>
-      </w:r>
-      <w:r>
-        <w:t xml:space="preserve"> </w:t>
-      </w:r>
-      <w:r>
-        <w:t xml:space="preserve">corresponde a modelos especializados, habitualmente implementados en Python. R</w:t>
-      </w:r>
-      <w:r>
-        <w:t xml:space="preserve"> </w:t>
-      </w:r>
-      <w:r>
-        <w:t xml:space="preserve">destaca como capa de orquestación: gestión de metadatos, control de calidad,</w:t>
-      </w:r>
-      <w:r>
-        <w:t xml:space="preserve"> </w:t>
-      </w:r>
-      <w:r>
-        <w:t xml:space="preserve">integración de resultados y reproducibilidad. El principal obstáculo en estos</w:t>
-      </w:r>
-      <w:r>
-        <w:t xml:space="preserve"> </w:t>
-      </w:r>
-      <w:r>
-        <w:t xml:space="preserve">proyectos no reside en el análisis sofisticado, sino en las etapas previas —la</w:t>
-      </w:r>
-      <w:r>
-        <w:t xml:space="preserve"> </w:t>
-      </w:r>
-      <w:r>
-        <w:t xml:space="preserve">nomenclatura, los metadatos y la organización de los datos—, que son precisamente</w:t>
-      </w:r>
-      <w:r>
-        <w:t xml:space="preserve"> </w:t>
-      </w:r>
-      <w:r>
-        <w:t xml:space="preserve">el objeto de esta práctica.</w:t>
+        <w:t xml:space="preserve">R no hace todo el análisis. La detección y clasificación de especies la hacen modelos especializados, normalmente en Python. Lo que R hace especialmente bien es</w:t>
+      </w:r>
+      <w:r>
+        <w:t xml:space="preserve"> </w:t>
+      </w:r>
+      <w:r>
+        <w:rPr>
+          <w:b/>
+          <w:bCs/>
+        </w:rPr>
+        <w:t xml:space="preserve">coordinar</w:t>
+      </w:r>
+      <w:r>
+        <w:t xml:space="preserve">: gestionar metadatos, controlar la calidad de los datos, integrar resultados y garantizar que todo es reproducible. El principal obstáculo en estos proyectos no es el modelo sofisticado, sino lo que viene antes —los nombres de archivo, los metadatos, la organización de los datos—, que es exactamente lo que hemos trabajado hoy.</w:t>
       </w:r>
     </w:p>
     <w:bookmarkEnd w:id="29"/>
@@ -4306,176 +4137,6 @@
     </w:lvl>
     <w:lvl w:ilvl="8">
       <w:start w:val="1"/>
-      <w:numFmt w:val="decimal"/>
-      <w:lvlText w:val="%9."/>
-      <w:lvlJc w:val="left"/>
-      <w:pPr>
-        <w:ind w:left="6480" w:hanging="360"/>
-      </w:pPr>
-    </w:lvl>
-  </w:abstractNum>
-  <w:abstractNum w:abstractNumId="99413">
-    <w:nsid w:val="00A99413"/>
-    <w:multiLevelType w:val="multilevel"/>
-    <w:lvl w:ilvl="0">
-      <w:start w:val="3"/>
-      <w:numFmt w:val="decimal"/>
-      <w:lvlText w:val="%1."/>
-      <w:lvlJc w:val="left"/>
-      <w:pPr>
-        <w:ind w:left="720" w:hanging="360"/>
-      </w:pPr>
-    </w:lvl>
-    <w:lvl w:ilvl="1">
-      <w:start w:val="3"/>
-      <w:numFmt w:val="decimal"/>
-      <w:lvlText w:val="%2."/>
-      <w:lvlJc w:val="left"/>
-      <w:pPr>
-        <w:ind w:left="1440" w:hanging="360"/>
-      </w:pPr>
-    </w:lvl>
-    <w:lvl w:ilvl="2">
-      <w:start w:val="3"/>
-      <w:numFmt w:val="decimal"/>
-      <w:lvlText w:val="%3."/>
-      <w:lvlJc w:val="left"/>
-      <w:pPr>
-        <w:ind w:left="2160" w:hanging="360"/>
-      </w:pPr>
-    </w:lvl>
-    <w:lvl w:ilvl="3">
-      <w:start w:val="3"/>
-      <w:numFmt w:val="decimal"/>
-      <w:lvlText w:val="%4."/>
-      <w:lvlJc w:val="left"/>
-      <w:pPr>
-        <w:ind w:left="2880" w:hanging="360"/>
-      </w:pPr>
-    </w:lvl>
-    <w:lvl w:ilvl="4">
-      <w:start w:val="3"/>
-      <w:numFmt w:val="decimal"/>
-      <w:lvlText w:val="%5."/>
-      <w:lvlJc w:val="left"/>
-      <w:pPr>
-        <w:ind w:left="3600" w:hanging="360"/>
-      </w:pPr>
-    </w:lvl>
-    <w:lvl w:ilvl="5">
-      <w:start w:val="3"/>
-      <w:numFmt w:val="decimal"/>
-      <w:lvlText w:val="%6."/>
-      <w:lvlJc w:val="left"/>
-      <w:pPr>
-        <w:ind w:left="4320" w:hanging="360"/>
-      </w:pPr>
-    </w:lvl>
-    <w:lvl w:ilvl="6">
-      <w:start w:val="3"/>
-      <w:numFmt w:val="decimal"/>
-      <w:lvlText w:val="%7."/>
-      <w:lvlJc w:val="left"/>
-      <w:pPr>
-        <w:ind w:left="5040" w:hanging="360"/>
-      </w:pPr>
-    </w:lvl>
-    <w:lvl w:ilvl="7">
-      <w:start w:val="3"/>
-      <w:numFmt w:val="decimal"/>
-      <w:lvlText w:val="%8."/>
-      <w:lvlJc w:val="left"/>
-      <w:pPr>
-        <w:ind w:left="5760" w:hanging="360"/>
-      </w:pPr>
-    </w:lvl>
-    <w:lvl w:ilvl="8">
-      <w:start w:val="3"/>
-      <w:numFmt w:val="decimal"/>
-      <w:lvlText w:val="%9."/>
-      <w:lvlJc w:val="left"/>
-      <w:pPr>
-        <w:ind w:left="6480" w:hanging="360"/>
-      </w:pPr>
-    </w:lvl>
-  </w:abstractNum>
-  <w:abstractNum w:abstractNumId="99412">
-    <w:nsid w:val="00A99412"/>
-    <w:multiLevelType w:val="multilevel"/>
-    <w:lvl w:ilvl="0">
-      <w:start w:val="2"/>
-      <w:numFmt w:val="decimal"/>
-      <w:lvlText w:val="%1."/>
-      <w:lvlJc w:val="left"/>
-      <w:pPr>
-        <w:ind w:left="720" w:hanging="360"/>
-      </w:pPr>
-    </w:lvl>
-    <w:lvl w:ilvl="1">
-      <w:start w:val="2"/>
-      <w:numFmt w:val="decimal"/>
-      <w:lvlText w:val="%2."/>
-      <w:lvlJc w:val="left"/>
-      <w:pPr>
-        <w:ind w:left="1440" w:hanging="360"/>
-      </w:pPr>
-    </w:lvl>
-    <w:lvl w:ilvl="2">
-      <w:start w:val="2"/>
-      <w:numFmt w:val="decimal"/>
-      <w:lvlText w:val="%3."/>
-      <w:lvlJc w:val="left"/>
-      <w:pPr>
-        <w:ind w:left="2160" w:hanging="360"/>
-      </w:pPr>
-    </w:lvl>
-    <w:lvl w:ilvl="3">
-      <w:start w:val="2"/>
-      <w:numFmt w:val="decimal"/>
-      <w:lvlText w:val="%4."/>
-      <w:lvlJc w:val="left"/>
-      <w:pPr>
-        <w:ind w:left="2880" w:hanging="360"/>
-      </w:pPr>
-    </w:lvl>
-    <w:lvl w:ilvl="4">
-      <w:start w:val="2"/>
-      <w:numFmt w:val="decimal"/>
-      <w:lvlText w:val="%5."/>
-      <w:lvlJc w:val="left"/>
-      <w:pPr>
-        <w:ind w:left="3600" w:hanging="360"/>
-      </w:pPr>
-    </w:lvl>
-    <w:lvl w:ilvl="5">
-      <w:start w:val="2"/>
-      <w:numFmt w:val="decimal"/>
-      <w:lvlText w:val="%6."/>
-      <w:lvlJc w:val="left"/>
-      <w:pPr>
-        <w:ind w:left="4320" w:hanging="360"/>
-      </w:pPr>
-    </w:lvl>
-    <w:lvl w:ilvl="6">
-      <w:start w:val="2"/>
-      <w:numFmt w:val="decimal"/>
-      <w:lvlText w:val="%7."/>
-      <w:lvlJc w:val="left"/>
-      <w:pPr>
-        <w:ind w:left="5040" w:hanging="360"/>
-      </w:pPr>
-    </w:lvl>
-    <w:lvl w:ilvl="7">
-      <w:start w:val="2"/>
-      <w:numFmt w:val="decimal"/>
-      <w:lvlText w:val="%8."/>
-      <w:lvlJc w:val="left"/>
-      <w:pPr>
-        <w:ind w:left="5760" w:hanging="360"/>
-      </w:pPr>
-    </w:lvl>
-    <w:lvl w:ilvl="8">
-      <w:start w:val="2"/>
       <w:numFmt w:val="decimal"/>
       <w:lvlText w:val="%9."/>
       <w:lvlJc w:val="left"/>
@@ -4581,216 +4242,9 @@
     </w:lvlOverride>
   </w:num>
   <w:num w:numId="1005">
-    <w:abstractNumId w:val="99411"/>
-    <w:lvlOverride w:ilvl="0">
-      <w:startOverride w:val="1"/>
-    </w:lvlOverride>
-    <w:lvlOverride w:ilvl="1">
-      <w:startOverride w:val="1"/>
-    </w:lvlOverride>
-    <w:lvlOverride w:ilvl="2">
-      <w:startOverride w:val="1"/>
-    </w:lvlOverride>
-    <w:lvlOverride w:ilvl="3">
-      <w:startOverride w:val="1"/>
-    </w:lvlOverride>
-    <w:lvlOverride w:ilvl="4">
-      <w:startOverride w:val="1"/>
-    </w:lvlOverride>
-    <w:lvlOverride w:ilvl="5">
-      <w:startOverride w:val="1"/>
-    </w:lvlOverride>
-    <w:lvlOverride w:ilvl="6">
-      <w:startOverride w:val="1"/>
-    </w:lvlOverride>
-    <w:lvlOverride w:ilvl="7">
-      <w:startOverride w:val="1"/>
-    </w:lvlOverride>
-    <w:lvlOverride w:ilvl="8">
-      <w:startOverride w:val="1"/>
-    </w:lvlOverride>
+    <w:abstractNumId w:val="991"/>
   </w:num>
   <w:num w:numId="1006">
-    <w:abstractNumId w:val="99413"/>
-    <w:lvlOverride w:ilvl="0">
-      <w:startOverride w:val="3"/>
-    </w:lvlOverride>
-    <w:lvlOverride w:ilvl="1">
-      <w:startOverride w:val="3"/>
-    </w:lvlOverride>
-    <w:lvlOverride w:ilvl="2">
-      <w:startOverride w:val="3"/>
-    </w:lvlOverride>
-    <w:lvlOverride w:ilvl="3">
-      <w:startOverride w:val="3"/>
-    </w:lvlOverride>
-    <w:lvlOverride w:ilvl="4">
-      <w:startOverride w:val="3"/>
-    </w:lvlOverride>
-    <w:lvlOverride w:ilvl="5">
-      <w:startOverride w:val="3"/>
-    </w:lvlOverride>
-    <w:lvlOverride w:ilvl="6">
-      <w:startOverride w:val="3"/>
-    </w:lvlOverride>
-    <w:lvlOverride w:ilvl="7">
-      <w:startOverride w:val="3"/>
-    </w:lvlOverride>
-    <w:lvlOverride w:ilvl="8">
-      <w:startOverride w:val="3"/>
-    </w:lvlOverride>
-  </w:num>
-  <w:num w:numId="1007">
-    <w:abstractNumId w:val="99411"/>
-    <w:lvlOverride w:ilvl="0">
-      <w:startOverride w:val="1"/>
-    </w:lvlOverride>
-    <w:lvlOverride w:ilvl="1">
-      <w:startOverride w:val="1"/>
-    </w:lvlOverride>
-    <w:lvlOverride w:ilvl="2">
-      <w:startOverride w:val="1"/>
-    </w:lvlOverride>
-    <w:lvlOverride w:ilvl="3">
-      <w:startOverride w:val="1"/>
-    </w:lvlOverride>
-    <w:lvlOverride w:ilvl="4">
-      <w:startOverride w:val="1"/>
-    </w:lvlOverride>
-    <w:lvlOverride w:ilvl="5">
-      <w:startOverride w:val="1"/>
-    </w:lvlOverride>
-    <w:lvlOverride w:ilvl="6">
-      <w:startOverride w:val="1"/>
-    </w:lvlOverride>
-    <w:lvlOverride w:ilvl="7">
-      <w:startOverride w:val="1"/>
-    </w:lvlOverride>
-    <w:lvlOverride w:ilvl="8">
-      <w:startOverride w:val="1"/>
-    </w:lvlOverride>
-  </w:num>
-  <w:num w:numId="1008">
-    <w:abstractNumId w:val="99413"/>
-    <w:lvlOverride w:ilvl="0">
-      <w:startOverride w:val="3"/>
-    </w:lvlOverride>
-    <w:lvlOverride w:ilvl="1">
-      <w:startOverride w:val="3"/>
-    </w:lvlOverride>
-    <w:lvlOverride w:ilvl="2">
-      <w:startOverride w:val="3"/>
-    </w:lvlOverride>
-    <w:lvlOverride w:ilvl="3">
-      <w:startOverride w:val="3"/>
-    </w:lvlOverride>
-    <w:lvlOverride w:ilvl="4">
-      <w:startOverride w:val="3"/>
-    </w:lvlOverride>
-    <w:lvlOverride w:ilvl="5">
-      <w:startOverride w:val="3"/>
-    </w:lvlOverride>
-    <w:lvlOverride w:ilvl="6">
-      <w:startOverride w:val="3"/>
-    </w:lvlOverride>
-    <w:lvlOverride w:ilvl="7">
-      <w:startOverride w:val="3"/>
-    </w:lvlOverride>
-    <w:lvlOverride w:ilvl="8">
-      <w:startOverride w:val="3"/>
-    </w:lvlOverride>
-  </w:num>
-  <w:num w:numId="1009">
-    <w:abstractNumId w:val="99411"/>
-    <w:lvlOverride w:ilvl="0">
-      <w:startOverride w:val="1"/>
-    </w:lvlOverride>
-    <w:lvlOverride w:ilvl="1">
-      <w:startOverride w:val="1"/>
-    </w:lvlOverride>
-    <w:lvlOverride w:ilvl="2">
-      <w:startOverride w:val="1"/>
-    </w:lvlOverride>
-    <w:lvlOverride w:ilvl="3">
-      <w:startOverride w:val="1"/>
-    </w:lvlOverride>
-    <w:lvlOverride w:ilvl="4">
-      <w:startOverride w:val="1"/>
-    </w:lvlOverride>
-    <w:lvlOverride w:ilvl="5">
-      <w:startOverride w:val="1"/>
-    </w:lvlOverride>
-    <w:lvlOverride w:ilvl="6">
-      <w:startOverride w:val="1"/>
-    </w:lvlOverride>
-    <w:lvlOverride w:ilvl="7">
-      <w:startOverride w:val="1"/>
-    </w:lvlOverride>
-    <w:lvlOverride w:ilvl="8">
-      <w:startOverride w:val="1"/>
-    </w:lvlOverride>
-  </w:num>
-  <w:num w:numId="1010">
-    <w:abstractNumId w:val="99412"/>
-    <w:lvlOverride w:ilvl="0">
-      <w:startOverride w:val="2"/>
-    </w:lvlOverride>
-    <w:lvlOverride w:ilvl="1">
-      <w:startOverride w:val="2"/>
-    </w:lvlOverride>
-    <w:lvlOverride w:ilvl="2">
-      <w:startOverride w:val="2"/>
-    </w:lvlOverride>
-    <w:lvlOverride w:ilvl="3">
-      <w:startOverride w:val="2"/>
-    </w:lvlOverride>
-    <w:lvlOverride w:ilvl="4">
-      <w:startOverride w:val="2"/>
-    </w:lvlOverride>
-    <w:lvlOverride w:ilvl="5">
-      <w:startOverride w:val="2"/>
-    </w:lvlOverride>
-    <w:lvlOverride w:ilvl="6">
-      <w:startOverride w:val="2"/>
-    </w:lvlOverride>
-    <w:lvlOverride w:ilvl="7">
-      <w:startOverride w:val="2"/>
-    </w:lvlOverride>
-    <w:lvlOverride w:ilvl="8">
-      <w:startOverride w:val="2"/>
-    </w:lvlOverride>
-  </w:num>
-  <w:num w:numId="1011">
-    <w:abstractNumId w:val="99413"/>
-    <w:lvlOverride w:ilvl="0">
-      <w:startOverride w:val="3"/>
-    </w:lvlOverride>
-    <w:lvlOverride w:ilvl="1">
-      <w:startOverride w:val="3"/>
-    </w:lvlOverride>
-    <w:lvlOverride w:ilvl="2">
-      <w:startOverride w:val="3"/>
-    </w:lvlOverride>
-    <w:lvlOverride w:ilvl="3">
-      <w:startOverride w:val="3"/>
-    </w:lvlOverride>
-    <w:lvlOverride w:ilvl="4">
-      <w:startOverride w:val="3"/>
-    </w:lvlOverride>
-    <w:lvlOverride w:ilvl="5">
-      <w:startOverride w:val="3"/>
-    </w:lvlOverride>
-    <w:lvlOverride w:ilvl="6">
-      <w:startOverride w:val="3"/>
-    </w:lvlOverride>
-    <w:lvlOverride w:ilvl="7">
-      <w:startOverride w:val="3"/>
-    </w:lvlOverride>
-    <w:lvlOverride w:ilvl="8">
-      <w:startOverride w:val="3"/>
-    </w:lvlOverride>
-  </w:num>
-  <w:num w:numId="1012">
     <w:abstractNumId w:val="991"/>
   </w:num>
 </w:numbering>
@@ -5452,7 +4906,7 @@
       <w:color w:themeColor="accent1" w:themeShade="BF" w:val="365F91"/>
     </w:rPr>
   </w:style>
-  <w:style w:type="paragraph" w:customStyle="1" w:styleId="SourceCode">
+  <w:style w:customStyle="1" w:styleId="SourceCode" w:type="paragraph">
     <w:name w:val="Source Code"/>
     <w:basedOn w:val="Normal"/>
     <w:link w:val="VerbatimChar"/>
@@ -5460,7 +4914,7 @@
       <w:wordWrap w:val="off"/>
     </w:pPr>
   </w:style>
-  <w:style w:type="character" w:customStyle="1" w:styleId="KeywordTok">
+  <w:style w:customStyle="1" w:styleId="KeywordTok" w:type="character">
     <w:name w:val="KeywordTok"/>
     <w:basedOn w:val="VerbatimChar"/>
     <w:rPr>
@@ -5468,77 +4922,77 @@
       <w:color w:val="007020"/>
     </w:rPr>
   </w:style>
-  <w:style w:type="character" w:customStyle="1" w:styleId="DataTypeTok">
+  <w:style w:customStyle="1" w:styleId="DataTypeTok" w:type="character">
     <w:name w:val="DataTypeTok"/>
     <w:basedOn w:val="VerbatimChar"/>
     <w:rPr>
       <w:color w:val="902000"/>
     </w:rPr>
   </w:style>
-  <w:style w:type="character" w:customStyle="1" w:styleId="DecValTok">
+  <w:style w:customStyle="1" w:styleId="DecValTok" w:type="character">
     <w:name w:val="DecValTok"/>
     <w:basedOn w:val="VerbatimChar"/>
     <w:rPr>
       <w:color w:val="40a070"/>
     </w:rPr>
   </w:style>
-  <w:style w:type="character" w:customStyle="1" w:styleId="BaseNTok">
+  <w:style w:customStyle="1" w:styleId="BaseNTok" w:type="character">
     <w:name w:val="BaseNTok"/>
     <w:basedOn w:val="VerbatimChar"/>
     <w:rPr>
       <w:color w:val="40a070"/>
     </w:rPr>
   </w:style>
-  <w:style w:type="character" w:customStyle="1" w:styleId="FloatTok">
+  <w:style w:customStyle="1" w:styleId="FloatTok" w:type="character">
     <w:name w:val="FloatTok"/>
     <w:basedOn w:val="VerbatimChar"/>
     <w:rPr>
       <w:color w:val="40a070"/>
     </w:rPr>
   </w:style>
-  <w:style w:type="character" w:customStyle="1" w:styleId="ConstantTok">
+  <w:style w:customStyle="1" w:styleId="ConstantTok" w:type="character">
     <w:name w:val="ConstantTok"/>
     <w:basedOn w:val="VerbatimChar"/>
     <w:rPr>
       <w:color w:val="880000"/>
     </w:rPr>
   </w:style>
-  <w:style w:type="character" w:customStyle="1" w:styleId="CharTok">
+  <w:style w:customStyle="1" w:styleId="CharTok" w:type="character">
     <w:name w:val="CharTok"/>
     <w:basedOn w:val="VerbatimChar"/>
     <w:rPr>
       <w:color w:val="4070a0"/>
     </w:rPr>
   </w:style>
-  <w:style w:type="character" w:customStyle="1" w:styleId="SpecialCharTok">
+  <w:style w:customStyle="1" w:styleId="SpecialCharTok" w:type="character">
     <w:name w:val="SpecialCharTok"/>
     <w:basedOn w:val="VerbatimChar"/>
     <w:rPr>
       <w:color w:val="4070a0"/>
     </w:rPr>
   </w:style>
-  <w:style w:type="character" w:customStyle="1" w:styleId="StringTok">
+  <w:style w:customStyle="1" w:styleId="StringTok" w:type="character">
     <w:name w:val="StringTok"/>
     <w:basedOn w:val="VerbatimChar"/>
     <w:rPr>
       <w:color w:val="4070a0"/>
     </w:rPr>
   </w:style>
-  <w:style w:type="character" w:customStyle="1" w:styleId="VerbatimStringTok">
+  <w:style w:customStyle="1" w:styleId="VerbatimStringTok" w:type="character">
     <w:name w:val="VerbatimStringTok"/>
     <w:basedOn w:val="VerbatimChar"/>
     <w:rPr>
       <w:color w:val="4070a0"/>
     </w:rPr>
   </w:style>
-  <w:style w:type="character" w:customStyle="1" w:styleId="SpecialStringTok">
+  <w:style w:customStyle="1" w:styleId="SpecialStringTok" w:type="character">
     <w:name w:val="SpecialStringTok"/>
     <w:basedOn w:val="VerbatimChar"/>
     <w:rPr>
       <w:color w:val="bb6688"/>
     </w:rPr>
   </w:style>
-  <w:style w:type="character" w:customStyle="1" w:styleId="ImportTok">
+  <w:style w:customStyle="1" w:styleId="ImportTok" w:type="character">
     <w:name w:val="ImportTok"/>
     <w:basedOn w:val="VerbatimChar"/>
     <w:rPr>
@@ -5546,7 +5000,7 @@
       <w:color w:val="008000"/>
     </w:rPr>
   </w:style>
-  <w:style w:type="character" w:customStyle="1" w:styleId="CommentTok">
+  <w:style w:customStyle="1" w:styleId="CommentTok" w:type="character">
     <w:name w:val="CommentTok"/>
     <w:basedOn w:val="VerbatimChar"/>
     <w:rPr>
@@ -5554,7 +5008,7 @@
       <w:color w:val="60a0b0"/>
     </w:rPr>
   </w:style>
-  <w:style w:type="character" w:customStyle="1" w:styleId="DocumentationTok">
+  <w:style w:customStyle="1" w:styleId="DocumentationTok" w:type="character">
     <w:name w:val="DocumentationTok"/>
     <w:basedOn w:val="VerbatimChar"/>
     <w:rPr>
@@ -5562,7 +5016,7 @@
       <w:color w:val="ba2121"/>
     </w:rPr>
   </w:style>
-  <w:style w:type="character" w:customStyle="1" w:styleId="AnnotationTok">
+  <w:style w:customStyle="1" w:styleId="AnnotationTok" w:type="character">
     <w:name w:val="AnnotationTok"/>
     <w:basedOn w:val="VerbatimChar"/>
     <w:rPr>
@@ -5571,7 +5025,7 @@
       <w:color w:val="60a0b0"/>
     </w:rPr>
   </w:style>
-  <w:style w:type="character" w:customStyle="1" w:styleId="CommentVarTok">
+  <w:style w:customStyle="1" w:styleId="CommentVarTok" w:type="character">
     <w:name w:val="CommentVarTok"/>
     <w:basedOn w:val="VerbatimChar"/>
     <w:rPr>
@@ -5580,28 +5034,28 @@
       <w:color w:val="60a0b0"/>
     </w:rPr>
   </w:style>
-  <w:style w:type="character" w:customStyle="1" w:styleId="OtherTok">
+  <w:style w:customStyle="1" w:styleId="OtherTok" w:type="character">
     <w:name w:val="OtherTok"/>
     <w:basedOn w:val="VerbatimChar"/>
     <w:rPr>
       <w:color w:val="007020"/>
     </w:rPr>
   </w:style>
-  <w:style w:type="character" w:customStyle="1" w:styleId="FunctionTok">
+  <w:style w:customStyle="1" w:styleId="FunctionTok" w:type="character">
     <w:name w:val="FunctionTok"/>
     <w:basedOn w:val="VerbatimChar"/>
     <w:rPr>
       <w:color w:val="06287e"/>
     </w:rPr>
   </w:style>
-  <w:style w:type="character" w:customStyle="1" w:styleId="VariableTok">
+  <w:style w:customStyle="1" w:styleId="VariableTok" w:type="character">
     <w:name w:val="VariableTok"/>
     <w:basedOn w:val="VerbatimChar"/>
     <w:rPr>
       <w:color w:val="19177c"/>
     </w:rPr>
   </w:style>
-  <w:style w:type="character" w:customStyle="1" w:styleId="ControlFlowTok">
+  <w:style w:customStyle="1" w:styleId="ControlFlowTok" w:type="character">
     <w:name w:val="ControlFlowTok"/>
     <w:basedOn w:val="VerbatimChar"/>
     <w:rPr>
@@ -5609,45 +5063,45 @@
       <w:color w:val="007020"/>
     </w:rPr>
   </w:style>
-  <w:style w:type="character" w:customStyle="1" w:styleId="OperatorTok">
+  <w:style w:customStyle="1" w:styleId="OperatorTok" w:type="character">
     <w:name w:val="OperatorTok"/>
     <w:basedOn w:val="VerbatimChar"/>
     <w:rPr>
       <w:color w:val="666666"/>
     </w:rPr>
   </w:style>
-  <w:style w:type="character" w:customStyle="1" w:styleId="BuiltInTok">
+  <w:style w:customStyle="1" w:styleId="BuiltInTok" w:type="character">
     <w:name w:val="BuiltInTok"/>
     <w:basedOn w:val="VerbatimChar"/>
     <w:rPr>
       <w:color w:val="008000"/>
     </w:rPr>
   </w:style>
-  <w:style w:type="character" w:customStyle="1" w:styleId="ExtensionTok">
+  <w:style w:customStyle="1" w:styleId="ExtensionTok" w:type="character">
     <w:name w:val="ExtensionTok"/>
     <w:basedOn w:val="VerbatimChar"/>
     <w:rPr/>
   </w:style>
-  <w:style w:type="character" w:customStyle="1" w:styleId="PreprocessorTok">
+  <w:style w:customStyle="1" w:styleId="PreprocessorTok" w:type="character">
     <w:name w:val="PreprocessorTok"/>
     <w:basedOn w:val="VerbatimChar"/>
     <w:rPr>
       <w:color w:val="bc7a00"/>
     </w:rPr>
   </w:style>
-  <w:style w:type="character" w:customStyle="1" w:styleId="AttributeTok">
+  <w:style w:customStyle="1" w:styleId="AttributeTok" w:type="character">
     <w:name w:val="AttributeTok"/>
     <w:basedOn w:val="VerbatimChar"/>
     <w:rPr>
       <w:color w:val="7d9029"/>
     </w:rPr>
   </w:style>
-  <w:style w:type="character" w:customStyle="1" w:styleId="RegionMarkerTok">
+  <w:style w:customStyle="1" w:styleId="RegionMarkerTok" w:type="character">
     <w:name w:val="RegionMarkerTok"/>
     <w:basedOn w:val="VerbatimChar"/>
     <w:rPr/>
   </w:style>
-  <w:style w:type="character" w:customStyle="1" w:styleId="InformationTok">
+  <w:style w:customStyle="1" w:styleId="InformationTok" w:type="character">
     <w:name w:val="InformationTok"/>
     <w:basedOn w:val="VerbatimChar"/>
     <w:rPr>
@@ -5656,7 +5110,7 @@
       <w:color w:val="60a0b0"/>
     </w:rPr>
   </w:style>
-  <w:style w:type="character" w:customStyle="1" w:styleId="WarningTok">
+  <w:style w:customStyle="1" w:styleId="WarningTok" w:type="character">
     <w:name w:val="WarningTok"/>
     <w:basedOn w:val="VerbatimChar"/>
     <w:rPr>
@@ -5665,7 +5119,7 @@
       <w:color w:val="60a0b0"/>
     </w:rPr>
   </w:style>
-  <w:style w:type="character" w:customStyle="1" w:styleId="AlertTok">
+  <w:style w:customStyle="1" w:styleId="AlertTok" w:type="character">
     <w:name w:val="AlertTok"/>
     <w:basedOn w:val="VerbatimChar"/>
     <w:rPr>
@@ -5673,7 +5127,7 @@
       <w:color w:val="ff0000"/>
     </w:rPr>
   </w:style>
-  <w:style w:type="character" w:customStyle="1" w:styleId="ErrorTok">
+  <w:style w:customStyle="1" w:styleId="ErrorTok" w:type="character">
     <w:name w:val="ErrorTok"/>
     <w:basedOn w:val="VerbatimChar"/>
     <w:rPr>
@@ -5681,7 +5135,7 @@
       <w:color w:val="ff0000"/>
     </w:rPr>
   </w:style>
-  <w:style w:type="character" w:customStyle="1" w:styleId="NormalTok">
+  <w:style w:customStyle="1" w:styleId="NormalTok" w:type="character">
     <w:name w:val="NormalTok"/>
     <w:basedOn w:val="VerbatimChar"/>
     <w:rPr/>

--- a/GUIA_ALUMNO.docx
+++ b/GUIA_ALUMNO.docx
@@ -2101,13 +2101,13 @@
       </w:r>
     </w:p>
     <w:bookmarkEnd w:id="23"/>
-    <w:bookmarkStart w:id="24" w:name="Xfb5c44627e274effbcca9358a07b0bc721b69df"/>
+    <w:bookmarkStart w:id="24" w:name="ejercicio-3-el-join-que-infla-filas"/>
     <w:p>
       <w:pPr>
         <w:pStyle w:val="Heading2"/>
       </w:pPr>
       <w:r>
-        <w:t xml:space="preserve">Ejercicio 3 — Cambiar el umbral de control de calidad</w:t>
+        <w:t xml:space="preserve">Ejercicio 3 — El join que infla filas</w:t>
       </w:r>
     </w:p>
     <w:p>
@@ -2115,22 +2115,7 @@
         <w:pStyle w:val="FirstParagraph"/>
       </w:pPr>
       <w:r>
-        <w:t xml:space="preserve">Este ejercicio muestra la capacidad más útil de</w:t>
-      </w:r>
-      <w:r>
-        <w:t xml:space="preserve"> </w:t>
-      </w:r>
-      <w:r>
-        <w:rPr>
-          <w:rStyle w:val="VerbatimChar"/>
-        </w:rPr>
-        <w:t xml:space="preserve">targets</w:t>
-      </w:r>
-      <w:r>
-        <w:t xml:space="preserve"> </w:t>
-      </w:r>
-      <w:r>
-        <w:t xml:space="preserve">en el día a día: si modificas algo,</w:t>
+        <w:t xml:space="preserve">Este es uno de los errores más frecuentes y difíciles de detectar cuando integras resultados con el diseño de muestreo: la tabla de emplazamientos tiene</w:t>
       </w:r>
       <w:r>
         <w:t xml:space="preserve"> </w:t>
@@ -2140,430 +2125,519 @@
           <w:b/>
           <w:bCs/>
         </w:rPr>
-        <w:t xml:space="preserve">solo recalcula lo que depende de ese algo</w:t>
-      </w:r>
-      <w:r>
-        <w:t xml:space="preserve">. El resto se reutiliza de la caché sin ejecutarse de nuevo.</w:t>
-      </w:r>
-    </w:p>
-    <w:p>
-      <w:pPr>
-        <w:pStyle w:val="BodyText"/>
-      </w:pPr>
+        <w:t xml:space="preserve">dos filas para el mismo grabador</w:t>
+      </w:r>
+      <w:r>
+        <w:t xml:space="preserve"> </w:t>
+      </w:r>
+      <w:r>
+        <w:t xml:space="preserve">(por una doble clasificación de hábitat, una fila duplicada accidental, o datos de dos técnicos sin reconciliar), y cada grabación de ese grabador se multiplica en la tabla final</w:t>
+      </w:r>
+      <w:r>
+        <w:t xml:space="preserve"> </w:t>
+      </w:r>
       <w:r>
         <w:rPr>
           <w:b/>
           <w:bCs/>
         </w:rPr>
+        <w:t xml:space="preserve">sin ningún mensaje de error de R</w:t>
+      </w:r>
+      <w:r>
+        <w:t xml:space="preserve">.</w:t>
+      </w:r>
+    </w:p>
+    <w:p>
+      <w:pPr>
+        <w:pStyle w:val="BodyText"/>
+      </w:pPr>
+      <w:r>
+        <w:t xml:space="preserve">El flujo incluye un guardarraíl que lo detecta. Aquí lo vas a provocar para ver cómo funciona.</w:t>
+      </w:r>
+    </w:p>
+    <w:p>
+      <w:pPr>
+        <w:pStyle w:val="BodyText"/>
+      </w:pPr>
+      <w:r>
+        <w:rPr>
+          <w:b/>
+          <w:bCs/>
+        </w:rPr>
         <w:t xml:space="preserve">Paso 1.</w:t>
       </w:r>
       <w:r>
         <w:t xml:space="preserve"> </w:t>
       </w:r>
       <w:r>
-        <w:t xml:space="preserve">Abre</w:t>
-      </w:r>
-      <w:r>
-        <w:t xml:space="preserve"> </w:t>
-      </w:r>
-      <w:r>
-        <w:rPr>
-          <w:rStyle w:val="VerbatimChar"/>
-        </w:rPr>
-        <w:t xml:space="preserve">R/qc.R</w:t>
-      </w:r>
-      <w:r>
-        <w:t xml:space="preserve"> </w:t>
-      </w:r>
-      <w:r>
-        <w:t xml:space="preserve">desde el panel</w:t>
-      </w:r>
-      <w:r>
-        <w:t xml:space="preserve"> </w:t>
-      </w:r>
+        <w:t xml:space="preserve">Abre (o vuelve a)</w:t>
+      </w:r>
+      <w:r>
+        <w:t xml:space="preserve"> </w:t>
+      </w:r>
+      <w:r>
+        <w:rPr>
+          <w:rStyle w:val="VerbatimChar"/>
+        </w:rPr>
+        <w:t xml:space="preserve">_targets.R</w:t>
+      </w:r>
+      <w:r>
+        <w:t xml:space="preserve"> </w:t>
+      </w:r>
+      <w:r>
+        <w:t xml:space="preserve">y localiza la línea:</w:t>
+      </w:r>
+    </w:p>
+    <w:p>
+      <w:pPr>
+        <w:pStyle w:val="SourceCode"/>
+      </w:pPr>
+      <w:r>
+        <w:rPr>
+          <w:rStyle w:val="FunctionTok"/>
+        </w:rPr>
+        <w:t xml:space="preserve">tar_target</w:t>
+      </w:r>
+      <w:r>
+        <w:rPr>
+          <w:rStyle w:val="NormalTok"/>
+        </w:rPr>
+        <w:t xml:space="preserve">(sites_file, </w:t>
+      </w:r>
+      <w:r>
+        <w:rPr>
+          <w:rStyle w:val="StringTok"/>
+        </w:rPr>
+        <w:t xml:space="preserve">"data/sites.csv"</w:t>
+      </w:r>
+      <w:r>
+        <w:rPr>
+          <w:rStyle w:val="NormalTok"/>
+        </w:rPr>
+        <w:t xml:space="preserve">, </w:t>
+      </w:r>
+      <w:r>
+        <w:rPr>
+          <w:rStyle w:val="AttributeTok"/>
+        </w:rPr>
+        <w:t xml:space="preserve">format =</w:t>
+      </w:r>
+      <w:r>
+        <w:rPr>
+          <w:rStyle w:val="NormalTok"/>
+        </w:rPr>
+        <w:t xml:space="preserve"> </w:t>
+      </w:r>
+      <w:r>
+        <w:rPr>
+          <w:rStyle w:val="StringTok"/>
+        </w:rPr>
+        <w:t xml:space="preserve">"file"</w:t>
+      </w:r>
+      <w:r>
+        <w:rPr>
+          <w:rStyle w:val="NormalTok"/>
+        </w:rPr>
+        <w:t xml:space="preserve">),</w:t>
+      </w:r>
+    </w:p>
+    <w:p>
+      <w:pPr>
+        <w:pStyle w:val="FirstParagraph"/>
+      </w:pPr>
+      <w:r>
+        <w:t xml:space="preserve">Cámbiala a:</w:t>
+      </w:r>
+    </w:p>
+    <w:p>
+      <w:pPr>
+        <w:pStyle w:val="SourceCode"/>
+      </w:pPr>
+      <w:r>
+        <w:rPr>
+          <w:rStyle w:val="FunctionTok"/>
+        </w:rPr>
+        <w:t xml:space="preserve">tar_target</w:t>
+      </w:r>
+      <w:r>
+        <w:rPr>
+          <w:rStyle w:val="NormalTok"/>
+        </w:rPr>
+        <w:t xml:space="preserve">(sites_file, </w:t>
+      </w:r>
+      <w:r>
+        <w:rPr>
+          <w:rStyle w:val="StringTok"/>
+        </w:rPr>
+        <w:t xml:space="preserve">"data/sites_duplicate.csv"</w:t>
+      </w:r>
+      <w:r>
+        <w:rPr>
+          <w:rStyle w:val="NormalTok"/>
+        </w:rPr>
+        <w:t xml:space="preserve">, </w:t>
+      </w:r>
+      <w:r>
+        <w:rPr>
+          <w:rStyle w:val="AttributeTok"/>
+        </w:rPr>
+        <w:t xml:space="preserve">format =</w:t>
+      </w:r>
+      <w:r>
+        <w:rPr>
+          <w:rStyle w:val="NormalTok"/>
+        </w:rPr>
+        <w:t xml:space="preserve"> </w:t>
+      </w:r>
+      <w:r>
+        <w:rPr>
+          <w:rStyle w:val="StringTok"/>
+        </w:rPr>
+        <w:t xml:space="preserve">"file"</w:t>
+      </w:r>
+      <w:r>
+        <w:rPr>
+          <w:rStyle w:val="NormalTok"/>
+        </w:rPr>
+        <w:t xml:space="preserve">),</w:t>
+      </w:r>
+    </w:p>
+    <w:p>
+      <w:pPr>
+        <w:pStyle w:val="FirstParagraph"/>
+      </w:pPr>
+      <w:r>
+        <w:rPr>
+          <w:b/>
+          <w:bCs/>
+        </w:rPr>
+        <w:t xml:space="preserve">Paso 2.</w:t>
+      </w:r>
+      <w:r>
+        <w:t xml:space="preserve"> </w:t>
+      </w:r>
+      <w:r>
+        <w:t xml:space="preserve">Guarda y ejecuta el bloque del Ejercicio 3 en</w:t>
+      </w:r>
+      <w:r>
+        <w:t xml:space="preserve"> </w:t>
+      </w:r>
+      <w:r>
+        <w:rPr>
+          <w:rStyle w:val="VerbatimChar"/>
+        </w:rPr>
+        <w:t xml:space="preserve">practica.R</w:t>
+      </w:r>
+      <w:r>
+        <w:t xml:space="preserve">:</w:t>
+      </w:r>
+    </w:p>
+    <w:p>
+      <w:pPr>
+        <w:pStyle w:val="SourceCode"/>
+      </w:pPr>
+      <w:r>
+        <w:rPr>
+          <w:rStyle w:val="NormalTok"/>
+        </w:rPr>
+        <w:t xml:space="preserve">targets</w:t>
+      </w:r>
+      <w:r>
+        <w:rPr>
+          <w:rStyle w:val="SpecialCharTok"/>
+        </w:rPr>
+        <w:t xml:space="preserve">::</w:t>
+      </w:r>
+      <w:r>
+        <w:rPr>
+          <w:rStyle w:val="FunctionTok"/>
+        </w:rPr>
+        <w:t xml:space="preserve">tar_make</w:t>
+      </w:r>
+      <w:r>
+        <w:rPr>
+          <w:rStyle w:val="NormalTok"/>
+        </w:rPr>
+        <w:t xml:space="preserve">()</w:t>
+      </w:r>
+    </w:p>
+    <w:p>
+      <w:pPr>
+        <w:pStyle w:val="FirstParagraph"/>
+      </w:pPr>
+      <w:r>
+        <w:rPr>
+          <w:b/>
+          <w:bCs/>
+        </w:rPr>
+        <w:t xml:space="preserve">Lo que verás.</w:t>
+      </w:r>
+      <w:r>
+        <w:t xml:space="preserve"> </w:t>
+      </w:r>
+      <w:r>
+        <w:t xml:space="preserve">Dos avisos en la consola:</w:t>
+      </w:r>
+    </w:p>
+    <w:p>
+      <w:pPr>
+        <w:pStyle w:val="SourceCode"/>
+      </w:pPr>
+      <w:r>
+        <w:rPr>
+          <w:rStyle w:val="VerbatimChar"/>
+        </w:rPr>
+        <w:t xml:space="preserve">Detected an unexpected many-to-many relationship between `x` and `y`.</w:t>
+      </w:r>
+      <w:r>
+        <w:br/>
+      </w:r>
+      <w:r>
+        <w:rPr>
+          <w:rStyle w:val="VerbatimChar"/>
+        </w:rPr>
+        <w:t xml:space="preserve">El join cambió el nº de filas (5 -&gt; 7). Revisa claves duplicadas en 'sites' o 'meta'.</w:t>
+      </w:r>
+    </w:p>
+    <w:p>
+      <w:pPr>
+        <w:pStyle w:val="FirstParagraph"/>
+      </w:pPr>
+      <w:r>
+        <w:t xml:space="preserve">La tabla tiene</w:t>
+      </w:r>
+      <w:r>
+        <w:t xml:space="preserve"> </w:t>
+      </w:r>
+      <w:r>
+        <w:rPr>
+          <w:b/>
+          <w:bCs/>
+        </w:rPr>
+        <w:t xml:space="preserve">7 filas en lugar de 5</w:t>
+      </w:r>
+      <w:r>
+        <w:t xml:space="preserve">. Las grabaciones del grabador AM02 aparecen duplicadas: una fila con hábitat</w:t>
+      </w:r>
+      <w:r>
+        <w:t xml:space="preserve"> </w:t>
+      </w:r>
+      <w:r>
+        <w:rPr>
+          <w:rStyle w:val="VerbatimChar"/>
+        </w:rPr>
+        <w:t xml:space="preserve">matorral</w:t>
+      </w:r>
+      <w:r>
+        <w:t xml:space="preserve"> </w:t>
+      </w:r>
+      <w:r>
+        <w:t xml:space="preserve">y otra con</w:t>
+      </w:r>
+      <w:r>
+        <w:t xml:space="preserve"> </w:t>
+      </w:r>
+      <w:r>
+        <w:rPr>
+          <w:rStyle w:val="VerbatimChar"/>
+        </w:rPr>
+        <w:t xml:space="preserve">pastizal</w:t>
+      </w:r>
+      <w:r>
+        <w:t xml:space="preserve">. Los índices acústicos y las fechas son correctos en las dos filas; el error solo se ve en el número de filas.</w:t>
+      </w:r>
+    </w:p>
+    <w:p>
+      <w:pPr>
+        <w:pStyle w:val="BodyText"/>
+      </w:pPr>
+      <w:r>
+        <w:t xml:space="preserve">Para encontrar qué fila está duplicada:</w:t>
+      </w:r>
+    </w:p>
+    <w:p>
+      <w:pPr>
+        <w:pStyle w:val="SourceCode"/>
+      </w:pPr>
+      <w:r>
+        <w:rPr>
+          <w:rStyle w:val="NormalTok"/>
+        </w:rPr>
+        <w:t xml:space="preserve">sites_dup </w:t>
+      </w:r>
+      <w:r>
+        <w:rPr>
+          <w:rStyle w:val="OtherTok"/>
+        </w:rPr>
+        <w:t xml:space="preserve">&lt;-</w:t>
+      </w:r>
+      <w:r>
+        <w:rPr>
+          <w:rStyle w:val="NormalTok"/>
+        </w:rPr>
+        <w:t xml:space="preserve"> </w:t>
+      </w:r>
+      <w:r>
+        <w:rPr>
+          <w:rStyle w:val="FunctionTok"/>
+        </w:rPr>
+        <w:t xml:space="preserve">read.csv</w:t>
+      </w:r>
+      <w:r>
+        <w:rPr>
+          <w:rStyle w:val="NormalTok"/>
+        </w:rPr>
+        <w:t xml:space="preserve">(</w:t>
+      </w:r>
+      <w:r>
+        <w:rPr>
+          <w:rStyle w:val="StringTok"/>
+        </w:rPr>
+        <w:t xml:space="preserve">"data/sites_duplicate.csv"</w:t>
+      </w:r>
+      <w:r>
+        <w:rPr>
+          <w:rStyle w:val="NormalTok"/>
+        </w:rPr>
+        <w:t xml:space="preserve">)</w:t>
+      </w:r>
+      <w:r>
+        <w:br/>
+      </w:r>
+      <w:r>
+        <w:rPr>
+          <w:rStyle w:val="NormalTok"/>
+        </w:rPr>
+        <w:t xml:space="preserve">sites_dup[</w:t>
+      </w:r>
+      <w:r>
+        <w:rPr>
+          <w:rStyle w:val="FunctionTok"/>
+        </w:rPr>
+        <w:t xml:space="preserve">duplicated</w:t>
+      </w:r>
+      <w:r>
+        <w:rPr>
+          <w:rStyle w:val="NormalTok"/>
+        </w:rPr>
+        <w:t xml:space="preserve">(sites_dup</w:t>
+      </w:r>
+      <w:r>
+        <w:rPr>
+          <w:rStyle w:val="SpecialCharTok"/>
+        </w:rPr>
+        <w:t xml:space="preserve">$</w:t>
+      </w:r>
+      <w:r>
+        <w:rPr>
+          <w:rStyle w:val="NormalTok"/>
+        </w:rPr>
+        <w:t xml:space="preserve">recorder_id), ]</w:t>
+      </w:r>
+    </w:p>
+    <w:p>
+      <w:pPr>
+        <w:pStyle w:val="FirstParagraph"/>
+      </w:pPr>
+      <w:r>
+        <w:t xml:space="preserve">Si el aviso no aparece,</w:t>
+      </w:r>
+      <w:r>
+        <w:t xml:space="preserve"> </w:t>
+      </w:r>
+      <w:r>
+        <w:rPr>
+          <w:rStyle w:val="VerbatimChar"/>
+        </w:rPr>
+        <w:t xml:space="preserve">targets</w:t>
+      </w:r>
+      <w:r>
+        <w:t xml:space="preserve"> </w:t>
+      </w:r>
+      <w:r>
+        <w:t xml:space="preserve">puede haber reutilizado</w:t>
+      </w:r>
+      <w:r>
+        <w:t xml:space="preserve"> </w:t>
+      </w:r>
+      <w:r>
+        <w:rPr>
+          <w:rStyle w:val="VerbatimChar"/>
+        </w:rPr>
+        <w:t xml:space="preserve">final_table</w:t>
+      </w:r>
+      <w:r>
+        <w:t xml:space="preserve"> </w:t>
+      </w:r>
+      <w:r>
+        <w:t xml:space="preserve">de la caché. Ejecuta esto y repite:</w:t>
+      </w:r>
+    </w:p>
+    <w:p>
+      <w:pPr>
+        <w:pStyle w:val="SourceCode"/>
+      </w:pPr>
+      <w:r>
+        <w:rPr>
+          <w:rStyle w:val="NormalTok"/>
+        </w:rPr>
+        <w:t xml:space="preserve">targets</w:t>
+      </w:r>
+      <w:r>
+        <w:rPr>
+          <w:rStyle w:val="SpecialCharTok"/>
+        </w:rPr>
+        <w:t xml:space="preserve">::</w:t>
+      </w:r>
+      <w:r>
+        <w:rPr>
+          <w:rStyle w:val="FunctionTok"/>
+        </w:rPr>
+        <w:t xml:space="preserve">tar_invalidate</w:t>
+      </w:r>
+      <w:r>
+        <w:rPr>
+          <w:rStyle w:val="NormalTok"/>
+        </w:rPr>
+        <w:t xml:space="preserve">(final_table)</w:t>
+      </w:r>
+      <w:r>
+        <w:br/>
+      </w:r>
+      <w:r>
+        <w:rPr>
+          <w:rStyle w:val="NormalTok"/>
+        </w:rPr>
+        <w:t xml:space="preserve">targets</w:t>
+      </w:r>
+      <w:r>
+        <w:rPr>
+          <w:rStyle w:val="SpecialCharTok"/>
+        </w:rPr>
+        <w:t xml:space="preserve">::</w:t>
+      </w:r>
+      <w:r>
+        <w:rPr>
+          <w:rStyle w:val="FunctionTok"/>
+        </w:rPr>
+        <w:t xml:space="preserve">tar_make</w:t>
+      </w:r>
+      <w:r>
+        <w:rPr>
+          <w:rStyle w:val="NormalTok"/>
+        </w:rPr>
+        <w:t xml:space="preserve">()</w:t>
+      </w:r>
+    </w:p>
+    <w:p>
+      <w:pPr>
+        <w:pStyle w:val="FirstParagraph"/>
+      </w:pPr>
       <w:r>
         <w:rPr>
           <w:i/>
           <w:iCs/>
         </w:rPr>
-        <w:t xml:space="preserve">Files</w:t>
-      </w:r>
-      <w:r>
-        <w:t xml:space="preserve"> </w:t>
-      </w:r>
-      <w:r>
-        <w:t xml:space="preserve">(carpeta</w:t>
-      </w:r>
-      <w:r>
-        <w:t xml:space="preserve"> </w:t>
-      </w:r>
-      <w:r>
-        <w:rPr>
-          <w:rStyle w:val="VerbatimChar"/>
-        </w:rPr>
-        <w:t xml:space="preserve">R/</w:t>
-      </w:r>
-      <w:r>
-        <w:t xml:space="preserve"> </w:t>
-      </w:r>
-      <w:r>
-        <w:t xml:space="preserve">→ archivo</w:t>
-      </w:r>
-      <w:r>
-        <w:t xml:space="preserve"> </w:t>
-      </w:r>
-      <w:r>
-        <w:rPr>
-          <w:rStyle w:val="VerbatimChar"/>
-        </w:rPr>
-        <w:t xml:space="preserve">qc.R</w:t>
-      </w:r>
-      <w:r>
-        <w:t xml:space="preserve">). Localiza la función</w:t>
-      </w:r>
-      <w:r>
-        <w:t xml:space="preserve"> </w:t>
-      </w:r>
-      <w:r>
-        <w:rPr>
-          <w:rStyle w:val="VerbatimChar"/>
-        </w:rPr>
-        <w:t xml:space="preserve">qc_flag()</w:t>
-      </w:r>
-      <w:r>
-        <w:t xml:space="preserve">. La primera línea es:</w:t>
-      </w:r>
-    </w:p>
-    <w:p>
-      <w:pPr>
-        <w:pStyle w:val="SourceCode"/>
-      </w:pPr>
-      <w:r>
-        <w:rPr>
-          <w:rStyle w:val="NormalTok"/>
-        </w:rPr>
-        <w:t xml:space="preserve">qc_flag </w:t>
-      </w:r>
-      <w:r>
-        <w:rPr>
-          <w:rStyle w:val="OtherTok"/>
-        </w:rPr>
-        <w:t xml:space="preserve">&lt;-</w:t>
-      </w:r>
-      <w:r>
-        <w:rPr>
-          <w:rStyle w:val="NormalTok"/>
-        </w:rPr>
-        <w:t xml:space="preserve"> </w:t>
-      </w:r>
-      <w:r>
-        <w:rPr>
-          <w:rStyle w:val="ControlFlowTok"/>
-        </w:rPr>
-        <w:t xml:space="preserve">function</w:t>
-      </w:r>
-      <w:r>
-        <w:rPr>
-          <w:rStyle w:val="NormalTok"/>
-        </w:rPr>
-        <w:t xml:space="preserve">(meta, </w:t>
-      </w:r>
-      <w:r>
-        <w:rPr>
-          <w:rStyle w:val="AttributeTok"/>
-        </w:rPr>
-        <w:t xml:space="preserve">expected_dur_s =</w:t>
-      </w:r>
-      <w:r>
-        <w:rPr>
-          <w:rStyle w:val="NormalTok"/>
-        </w:rPr>
-        <w:t xml:space="preserve"> </w:t>
-      </w:r>
-      <w:r>
-        <w:rPr>
-          <w:rStyle w:val="ConstantTok"/>
-        </w:rPr>
-        <w:t xml:space="preserve">NULL</w:t>
-      </w:r>
-      <w:r>
-        <w:rPr>
-          <w:rStyle w:val="NormalTok"/>
-        </w:rPr>
-        <w:t xml:space="preserve">, </w:t>
-      </w:r>
-      <w:r>
-        <w:rPr>
-          <w:rStyle w:val="AttributeTok"/>
-        </w:rPr>
-        <w:t xml:space="preserve">tol_frac =</w:t>
-      </w:r>
-      <w:r>
-        <w:rPr>
-          <w:rStyle w:val="NormalTok"/>
-        </w:rPr>
-        <w:t xml:space="preserve"> </w:t>
-      </w:r>
-      <w:r>
-        <w:rPr>
-          <w:rStyle w:val="FloatTok"/>
-        </w:rPr>
-        <w:t xml:space="preserve">0.05</w:t>
-      </w:r>
-      <w:r>
-        <w:rPr>
-          <w:rStyle w:val="NormalTok"/>
-        </w:rPr>
-        <w:t xml:space="preserve">) {</w:t>
-      </w:r>
-    </w:p>
-    <w:p>
-      <w:pPr>
-        <w:pStyle w:val="FirstParagraph"/>
-      </w:pPr>
-      <w:r>
-        <w:t xml:space="preserve">El parámetro</w:t>
-      </w:r>
-      <w:r>
-        <w:t xml:space="preserve"> </w:t>
-      </w:r>
-      <w:r>
-        <w:rPr>
-          <w:rStyle w:val="VerbatimChar"/>
-        </w:rPr>
-        <w:t xml:space="preserve">tol_frac = 0.05</w:t>
-      </w:r>
-      <w:r>
-        <w:t xml:space="preserve"> </w:t>
-      </w:r>
-      <w:r>
-        <w:t xml:space="preserve">significa que se descartan las grabaciones con una duración que se desvíe más del 5 % de lo esperado. Cámbialo a 0.75:</w:t>
-      </w:r>
-    </w:p>
-    <w:p>
-      <w:pPr>
-        <w:pStyle w:val="SourceCode"/>
-      </w:pPr>
-      <w:r>
-        <w:rPr>
-          <w:rStyle w:val="NormalTok"/>
-        </w:rPr>
-        <w:t xml:space="preserve">qc_flag </w:t>
-      </w:r>
-      <w:r>
-        <w:rPr>
-          <w:rStyle w:val="OtherTok"/>
-        </w:rPr>
-        <w:t xml:space="preserve">&lt;-</w:t>
-      </w:r>
-      <w:r>
-        <w:rPr>
-          <w:rStyle w:val="NormalTok"/>
-        </w:rPr>
-        <w:t xml:space="preserve"> </w:t>
-      </w:r>
-      <w:r>
-        <w:rPr>
-          <w:rStyle w:val="ControlFlowTok"/>
-        </w:rPr>
-        <w:t xml:space="preserve">function</w:t>
-      </w:r>
-      <w:r>
-        <w:rPr>
-          <w:rStyle w:val="NormalTok"/>
-        </w:rPr>
-        <w:t xml:space="preserve">(meta, </w:t>
-      </w:r>
-      <w:r>
-        <w:rPr>
-          <w:rStyle w:val="AttributeTok"/>
-        </w:rPr>
-        <w:t xml:space="preserve">expected_dur_s =</w:t>
-      </w:r>
-      <w:r>
-        <w:rPr>
-          <w:rStyle w:val="NormalTok"/>
-        </w:rPr>
-        <w:t xml:space="preserve"> </w:t>
-      </w:r>
-      <w:r>
-        <w:rPr>
-          <w:rStyle w:val="ConstantTok"/>
-        </w:rPr>
-        <w:t xml:space="preserve">NULL</w:t>
-      </w:r>
-      <w:r>
-        <w:rPr>
-          <w:rStyle w:val="NormalTok"/>
-        </w:rPr>
-        <w:t xml:space="preserve">, </w:t>
-      </w:r>
-      <w:r>
-        <w:rPr>
-          <w:rStyle w:val="AttributeTok"/>
-        </w:rPr>
-        <w:t xml:space="preserve">tol_frac =</w:t>
-      </w:r>
-      <w:r>
-        <w:rPr>
-          <w:rStyle w:val="NormalTok"/>
-        </w:rPr>
-        <w:t xml:space="preserve"> </w:t>
-      </w:r>
-      <w:r>
-        <w:rPr>
-          <w:rStyle w:val="FloatTok"/>
-        </w:rPr>
-        <w:t xml:space="preserve">0.75</w:t>
-      </w:r>
-      <w:r>
-        <w:rPr>
-          <w:rStyle w:val="NormalTok"/>
-        </w:rPr>
-        <w:t xml:space="preserve">) {</w:t>
-      </w:r>
-    </w:p>
-    <w:p>
-      <w:pPr>
-        <w:pStyle w:val="FirstParagraph"/>
-      </w:pPr>
-      <w:r>
-        <w:rPr>
-          <w:b/>
-          <w:bCs/>
-        </w:rPr>
-        <w:t xml:space="preserve">Paso 2.</w:t>
-      </w:r>
-      <w:r>
-        <w:t xml:space="preserve"> </w:t>
-      </w:r>
-      <w:r>
-        <w:t xml:space="preserve">Guarda el archivo (Ctrl+S) y ejecuta el bloque del Ejercicio 3 en</w:t>
-      </w:r>
-      <w:r>
-        <w:t xml:space="preserve"> </w:t>
-      </w:r>
-      <w:r>
-        <w:rPr>
-          <w:rStyle w:val="VerbatimChar"/>
-        </w:rPr>
-        <w:t xml:space="preserve">practica.R</w:t>
-      </w:r>
-      <w:r>
-        <w:t xml:space="preserve">:</w:t>
-      </w:r>
-    </w:p>
-    <w:p>
-      <w:pPr>
-        <w:pStyle w:val="SourceCode"/>
-      </w:pPr>
-      <w:r>
-        <w:rPr>
-          <w:rStyle w:val="NormalTok"/>
-        </w:rPr>
-        <w:t xml:space="preserve">targets</w:t>
-      </w:r>
-      <w:r>
-        <w:rPr>
-          <w:rStyle w:val="SpecialCharTok"/>
-        </w:rPr>
-        <w:t xml:space="preserve">::</w:t>
-      </w:r>
-      <w:r>
-        <w:rPr>
-          <w:rStyle w:val="FunctionTok"/>
-        </w:rPr>
-        <w:t xml:space="preserve">tar_make</w:t>
-      </w:r>
-      <w:r>
-        <w:rPr>
-          <w:rStyle w:val="NormalTok"/>
-        </w:rPr>
-        <w:t xml:space="preserve">()</w:t>
-      </w:r>
-    </w:p>
-    <w:p>
-      <w:pPr>
-        <w:pStyle w:val="FirstParagraph"/>
-      </w:pPr>
-      <w:r>
-        <w:rPr>
-          <w:b/>
-          <w:bCs/>
-        </w:rPr>
-        <w:t xml:space="preserve">Lo que verás.</w:t>
-      </w:r>
-      <w:r>
-        <w:t xml:space="preserve"> </w:t>
-      </w:r>
-      <w:r>
-        <w:t xml:space="preserve">En la consola, algunos targets aparecen como</w:t>
-      </w:r>
-      <w:r>
-        <w:t xml:space="preserve"> </w:t>
-      </w:r>
-      <w:r>
-        <w:rPr>
-          <w:rStyle w:val="VerbatimChar"/>
-        </w:rPr>
-        <w:t xml:space="preserve">skip</w:t>
-      </w:r>
-      <w:r>
-        <w:t xml:space="preserve"> </w:t>
-      </w:r>
-      <w:r>
-        <w:t xml:space="preserve">(se reutilizan de la caché) y otros se recalculan. El parseo de los metadatos —la etapa más costosa— no se vuelve a ejecutar. El resultado cambia:</w:t>
-      </w:r>
-    </w:p>
-    <w:p>
-      <w:pPr>
-        <w:pStyle w:val="SourceCode"/>
-      </w:pPr>
-      <w:r>
-        <w:rPr>
-          <w:rStyle w:val="VerbatimChar"/>
-        </w:rPr>
-        <w:t xml:space="preserve">PASAN QC:  6 / 6</w:t>
-      </w:r>
-    </w:p>
-    <w:p>
-      <w:pPr>
-        <w:pStyle w:val="FirstParagraph"/>
-      </w:pPr>
-      <w:r>
-        <w:t xml:space="preserve">La tabla tiene ahora</w:t>
-      </w:r>
-      <w:r>
-        <w:t xml:space="preserve"> </w:t>
-      </w:r>
-      <w:r>
-        <w:rPr>
-          <w:b/>
-          <w:bCs/>
-        </w:rPr>
-        <w:t xml:space="preserve">6 filas</w:t>
-      </w:r>
-      <w:r>
-        <w:t xml:space="preserve">: la grabación truncada ya no se descarta porque el umbral es ahora mucho más permisivo.</w:t>
-      </w:r>
-    </w:p>
-    <w:p>
-      <w:pPr>
-        <w:pStyle w:val="BodyText"/>
-      </w:pPr>
-      <w:r>
-        <w:t xml:space="preserve">Un umbral de 0.75 significa que se aceptan grabaciones con hasta el 75 % de duración anómala. ¿Tiene sentido para tu proyecto? Eso es una decisión ecológica, no técnica.</w:t>
-      </w:r>
-    </w:p>
-    <w:p>
-      <w:pPr>
-        <w:pStyle w:val="BodyText"/>
-      </w:pPr>
-      <w:r>
-        <w:rPr>
-          <w:i/>
-          <w:iCs/>
-        </w:rPr>
         <w:t xml:space="preserve">Restauración:</w:t>
       </w:r>
       <w:r>
@@ -2579,7 +2653,7 @@
         <w:rPr>
           <w:rStyle w:val="VerbatimChar"/>
         </w:rPr>
-        <w:t xml:space="preserve">tol_frac = 0.05</w:t>
+        <w:t xml:space="preserve">"data/sites.csv"</w:t>
       </w:r>
       <w:r>
         <w:t xml:space="preserve">, guarda y ejecuta</w:t>
@@ -2594,19 +2668,7 @@
         <w:t xml:space="preserve">tar_make()</w:t>
       </w:r>
       <w:r>
-        <w:t xml:space="preserve">. Vuelves a</w:t>
-      </w:r>
-      <w:r>
-        <w:t xml:space="preserve"> </w:t>
-      </w:r>
-      <w:r>
-        <w:rPr>
-          <w:rStyle w:val="VerbatimChar"/>
-        </w:rPr>
-        <w:t xml:space="preserve">PASAN QC: 5 / 6</w:t>
-      </w:r>
-      <w:r>
-        <w:t xml:space="preserve">.</w:t>
+        <w:t xml:space="preserve">. La tabla vuelve a 5 filas.</w:t>
       </w:r>
     </w:p>
     <w:p>
@@ -2617,13 +2679,13 @@
       </w:r>
     </w:p>
     <w:bookmarkEnd w:id="24"/>
-    <w:bookmarkStart w:id="25" w:name="ejercicio-4-el-join-que-infla-filas"/>
+    <w:bookmarkStart w:id="25" w:name="Xfef28437461147de30117609a405240413612e1"/>
     <w:p>
       <w:pPr>
         <w:pStyle w:val="Heading2"/>
       </w:pPr>
       <w:r>
-        <w:t xml:space="preserve">Ejercicio 4 — El join que infla filas</w:t>
+        <w:t xml:space="preserve">Ejercicio 4 — Cambiar el umbral de control de calidad</w:t>
       </w:r>
     </w:p>
     <w:p>
@@ -2631,7 +2693,22 @@
         <w:pStyle w:val="FirstParagraph"/>
       </w:pPr>
       <w:r>
-        <w:t xml:space="preserve">Este es uno de los errores más frecuentes y difíciles de detectar cuando integras resultados con el diseño de muestreo: la tabla de emplazamientos tiene</w:t>
+        <w:t xml:space="preserve">Este ejercicio muestra la capacidad más útil de</w:t>
+      </w:r>
+      <w:r>
+        <w:t xml:space="preserve"> </w:t>
+      </w:r>
+      <w:r>
+        <w:rPr>
+          <w:rStyle w:val="VerbatimChar"/>
+        </w:rPr>
+        <w:t xml:space="preserve">targets</w:t>
+      </w:r>
+      <w:r>
+        <w:t xml:space="preserve"> </w:t>
+      </w:r>
+      <w:r>
+        <w:t xml:space="preserve">en el día a día: si modificas algo,</w:t>
       </w:r>
       <w:r>
         <w:t xml:space="preserve"> </w:t>
@@ -2641,67 +2718,317 @@
           <w:b/>
           <w:bCs/>
         </w:rPr>
-        <w:t xml:space="preserve">dos filas para el mismo grabador</w:t>
-      </w:r>
-      <w:r>
-        <w:t xml:space="preserve"> </w:t>
-      </w:r>
-      <w:r>
-        <w:t xml:space="preserve">(por una doble clasificación de hábitat, una fila duplicada accidental, o datos de dos técnicos sin reconciliar), y cada grabación de ese grabador se multiplica en la tabla final</w:t>
-      </w:r>
-      <w:r>
-        <w:t xml:space="preserve"> </w:t>
-      </w:r>
+        <w:t xml:space="preserve">solo recalcula lo que depende de ese algo</w:t>
+      </w:r>
+      <w:r>
+        <w:t xml:space="preserve">. El resto se reutiliza de la caché sin ejecutarse de nuevo.</w:t>
+      </w:r>
+    </w:p>
+    <w:p>
+      <w:pPr>
+        <w:pStyle w:val="BodyText"/>
+      </w:pPr>
       <w:r>
         <w:rPr>
           <w:b/>
           <w:bCs/>
         </w:rPr>
-        <w:t xml:space="preserve">sin ningún mensaje de error de R</w:t>
-      </w:r>
-      <w:r>
-        <w:t xml:space="preserve">.</w:t>
-      </w:r>
-    </w:p>
-    <w:p>
-      <w:pPr>
-        <w:pStyle w:val="BodyText"/>
-      </w:pPr>
-      <w:r>
-        <w:t xml:space="preserve">El flujo incluye un guardarraíl que lo detecta. Aquí lo vas a provocar para ver cómo funciona.</w:t>
-      </w:r>
-    </w:p>
-    <w:p>
-      <w:pPr>
-        <w:pStyle w:val="BodyText"/>
+        <w:t xml:space="preserve">Paso 1.</w:t>
+      </w:r>
+      <w:r>
+        <w:t xml:space="preserve"> </w:t>
+      </w:r>
+      <w:r>
+        <w:t xml:space="preserve">Abre</w:t>
+      </w:r>
+      <w:r>
+        <w:t xml:space="preserve"> </w:t>
+      </w:r>
+      <w:r>
+        <w:rPr>
+          <w:rStyle w:val="VerbatimChar"/>
+        </w:rPr>
+        <w:t xml:space="preserve">R/qc.R</w:t>
+      </w:r>
+      <w:r>
+        <w:t xml:space="preserve"> </w:t>
+      </w:r>
+      <w:r>
+        <w:t xml:space="preserve">desde el panel</w:t>
+      </w:r>
+      <w:r>
+        <w:t xml:space="preserve"> </w:t>
+      </w:r>
+      <w:r>
+        <w:rPr>
+          <w:i/>
+          <w:iCs/>
+        </w:rPr>
+        <w:t xml:space="preserve">Files</w:t>
+      </w:r>
+      <w:r>
+        <w:t xml:space="preserve"> </w:t>
+      </w:r>
+      <w:r>
+        <w:t xml:space="preserve">(carpeta</w:t>
+      </w:r>
+      <w:r>
+        <w:t xml:space="preserve"> </w:t>
+      </w:r>
+      <w:r>
+        <w:rPr>
+          <w:rStyle w:val="VerbatimChar"/>
+        </w:rPr>
+        <w:t xml:space="preserve">R/</w:t>
+      </w:r>
+      <w:r>
+        <w:t xml:space="preserve"> </w:t>
+      </w:r>
+      <w:r>
+        <w:t xml:space="preserve">→ archivo</w:t>
+      </w:r>
+      <w:r>
+        <w:t xml:space="preserve"> </w:t>
+      </w:r>
+      <w:r>
+        <w:rPr>
+          <w:rStyle w:val="VerbatimChar"/>
+        </w:rPr>
+        <w:t xml:space="preserve">qc.R</w:t>
+      </w:r>
+      <w:r>
+        <w:t xml:space="preserve">). Localiza la función</w:t>
+      </w:r>
+      <w:r>
+        <w:t xml:space="preserve"> </w:t>
+      </w:r>
+      <w:r>
+        <w:rPr>
+          <w:rStyle w:val="VerbatimChar"/>
+        </w:rPr>
+        <w:t xml:space="preserve">qc_flag()</w:t>
+      </w:r>
+      <w:r>
+        <w:t xml:space="preserve">. La primera línea es:</w:t>
+      </w:r>
+    </w:p>
+    <w:p>
+      <w:pPr>
+        <w:pStyle w:val="SourceCode"/>
+      </w:pPr>
+      <w:r>
+        <w:rPr>
+          <w:rStyle w:val="NormalTok"/>
+        </w:rPr>
+        <w:t xml:space="preserve">qc_flag </w:t>
+      </w:r>
+      <w:r>
+        <w:rPr>
+          <w:rStyle w:val="OtherTok"/>
+        </w:rPr>
+        <w:t xml:space="preserve">&lt;-</w:t>
+      </w:r>
+      <w:r>
+        <w:rPr>
+          <w:rStyle w:val="NormalTok"/>
+        </w:rPr>
+        <w:t xml:space="preserve"> </w:t>
+      </w:r>
+      <w:r>
+        <w:rPr>
+          <w:rStyle w:val="ControlFlowTok"/>
+        </w:rPr>
+        <w:t xml:space="preserve">function</w:t>
+      </w:r>
+      <w:r>
+        <w:rPr>
+          <w:rStyle w:val="NormalTok"/>
+        </w:rPr>
+        <w:t xml:space="preserve">(meta, </w:t>
+      </w:r>
+      <w:r>
+        <w:rPr>
+          <w:rStyle w:val="AttributeTok"/>
+        </w:rPr>
+        <w:t xml:space="preserve">expected_dur_s =</w:t>
+      </w:r>
+      <w:r>
+        <w:rPr>
+          <w:rStyle w:val="NormalTok"/>
+        </w:rPr>
+        <w:t xml:space="preserve"> </w:t>
+      </w:r>
+      <w:r>
+        <w:rPr>
+          <w:rStyle w:val="ConstantTok"/>
+        </w:rPr>
+        <w:t xml:space="preserve">NULL</w:t>
+      </w:r>
+      <w:r>
+        <w:rPr>
+          <w:rStyle w:val="NormalTok"/>
+        </w:rPr>
+        <w:t xml:space="preserve">, </w:t>
+      </w:r>
+      <w:r>
+        <w:rPr>
+          <w:rStyle w:val="AttributeTok"/>
+        </w:rPr>
+        <w:t xml:space="preserve">tol_frac =</w:t>
+      </w:r>
+      <w:r>
+        <w:rPr>
+          <w:rStyle w:val="NormalTok"/>
+        </w:rPr>
+        <w:t xml:space="preserve"> </w:t>
+      </w:r>
+      <w:r>
+        <w:rPr>
+          <w:rStyle w:val="FloatTok"/>
+        </w:rPr>
+        <w:t xml:space="preserve">0.05</w:t>
+      </w:r>
+      <w:r>
+        <w:rPr>
+          <w:rStyle w:val="NormalTok"/>
+        </w:rPr>
+        <w:t xml:space="preserve">) {</w:t>
+      </w:r>
+    </w:p>
+    <w:p>
+      <w:pPr>
+        <w:pStyle w:val="FirstParagraph"/>
+      </w:pPr>
+      <w:r>
+        <w:t xml:space="preserve">El parámetro</w:t>
+      </w:r>
+      <w:r>
+        <w:t xml:space="preserve"> </w:t>
+      </w:r>
+      <w:r>
+        <w:rPr>
+          <w:rStyle w:val="VerbatimChar"/>
+        </w:rPr>
+        <w:t xml:space="preserve">tol_frac = 0.05</w:t>
+      </w:r>
+      <w:r>
+        <w:t xml:space="preserve"> </w:t>
+      </w:r>
+      <w:r>
+        <w:t xml:space="preserve">significa que se descartan las grabaciones con una duración que se desvíe más del 5 % de lo esperado. Cámbialo a 0.75:</w:t>
+      </w:r>
+    </w:p>
+    <w:p>
+      <w:pPr>
+        <w:pStyle w:val="SourceCode"/>
+      </w:pPr>
+      <w:r>
+        <w:rPr>
+          <w:rStyle w:val="NormalTok"/>
+        </w:rPr>
+        <w:t xml:space="preserve">qc_flag </w:t>
+      </w:r>
+      <w:r>
+        <w:rPr>
+          <w:rStyle w:val="OtherTok"/>
+        </w:rPr>
+        <w:t xml:space="preserve">&lt;-</w:t>
+      </w:r>
+      <w:r>
+        <w:rPr>
+          <w:rStyle w:val="NormalTok"/>
+        </w:rPr>
+        <w:t xml:space="preserve"> </w:t>
+      </w:r>
+      <w:r>
+        <w:rPr>
+          <w:rStyle w:val="ControlFlowTok"/>
+        </w:rPr>
+        <w:t xml:space="preserve">function</w:t>
+      </w:r>
+      <w:r>
+        <w:rPr>
+          <w:rStyle w:val="NormalTok"/>
+        </w:rPr>
+        <w:t xml:space="preserve">(meta, </w:t>
+      </w:r>
+      <w:r>
+        <w:rPr>
+          <w:rStyle w:val="AttributeTok"/>
+        </w:rPr>
+        <w:t xml:space="preserve">expected_dur_s =</w:t>
+      </w:r>
+      <w:r>
+        <w:rPr>
+          <w:rStyle w:val="NormalTok"/>
+        </w:rPr>
+        <w:t xml:space="preserve"> </w:t>
+      </w:r>
+      <w:r>
+        <w:rPr>
+          <w:rStyle w:val="ConstantTok"/>
+        </w:rPr>
+        <w:t xml:space="preserve">NULL</w:t>
+      </w:r>
+      <w:r>
+        <w:rPr>
+          <w:rStyle w:val="NormalTok"/>
+        </w:rPr>
+        <w:t xml:space="preserve">, </w:t>
+      </w:r>
+      <w:r>
+        <w:rPr>
+          <w:rStyle w:val="AttributeTok"/>
+        </w:rPr>
+        <w:t xml:space="preserve">tol_frac =</w:t>
+      </w:r>
+      <w:r>
+        <w:rPr>
+          <w:rStyle w:val="NormalTok"/>
+        </w:rPr>
+        <w:t xml:space="preserve"> </w:t>
+      </w:r>
+      <w:r>
+        <w:rPr>
+          <w:rStyle w:val="FloatTok"/>
+        </w:rPr>
+        <w:t xml:space="preserve">0.75</w:t>
+      </w:r>
+      <w:r>
+        <w:rPr>
+          <w:rStyle w:val="NormalTok"/>
+        </w:rPr>
+        <w:t xml:space="preserve">) {</w:t>
+      </w:r>
+    </w:p>
+    <w:p>
+      <w:pPr>
+        <w:pStyle w:val="FirstParagraph"/>
       </w:pPr>
       <w:r>
         <w:rPr>
           <w:b/>
           <w:bCs/>
         </w:rPr>
-        <w:t xml:space="preserve">Paso 1.</w:t>
-      </w:r>
-      <w:r>
-        <w:t xml:space="preserve"> </w:t>
-      </w:r>
-      <w:r>
-        <w:t xml:space="preserve">Abre (o vuelve a)</w:t>
-      </w:r>
-      <w:r>
-        <w:t xml:space="preserve"> </w:t>
-      </w:r>
-      <w:r>
-        <w:rPr>
-          <w:rStyle w:val="VerbatimChar"/>
-        </w:rPr>
-        <w:t xml:space="preserve">_targets.R</w:t>
-      </w:r>
-      <w:r>
-        <w:t xml:space="preserve"> </w:t>
-      </w:r>
-      <w:r>
-        <w:t xml:space="preserve">y localiza la línea:</w:t>
+        <w:t xml:space="preserve">Paso 2.</w:t>
+      </w:r>
+      <w:r>
+        <w:t xml:space="preserve"> </w:t>
+      </w:r>
+      <w:r>
+        <w:t xml:space="preserve">Guarda el archivo (Ctrl+S) y ejecuta el bloque del Ejercicio 4 en</w:t>
+      </w:r>
+      <w:r>
+        <w:t xml:space="preserve"> </w:t>
+      </w:r>
+      <w:r>
+        <w:rPr>
+          <w:rStyle w:val="VerbatimChar"/>
+        </w:rPr>
+        <w:t xml:space="preserve">practica.R</w:t>
+      </w:r>
+      <w:r>
+        <w:t xml:space="preserve">:</w:t>
       </w:r>
     </w:p>
     <w:p>
@@ -2710,112 +3037,27 @@
       </w:pPr>
       <w:r>
         <w:rPr>
+          <w:rStyle w:val="NormalTok"/>
+        </w:rPr>
+        <w:t xml:space="preserve">targets</w:t>
+      </w:r>
+      <w:r>
+        <w:rPr>
+          <w:rStyle w:val="SpecialCharTok"/>
+        </w:rPr>
+        <w:t xml:space="preserve">::</w:t>
+      </w:r>
+      <w:r>
+        <w:rPr>
           <w:rStyle w:val="FunctionTok"/>
         </w:rPr>
-        <w:t xml:space="preserve">tar_target</w:t>
-      </w:r>
-      <w:r>
-        <w:rPr>
-          <w:rStyle w:val="NormalTok"/>
-        </w:rPr>
-        <w:t xml:space="preserve">(sites_file, </w:t>
-      </w:r>
-      <w:r>
-        <w:rPr>
-          <w:rStyle w:val="StringTok"/>
-        </w:rPr>
-        <w:t xml:space="preserve">"data/sites.csv"</w:t>
-      </w:r>
-      <w:r>
-        <w:rPr>
-          <w:rStyle w:val="NormalTok"/>
-        </w:rPr>
-        <w:t xml:space="preserve">, </w:t>
-      </w:r>
-      <w:r>
-        <w:rPr>
-          <w:rStyle w:val="AttributeTok"/>
-        </w:rPr>
-        <w:t xml:space="preserve">format =</w:t>
-      </w:r>
-      <w:r>
-        <w:rPr>
-          <w:rStyle w:val="NormalTok"/>
-        </w:rPr>
-        <w:t xml:space="preserve"> </w:t>
-      </w:r>
-      <w:r>
-        <w:rPr>
-          <w:rStyle w:val="StringTok"/>
-        </w:rPr>
-        <w:t xml:space="preserve">"file"</w:t>
-      </w:r>
-      <w:r>
-        <w:rPr>
-          <w:rStyle w:val="NormalTok"/>
-        </w:rPr>
-        <w:t xml:space="preserve">),</w:t>
-      </w:r>
-    </w:p>
-    <w:p>
-      <w:pPr>
-        <w:pStyle w:val="FirstParagraph"/>
-      </w:pPr>
-      <w:r>
-        <w:t xml:space="preserve">Cámbiala a:</w:t>
-      </w:r>
-    </w:p>
-    <w:p>
-      <w:pPr>
-        <w:pStyle w:val="SourceCode"/>
-      </w:pPr>
-      <w:r>
-        <w:rPr>
-          <w:rStyle w:val="FunctionTok"/>
-        </w:rPr>
-        <w:t xml:space="preserve">tar_target</w:t>
-      </w:r>
-      <w:r>
-        <w:rPr>
-          <w:rStyle w:val="NormalTok"/>
-        </w:rPr>
-        <w:t xml:space="preserve">(sites_file, </w:t>
-      </w:r>
-      <w:r>
-        <w:rPr>
-          <w:rStyle w:val="StringTok"/>
-        </w:rPr>
-        <w:t xml:space="preserve">"data/sites_duplicate.csv"</w:t>
-      </w:r>
-      <w:r>
-        <w:rPr>
-          <w:rStyle w:val="NormalTok"/>
-        </w:rPr>
-        <w:t xml:space="preserve">, </w:t>
-      </w:r>
-      <w:r>
-        <w:rPr>
-          <w:rStyle w:val="AttributeTok"/>
-        </w:rPr>
-        <w:t xml:space="preserve">format =</w:t>
-      </w:r>
-      <w:r>
-        <w:rPr>
-          <w:rStyle w:val="NormalTok"/>
-        </w:rPr>
-        <w:t xml:space="preserve"> </w:t>
-      </w:r>
-      <w:r>
-        <w:rPr>
-          <w:rStyle w:val="StringTok"/>
-        </w:rPr>
-        <w:t xml:space="preserve">"file"</w:t>
-      </w:r>
-      <w:r>
-        <w:rPr>
-          <w:rStyle w:val="NormalTok"/>
-        </w:rPr>
-        <w:t xml:space="preserve">),</w:t>
+        <w:t xml:space="preserve">tar_make</w:t>
+      </w:r>
+      <w:r>
+        <w:rPr>
+          <w:rStyle w:val="NormalTok"/>
+        </w:rPr>
+        <w:t xml:space="preserve">()</w:t>
       </w:r>
     </w:p>
     <w:p>
@@ -2827,25 +3069,28 @@
           <w:b/>
           <w:bCs/>
         </w:rPr>
-        <w:t xml:space="preserve">Paso 2.</w:t>
-      </w:r>
-      <w:r>
-        <w:t xml:space="preserve"> </w:t>
-      </w:r>
-      <w:r>
-        <w:t xml:space="preserve">Guarda y ejecuta el bloque del Ejercicio 4 en</w:t>
-      </w:r>
-      <w:r>
-        <w:t xml:space="preserve"> </w:t>
-      </w:r>
-      <w:r>
-        <w:rPr>
-          <w:rStyle w:val="VerbatimChar"/>
-        </w:rPr>
-        <w:t xml:space="preserve">practica.R</w:t>
-      </w:r>
-      <w:r>
-        <w:t xml:space="preserve">:</w:t>
+        <w:t xml:space="preserve">Lo que verás.</w:t>
+      </w:r>
+      <w:r>
+        <w:t xml:space="preserve"> </w:t>
+      </w:r>
+      <w:r>
+        <w:t xml:space="preserve">En la consola, algunos targets aparecen como</w:t>
+      </w:r>
+      <w:r>
+        <w:t xml:space="preserve"> </w:t>
+      </w:r>
+      <w:r>
+        <w:rPr>
+          <w:rStyle w:val="VerbatimChar"/>
+        </w:rPr>
+        <w:t xml:space="preserve">skip</w:t>
+      </w:r>
+      <w:r>
+        <w:t xml:space="preserve"> </w:t>
+      </w:r>
+      <w:r>
+        <w:t xml:space="preserve">(se reutilizan de la caché) y otros se recalculan. El parseo de los metadatos —la etapa más costosa— no se vuelve a ejecutar. El resultado cambia:</w:t>
       </w:r>
     </w:p>
     <w:p>
@@ -2854,113 +3099,30 @@
       </w:pPr>
       <w:r>
         <w:rPr>
-          <w:rStyle w:val="NormalTok"/>
-        </w:rPr>
-        <w:t xml:space="preserve">targets</w:t>
-      </w:r>
-      <w:r>
-        <w:rPr>
-          <w:rStyle w:val="SpecialCharTok"/>
-        </w:rPr>
-        <w:t xml:space="preserve">::</w:t>
-      </w:r>
-      <w:r>
-        <w:rPr>
-          <w:rStyle w:val="FunctionTok"/>
-        </w:rPr>
-        <w:t xml:space="preserve">tar_make</w:t>
-      </w:r>
-      <w:r>
-        <w:rPr>
-          <w:rStyle w:val="NormalTok"/>
-        </w:rPr>
-        <w:t xml:space="preserve">()</w:t>
+          <w:rStyle w:val="VerbatimChar"/>
+        </w:rPr>
+        <w:t xml:space="preserve">PASAN QC:  6 / 6</w:t>
       </w:r>
     </w:p>
     <w:p>
       <w:pPr>
         <w:pStyle w:val="FirstParagraph"/>
       </w:pPr>
+      <w:r>
+        <w:t xml:space="preserve">La tabla tiene ahora</w:t>
+      </w:r>
+      <w:r>
+        <w:t xml:space="preserve"> </w:t>
+      </w:r>
       <w:r>
         <w:rPr>
           <w:b/>
           <w:bCs/>
         </w:rPr>
-        <w:t xml:space="preserve">Lo que verás.</w:t>
-      </w:r>
-      <w:r>
-        <w:t xml:space="preserve"> </w:t>
-      </w:r>
-      <w:r>
-        <w:t xml:space="preserve">Dos avisos en la consola:</w:t>
-      </w:r>
-    </w:p>
-    <w:p>
-      <w:pPr>
-        <w:pStyle w:val="SourceCode"/>
-      </w:pPr>
-      <w:r>
-        <w:rPr>
-          <w:rStyle w:val="VerbatimChar"/>
-        </w:rPr>
-        <w:t xml:space="preserve">Detected an unexpected many-to-many relationship between `x` and `y`.</w:t>
-      </w:r>
-      <w:r>
-        <w:br/>
-      </w:r>
-      <w:r>
-        <w:rPr>
-          <w:rStyle w:val="VerbatimChar"/>
-        </w:rPr>
-        <w:t xml:space="preserve">El join cambió el nº de filas (5 -&gt; 7). Revisa claves duplicadas en 'sites' o 'meta'.</w:t>
-      </w:r>
-    </w:p>
-    <w:p>
-      <w:pPr>
-        <w:pStyle w:val="FirstParagraph"/>
-      </w:pPr>
-      <w:r>
-        <w:t xml:space="preserve">La tabla tiene</w:t>
-      </w:r>
-      <w:r>
-        <w:t xml:space="preserve"> </w:t>
-      </w:r>
-      <w:r>
-        <w:rPr>
-          <w:b/>
-          <w:bCs/>
-        </w:rPr>
-        <w:t xml:space="preserve">7 filas en lugar de 5</w:t>
-      </w:r>
-      <w:r>
-        <w:t xml:space="preserve">. Las grabaciones del grabador AM02 aparecen duplicadas: una fila con hábitat</w:t>
-      </w:r>
-      <w:r>
-        <w:t xml:space="preserve"> </w:t>
-      </w:r>
-      <w:r>
-        <w:rPr>
-          <w:rStyle w:val="VerbatimChar"/>
-        </w:rPr>
-        <w:t xml:space="preserve">matorral</w:t>
-      </w:r>
-      <w:r>
-        <w:t xml:space="preserve"> </w:t>
-      </w:r>
-      <w:r>
-        <w:t xml:space="preserve">y otra con</w:t>
-      </w:r>
-      <w:r>
-        <w:t xml:space="preserve"> </w:t>
-      </w:r>
-      <w:r>
-        <w:rPr>
-          <w:rStyle w:val="VerbatimChar"/>
-        </w:rPr>
-        <w:t xml:space="preserve">pastizal</w:t>
-      </w:r>
-      <w:r>
-        <w:t xml:space="preserve">. Los índices acústicos y las fechas son correctos en las dos filas; el error solo se ve en el número de filas.</w:t>
+        <w:t xml:space="preserve">6 filas</w:t>
+      </w:r>
+      <w:r>
+        <w:t xml:space="preserve">: la grabación truncada ya no se descarta porque el umbral es ahora mucho más permisivo.</w:t>
       </w:r>
     </w:p>
     <w:p>
@@ -2968,186 +3130,12 @@
         <w:pStyle w:val="BodyText"/>
       </w:pPr>
       <w:r>
-        <w:t xml:space="preserve">Para encontrar qué fila está duplicada:</w:t>
-      </w:r>
-    </w:p>
-    <w:p>
-      <w:pPr>
-        <w:pStyle w:val="SourceCode"/>
-      </w:pPr>
-      <w:r>
-        <w:rPr>
-          <w:rStyle w:val="NormalTok"/>
-        </w:rPr>
-        <w:t xml:space="preserve">sites_dup </w:t>
-      </w:r>
-      <w:r>
-        <w:rPr>
-          <w:rStyle w:val="OtherTok"/>
-        </w:rPr>
-        <w:t xml:space="preserve">&lt;-</w:t>
-      </w:r>
-      <w:r>
-        <w:rPr>
-          <w:rStyle w:val="NormalTok"/>
-        </w:rPr>
-        <w:t xml:space="preserve"> </w:t>
-      </w:r>
-      <w:r>
-        <w:rPr>
-          <w:rStyle w:val="FunctionTok"/>
-        </w:rPr>
-        <w:t xml:space="preserve">read.csv</w:t>
-      </w:r>
-      <w:r>
-        <w:rPr>
-          <w:rStyle w:val="NormalTok"/>
-        </w:rPr>
-        <w:t xml:space="preserve">(</w:t>
-      </w:r>
-      <w:r>
-        <w:rPr>
-          <w:rStyle w:val="StringTok"/>
-        </w:rPr>
-        <w:t xml:space="preserve">"data/sites_duplicate.csv"</w:t>
-      </w:r>
-      <w:r>
-        <w:rPr>
-          <w:rStyle w:val="NormalTok"/>
-        </w:rPr>
-        <w:t xml:space="preserve">)</w:t>
-      </w:r>
-      <w:r>
-        <w:br/>
-      </w:r>
-      <w:r>
-        <w:rPr>
-          <w:rStyle w:val="NormalTok"/>
-        </w:rPr>
-        <w:t xml:space="preserve">sites_dup[</w:t>
-      </w:r>
-      <w:r>
-        <w:rPr>
-          <w:rStyle w:val="FunctionTok"/>
-        </w:rPr>
-        <w:t xml:space="preserve">duplicated</w:t>
-      </w:r>
-      <w:r>
-        <w:rPr>
-          <w:rStyle w:val="NormalTok"/>
-        </w:rPr>
-        <w:t xml:space="preserve">(sites_dup</w:t>
-      </w:r>
-      <w:r>
-        <w:rPr>
-          <w:rStyle w:val="SpecialCharTok"/>
-        </w:rPr>
-        <w:t xml:space="preserve">$</w:t>
-      </w:r>
-      <w:r>
-        <w:rPr>
-          <w:rStyle w:val="NormalTok"/>
-        </w:rPr>
-        <w:t xml:space="preserve">recorder_id), ]</w:t>
-      </w:r>
-    </w:p>
-    <w:p>
-      <w:pPr>
-        <w:pStyle w:val="FirstParagraph"/>
-      </w:pPr>
-      <w:r>
-        <w:t xml:space="preserve">Si el aviso no aparece,</w:t>
-      </w:r>
-      <w:r>
-        <w:t xml:space="preserve"> </w:t>
-      </w:r>
-      <w:r>
-        <w:rPr>
-          <w:rStyle w:val="VerbatimChar"/>
-        </w:rPr>
-        <w:t xml:space="preserve">targets</w:t>
-      </w:r>
-      <w:r>
-        <w:t xml:space="preserve"> </w:t>
-      </w:r>
-      <w:r>
-        <w:t xml:space="preserve">puede haber reutilizado</w:t>
-      </w:r>
-      <w:r>
-        <w:t xml:space="preserve"> </w:t>
-      </w:r>
-      <w:r>
-        <w:rPr>
-          <w:rStyle w:val="VerbatimChar"/>
-        </w:rPr>
-        <w:t xml:space="preserve">final_table</w:t>
-      </w:r>
-      <w:r>
-        <w:t xml:space="preserve"> </w:t>
-      </w:r>
-      <w:r>
-        <w:t xml:space="preserve">de la caché. Ejecuta esto y repite:</w:t>
-      </w:r>
-    </w:p>
-    <w:p>
-      <w:pPr>
-        <w:pStyle w:val="SourceCode"/>
-      </w:pPr>
-      <w:r>
-        <w:rPr>
-          <w:rStyle w:val="NormalTok"/>
-        </w:rPr>
-        <w:t xml:space="preserve">targets</w:t>
-      </w:r>
-      <w:r>
-        <w:rPr>
-          <w:rStyle w:val="SpecialCharTok"/>
-        </w:rPr>
-        <w:t xml:space="preserve">::</w:t>
-      </w:r>
-      <w:r>
-        <w:rPr>
-          <w:rStyle w:val="FunctionTok"/>
-        </w:rPr>
-        <w:t xml:space="preserve">tar_invalidate</w:t>
-      </w:r>
-      <w:r>
-        <w:rPr>
-          <w:rStyle w:val="NormalTok"/>
-        </w:rPr>
-        <w:t xml:space="preserve">(final_table)</w:t>
-      </w:r>
-      <w:r>
-        <w:br/>
-      </w:r>
-      <w:r>
-        <w:rPr>
-          <w:rStyle w:val="NormalTok"/>
-        </w:rPr>
-        <w:t xml:space="preserve">targets</w:t>
-      </w:r>
-      <w:r>
-        <w:rPr>
-          <w:rStyle w:val="SpecialCharTok"/>
-        </w:rPr>
-        <w:t xml:space="preserve">::</w:t>
-      </w:r>
-      <w:r>
-        <w:rPr>
-          <w:rStyle w:val="FunctionTok"/>
-        </w:rPr>
-        <w:t xml:space="preserve">tar_make</w:t>
-      </w:r>
-      <w:r>
-        <w:rPr>
-          <w:rStyle w:val="NormalTok"/>
-        </w:rPr>
-        <w:t xml:space="preserve">()</w:t>
-      </w:r>
-    </w:p>
-    <w:p>
-      <w:pPr>
-        <w:pStyle w:val="FirstParagraph"/>
+        <w:t xml:space="preserve">Un umbral de 0.75 significa que se aceptan grabaciones con hasta el 75 % de duración anómala. ¿Tiene sentido para tu proyecto? Eso es una decisión ecológica, no técnica.</w:t>
+      </w:r>
+    </w:p>
+    <w:p>
+      <w:pPr>
+        <w:pStyle w:val="BodyText"/>
       </w:pPr>
       <w:r>
         <w:rPr>
@@ -3169,7 +3157,7 @@
         <w:rPr>
           <w:rStyle w:val="VerbatimChar"/>
         </w:rPr>
-        <w:t xml:space="preserve">"data/sites.csv"</w:t>
+        <w:t xml:space="preserve">tol_frac = 0.05</w:t>
       </w:r>
       <w:r>
         <w:t xml:space="preserve">, guarda y ejecuta</w:t>
@@ -3184,7 +3172,19 @@
         <w:t xml:space="preserve">tar_make()</w:t>
       </w:r>
       <w:r>
-        <w:t xml:space="preserve">. La tabla vuelve a 5 filas.</w:t>
+        <w:t xml:space="preserve">. Vuelves a</w:t>
+      </w:r>
+      <w:r>
+        <w:t xml:space="preserve"> </w:t>
+      </w:r>
+      <w:r>
+        <w:rPr>
+          <w:rStyle w:val="VerbatimChar"/>
+        </w:rPr>
+        <w:t xml:space="preserve">PASAN QC: 5 / 6</w:t>
+      </w:r>
+      <w:r>
+        <w:t xml:space="preserve">.</w:t>
       </w:r>
     </w:p>
     <w:p>
@@ -3417,7 +3417,7 @@
               <w:pStyle w:val="Compact"/>
             </w:pPr>
             <w:r>
-              <w:t xml:space="preserve">El Ejercicio 4 no produce aviso del join</w:t>
+              <w:t xml:space="preserve">El Ejercicio 3 no produce aviso del join</w:t>
             </w:r>
           </w:p>
         </w:tc>
@@ -4906,7 +4906,7 @@
       <w:color w:themeColor="accent1" w:themeShade="BF" w:val="365F91"/>
     </w:rPr>
   </w:style>
-  <w:style w:customStyle="1" w:styleId="SourceCode" w:type="paragraph">
+  <w:style w:type="paragraph" w:customStyle="1" w:styleId="SourceCode">
     <w:name w:val="Source Code"/>
     <w:basedOn w:val="Normal"/>
     <w:link w:val="VerbatimChar"/>
@@ -4914,7 +4914,7 @@
       <w:wordWrap w:val="off"/>
     </w:pPr>
   </w:style>
-  <w:style w:customStyle="1" w:styleId="KeywordTok" w:type="character">
+  <w:style w:type="character" w:customStyle="1" w:styleId="KeywordTok">
     <w:name w:val="KeywordTok"/>
     <w:basedOn w:val="VerbatimChar"/>
     <w:rPr>
@@ -4922,77 +4922,77 @@
       <w:color w:val="007020"/>
     </w:rPr>
   </w:style>
-  <w:style w:customStyle="1" w:styleId="DataTypeTok" w:type="character">
+  <w:style w:type="character" w:customStyle="1" w:styleId="DataTypeTok">
     <w:name w:val="DataTypeTok"/>
     <w:basedOn w:val="VerbatimChar"/>
     <w:rPr>
       <w:color w:val="902000"/>
     </w:rPr>
   </w:style>
-  <w:style w:customStyle="1" w:styleId="DecValTok" w:type="character">
+  <w:style w:type="character" w:customStyle="1" w:styleId="DecValTok">
     <w:name w:val="DecValTok"/>
     <w:basedOn w:val="VerbatimChar"/>
     <w:rPr>
       <w:color w:val="40a070"/>
     </w:rPr>
   </w:style>
-  <w:style w:customStyle="1" w:styleId="BaseNTok" w:type="character">
+  <w:style w:type="character" w:customStyle="1" w:styleId="BaseNTok">
     <w:name w:val="BaseNTok"/>
     <w:basedOn w:val="VerbatimChar"/>
     <w:rPr>
       <w:color w:val="40a070"/>
     </w:rPr>
   </w:style>
-  <w:style w:customStyle="1" w:styleId="FloatTok" w:type="character">
+  <w:style w:type="character" w:customStyle="1" w:styleId="FloatTok">
     <w:name w:val="FloatTok"/>
     <w:basedOn w:val="VerbatimChar"/>
     <w:rPr>
       <w:color w:val="40a070"/>
     </w:rPr>
   </w:style>
-  <w:style w:customStyle="1" w:styleId="ConstantTok" w:type="character">
+  <w:style w:type="character" w:customStyle="1" w:styleId="ConstantTok">
     <w:name w:val="ConstantTok"/>
     <w:basedOn w:val="VerbatimChar"/>
     <w:rPr>
       <w:color w:val="880000"/>
     </w:rPr>
   </w:style>
-  <w:style w:customStyle="1" w:styleId="CharTok" w:type="character">
+  <w:style w:type="character" w:customStyle="1" w:styleId="CharTok">
     <w:name w:val="CharTok"/>
     <w:basedOn w:val="VerbatimChar"/>
     <w:rPr>
       <w:color w:val="4070a0"/>
     </w:rPr>
   </w:style>
-  <w:style w:customStyle="1" w:styleId="SpecialCharTok" w:type="character">
+  <w:style w:type="character" w:customStyle="1" w:styleId="SpecialCharTok">
     <w:name w:val="SpecialCharTok"/>
     <w:basedOn w:val="VerbatimChar"/>
     <w:rPr>
       <w:color w:val="4070a0"/>
     </w:rPr>
   </w:style>
-  <w:style w:customStyle="1" w:styleId="StringTok" w:type="character">
+  <w:style w:type="character" w:customStyle="1" w:styleId="StringTok">
     <w:name w:val="StringTok"/>
     <w:basedOn w:val="VerbatimChar"/>
     <w:rPr>
       <w:color w:val="4070a0"/>
     </w:rPr>
   </w:style>
-  <w:style w:customStyle="1" w:styleId="VerbatimStringTok" w:type="character">
+  <w:style w:type="character" w:customStyle="1" w:styleId="VerbatimStringTok">
     <w:name w:val="VerbatimStringTok"/>
     <w:basedOn w:val="VerbatimChar"/>
     <w:rPr>
       <w:color w:val="4070a0"/>
     </w:rPr>
   </w:style>
-  <w:style w:customStyle="1" w:styleId="SpecialStringTok" w:type="character">
+  <w:style w:type="character" w:customStyle="1" w:styleId="SpecialStringTok">
     <w:name w:val="SpecialStringTok"/>
     <w:basedOn w:val="VerbatimChar"/>
     <w:rPr>
       <w:color w:val="bb6688"/>
     </w:rPr>
   </w:style>
-  <w:style w:customStyle="1" w:styleId="ImportTok" w:type="character">
+  <w:style w:type="character" w:customStyle="1" w:styleId="ImportTok">
     <w:name w:val="ImportTok"/>
     <w:basedOn w:val="VerbatimChar"/>
     <w:rPr>
@@ -5000,7 +5000,7 @@
       <w:color w:val="008000"/>
     </w:rPr>
   </w:style>
-  <w:style w:customStyle="1" w:styleId="CommentTok" w:type="character">
+  <w:style w:type="character" w:customStyle="1" w:styleId="CommentTok">
     <w:name w:val="CommentTok"/>
     <w:basedOn w:val="VerbatimChar"/>
     <w:rPr>
@@ -5008,7 +5008,7 @@
       <w:color w:val="60a0b0"/>
     </w:rPr>
   </w:style>
-  <w:style w:customStyle="1" w:styleId="DocumentationTok" w:type="character">
+  <w:style w:type="character" w:customStyle="1" w:styleId="DocumentationTok">
     <w:name w:val="DocumentationTok"/>
     <w:basedOn w:val="VerbatimChar"/>
     <w:rPr>
@@ -5016,7 +5016,7 @@
       <w:color w:val="ba2121"/>
     </w:rPr>
   </w:style>
-  <w:style w:customStyle="1" w:styleId="AnnotationTok" w:type="character">
+  <w:style w:type="character" w:customStyle="1" w:styleId="AnnotationTok">
     <w:name w:val="AnnotationTok"/>
     <w:basedOn w:val="VerbatimChar"/>
     <w:rPr>
@@ -5025,7 +5025,7 @@
       <w:color w:val="60a0b0"/>
     </w:rPr>
   </w:style>
-  <w:style w:customStyle="1" w:styleId="CommentVarTok" w:type="character">
+  <w:style w:type="character" w:customStyle="1" w:styleId="CommentVarTok">
     <w:name w:val="CommentVarTok"/>
     <w:basedOn w:val="VerbatimChar"/>
     <w:rPr>
@@ -5034,28 +5034,28 @@
       <w:color w:val="60a0b0"/>
     </w:rPr>
   </w:style>
-  <w:style w:customStyle="1" w:styleId="OtherTok" w:type="character">
+  <w:style w:type="character" w:customStyle="1" w:styleId="OtherTok">
     <w:name w:val="OtherTok"/>
     <w:basedOn w:val="VerbatimChar"/>
     <w:rPr>
       <w:color w:val="007020"/>
     </w:rPr>
   </w:style>
-  <w:style w:customStyle="1" w:styleId="FunctionTok" w:type="character">
+  <w:style w:type="character" w:customStyle="1" w:styleId="FunctionTok">
     <w:name w:val="FunctionTok"/>
     <w:basedOn w:val="VerbatimChar"/>
     <w:rPr>
       <w:color w:val="06287e"/>
     </w:rPr>
   </w:style>
-  <w:style w:customStyle="1" w:styleId="VariableTok" w:type="character">
+  <w:style w:type="character" w:customStyle="1" w:styleId="VariableTok">
     <w:name w:val="VariableTok"/>
     <w:basedOn w:val="VerbatimChar"/>
     <w:rPr>
       <w:color w:val="19177c"/>
     </w:rPr>
   </w:style>
-  <w:style w:customStyle="1" w:styleId="ControlFlowTok" w:type="character">
+  <w:style w:type="character" w:customStyle="1" w:styleId="ControlFlowTok">
     <w:name w:val="ControlFlowTok"/>
     <w:basedOn w:val="VerbatimChar"/>
     <w:rPr>
@@ -5063,45 +5063,45 @@
       <w:color w:val="007020"/>
     </w:rPr>
   </w:style>
-  <w:style w:customStyle="1" w:styleId="OperatorTok" w:type="character">
+  <w:style w:type="character" w:customStyle="1" w:styleId="OperatorTok">
     <w:name w:val="OperatorTok"/>
     <w:basedOn w:val="VerbatimChar"/>
     <w:rPr>
       <w:color w:val="666666"/>
     </w:rPr>
   </w:style>
-  <w:style w:customStyle="1" w:styleId="BuiltInTok" w:type="character">
+  <w:style w:type="character" w:customStyle="1" w:styleId="BuiltInTok">
     <w:name w:val="BuiltInTok"/>
     <w:basedOn w:val="VerbatimChar"/>
     <w:rPr>
       <w:color w:val="008000"/>
     </w:rPr>
   </w:style>
-  <w:style w:customStyle="1" w:styleId="ExtensionTok" w:type="character">
+  <w:style w:type="character" w:customStyle="1" w:styleId="ExtensionTok">
     <w:name w:val="ExtensionTok"/>
     <w:basedOn w:val="VerbatimChar"/>
     <w:rPr/>
   </w:style>
-  <w:style w:customStyle="1" w:styleId="PreprocessorTok" w:type="character">
+  <w:style w:type="character" w:customStyle="1" w:styleId="PreprocessorTok">
     <w:name w:val="PreprocessorTok"/>
     <w:basedOn w:val="VerbatimChar"/>
     <w:rPr>
       <w:color w:val="bc7a00"/>
     </w:rPr>
   </w:style>
-  <w:style w:customStyle="1" w:styleId="AttributeTok" w:type="character">
+  <w:style w:type="character" w:customStyle="1" w:styleId="AttributeTok">
     <w:name w:val="AttributeTok"/>
     <w:basedOn w:val="VerbatimChar"/>
     <w:rPr>
       <w:color w:val="7d9029"/>
     </w:rPr>
   </w:style>
-  <w:style w:customStyle="1" w:styleId="RegionMarkerTok" w:type="character">
+  <w:style w:type="character" w:customStyle="1" w:styleId="RegionMarkerTok">
     <w:name w:val="RegionMarkerTok"/>
     <w:basedOn w:val="VerbatimChar"/>
     <w:rPr/>
   </w:style>
-  <w:style w:customStyle="1" w:styleId="InformationTok" w:type="character">
+  <w:style w:type="character" w:customStyle="1" w:styleId="InformationTok">
     <w:name w:val="InformationTok"/>
     <w:basedOn w:val="VerbatimChar"/>
     <w:rPr>
@@ -5110,7 +5110,7 @@
       <w:color w:val="60a0b0"/>
     </w:rPr>
   </w:style>
-  <w:style w:customStyle="1" w:styleId="WarningTok" w:type="character">
+  <w:style w:type="character" w:customStyle="1" w:styleId="WarningTok">
     <w:name w:val="WarningTok"/>
     <w:basedOn w:val="VerbatimChar"/>
     <w:rPr>
@@ -5119,7 +5119,7 @@
       <w:color w:val="60a0b0"/>
     </w:rPr>
   </w:style>
-  <w:style w:customStyle="1" w:styleId="AlertTok" w:type="character">
+  <w:style w:type="character" w:customStyle="1" w:styleId="AlertTok">
     <w:name w:val="AlertTok"/>
     <w:basedOn w:val="VerbatimChar"/>
     <w:rPr>
@@ -5127,7 +5127,7 @@
       <w:color w:val="ff0000"/>
     </w:rPr>
   </w:style>
-  <w:style w:customStyle="1" w:styleId="ErrorTok" w:type="character">
+  <w:style w:type="character" w:customStyle="1" w:styleId="ErrorTok">
     <w:name w:val="ErrorTok"/>
     <w:basedOn w:val="VerbatimChar"/>
     <w:rPr>
@@ -5135,7 +5135,7 @@
       <w:color w:val="ff0000"/>
     </w:rPr>
   </w:style>
-  <w:style w:customStyle="1" w:styleId="NormalTok" w:type="character">
+  <w:style w:type="character" w:customStyle="1" w:styleId="NormalTok">
     <w:name w:val="NormalTok"/>
     <w:basedOn w:val="VerbatimChar"/>
     <w:rPr/>
